--- a/downloads/student/ai-7-week-17.docx
+++ b/downloads/student/ai-7-week-17.docx
@@ -813,6 +813,16 @@
     <w:p>
       <w:r>
         <w:t>Without reference labels, these counts do not identify the best cutoff or establish correctness.</w:t>
+      </w:r>
+    </w:p>
+    <w:p>
+      <w:r>
+        <w:t>Read the labelled picture: Classify 0.4, 0.6 and 0.8 at cutoffs 0.5, 0.7 and exactly 0.6. Which equality rule decides the boundary, and can these unlabelled scores identify the best cutoff?</w:t>
+      </w:r>
+    </w:p>
+    <w:p>
+      <w:r>
+        <w:t>Change one thing: Set the cutoff to exactly 0.6. Predict the result before checking the explanation. What remains the same?</w:t>
       </w:r>
     </w:p>
     <w:p>
@@ -1911,6 +1921,187 @@
         <w:t>Attempt the independent case before hints. Record whether you worked alone, used a hint or followed a model. After feedback, fix the first unsupported step and explain why it changed. A later check uses a changed case, not a copied answer.</w:t>
       </w:r>
     </w:p>
+    <w:p>
+      <w:pPr>
+        <w:pStyle w:val="Heading1"/>
+      </w:pPr>
+      <w:r>
+        <w:t>15. Your lesson route</w:t>
+      </w:r>
+    </w:p>
+    <w:p>
+      <w:r>
+        <w:t>Start with this question: A decision sensitive to the cutoff. A toy score rule predicts positive when score is at least the chosen cutoff.</w:t>
+      </w:r>
+    </w:p>
+    <w:tbl>
+      <w:tblPr>
+        <w:tblStyle w:val="LightShading-Accent1"/>
+        <w:tblW w:type="auto" w:w="0"/>
+        <w:tblLook w:firstColumn="1" w:firstRow="1" w:lastColumn="0" w:lastRow="0" w:noHBand="0" w:noVBand="1" w:val="04A0"/>
+      </w:tblPr>
+      <w:tblGrid>
+        <w:gridCol w:w="5112"/>
+        <w:gridCol w:w="5112"/>
+      </w:tblGrid>
+      <w:tr>
+        <w:trPr>
+          <w:tblHeader/>
+        </w:trPr>
+        <w:tc>
+          <w:tcPr>
+            <w:tcW w:type="dxa" w:w="5112"/>
+          </w:tcPr>
+          <w:p>
+            <w:r>
+              <w:t>By the end, I can</w:t>
+            </w:r>
+          </w:p>
+        </w:tc>
+        <w:tc>
+          <w:tcPr>
+            <w:tcW w:type="dxa" w:w="5112"/>
+          </w:tcPr>
+          <w:p>
+            <w:r>
+              <w:t>How I will show it</w:t>
+            </w:r>
+          </w:p>
+        </w:tc>
+      </w:tr>
+      <w:tr>
+        <w:tc>
+          <w:tcPr>
+            <w:tcW w:type="dxa" w:w="5112"/>
+          </w:tcPr>
+          <w:p>
+            <w:r>
+              <w:t>Explain the mechanism and terminology of sensitivity analysis</w:t>
+            </w:r>
+          </w:p>
+        </w:tc>
+        <w:tc>
+          <w:tcPr>
+            <w:tcW w:type="dxa" w:w="5112"/>
+          </w:tcPr>
+          <w:p>
+            <w:r>
+              <w:t>Explain the deciding step, show a trace or test, and state one limit.</w:t>
+            </w:r>
+          </w:p>
+        </w:tc>
+      </w:tr>
+      <w:tr>
+        <w:tc>
+          <w:tcPr>
+            <w:tcW w:type="dxa" w:w="5112"/>
+          </w:tcPr>
+          <w:p>
+            <w:r>
+              <w:t>Apply the stated procedure to a new case with a traceable result</w:t>
+            </w:r>
+          </w:p>
+        </w:tc>
+        <w:tc>
+          <w:tcPr>
+            <w:tcW w:type="dxa" w:w="5112"/>
+          </w:tcPr>
+          <w:p>
+            <w:r>
+              <w:t>Explain the deciding step, show a trace or test, and state one limit.</w:t>
+            </w:r>
+          </w:p>
+        </w:tc>
+      </w:tr>
+      <w:tr>
+        <w:tc>
+          <w:tcPr>
+            <w:tcW w:type="dxa" w:w="5112"/>
+          </w:tcPr>
+          <w:p>
+            <w:r>
+              <w:t>Identify an assumption or limitation and design a revealing follow-up</w:t>
+            </w:r>
+          </w:p>
+        </w:tc>
+        <w:tc>
+          <w:tcPr>
+            <w:tcW w:type="dxa" w:w="5112"/>
+          </w:tcPr>
+          <w:p>
+            <w:r>
+              <w:t>Explain the deciding step, show a trace or test, and state one limit.</w:t>
+            </w:r>
+          </w:p>
+        </w:tc>
+      </w:tr>
+    </w:tbl>
+    <w:p>
+      <w:r>
+        <w:t>Remember → watch and explain → try with help → investigate → try independently → keep project evidence. Your teacher may spread this lesson across several classes.</w:t>
+      </w:r>
+    </w:p>
+    <w:p>
+      <w:r>
+        <w:t>Keep your first prediction. Compare it with what the evidence shows and explain any change.</w:t>
+      </w:r>
+    </w:p>
+    <w:p>
+      <w:pPr>
+        <w:pStyle w:val="Heading1"/>
+      </w:pPr>
+      <w:r>
+        <w:t>16. Finish and return</w:t>
+      </w:r>
+    </w:p>
+    <w:p>
+      <w:r>
+        <w:t>Close your notes. Explain this goal in your own words: Explain the mechanism and terminology of sensitivity analysis</w:t>
+      </w:r>
+    </w:p>
+    <w:p>
+      <w:pPr>
+        <w:pStyle w:val="Heading3"/>
+      </w:pPr>
+      <w:r>
+        <w:t>My deciding step, evidence and one remaining question</w:t>
+      </w:r>
+    </w:p>
+    <w:p>
+      <w:r>
+        <w:t>________________________________________________________________</w:t>
+      </w:r>
+    </w:p>
+    <w:p>
+      <w:r>
+        <w:t>________________________________________________________________</w:t>
+      </w:r>
+    </w:p>
+    <w:p>
+      <w:r>
+        <w:t>________________________________________________________________</w:t>
+      </w:r>
+    </w:p>
+    <w:p>
+      <w:r>
+        <w:t>________________________________________________________________</w:t>
+      </w:r>
+    </w:p>
+    <w:p>
+      <w:r>
+        <w:t>________________________________________________________________</w:t>
+      </w:r>
+    </w:p>
+    <w:p>
+      <w:r>
+        <w:t>If you are unsure, return to the worked picture and explain one arrow. If you are ready, change an input or assumption and justify your prediction.</w:t>
+      </w:r>
+    </w:p>
+    <w:p>
+      <w:r>
+        <w:t>Save your workbook evidence. At the next review, try a different case before opening your old answer.</w:t>
+      </w:r>
+    </w:p>
     <w:sectPr>
       <w:pgSz w:w="12240" w:h="15840"/>
       <w:pgMar w:top="936" w:right="1008" w:bottom="936" w:left="1008" w:header="720" w:footer="720" w:gutter="0"/>

--- a/downloads/student/ai-7-week-17.docx
+++ b/downloads/student/ai-7-week-17.docx
@@ -2102,6 +2102,202 @@
         <w:t>Save your workbook evidence. At the next review, try a different case before opening your old answer.</w:t>
       </w:r>
     </w:p>
+    <w:p>
+      <w:pPr>
+        <w:pStyle w:val="Heading1"/>
+      </w:pPr>
+      <w:r>
+        <w:t>17. Supported practice, repair and portfolio</w:t>
+      </w:r>
+    </w:p>
+    <w:p>
+      <w:r>
+        <w:t>Use this supported practice once, in the browser or on paper. Keep the reserved independent assessment for a separate first attempt before teacher feedback.</w:t>
+      </w:r>
+    </w:p>
+    <w:p>
+      <w:r>
+        <w:t>A decision sensitive to the cutoff. A toy score rule predicts positive when score is at least the chosen cutoff.</w:t>
+      </w:r>
+    </w:p>
+    <w:p>
+      <w:pPr>
+        <w:pStyle w:val="Heading3"/>
+      </w:pPr>
+      <w:r>
+        <w:t>Practice 1: explain the deciding evidence</w:t>
+      </w:r>
+    </w:p>
+    <w:p>
+      <w:r>
+        <w:t>Which labelled step matches this detail? Only 0.8 meets the new boundary.</w:t>
+      </w:r>
+    </w:p>
+    <w:p>
+      <w:r>
+        <w:t>1. Hold scores fixed</w:t>
+      </w:r>
+    </w:p>
+    <w:p>
+      <w:r>
+        <w:t>2. Apply cutoff 0.7</w:t>
+      </w:r>
+    </w:p>
+    <w:p>
+      <w:r>
+        <w:t>3. Apply cutoff 0.5</w:t>
+      </w:r>
+    </w:p>
+    <w:p>
+      <w:pPr>
+        <w:pStyle w:val="Heading3"/>
+      </w:pPr>
+      <w:r>
+        <w:t>My selected conclusion, deciding fact and explanation</w:t>
+      </w:r>
+    </w:p>
+    <w:p>
+      <w:r>
+        <w:t>________________________________________________________________</w:t>
+      </w:r>
+    </w:p>
+    <w:p>
+      <w:r>
+        <w:t>________________________________________________________________</w:t>
+      </w:r>
+    </w:p>
+    <w:p>
+      <w:r>
+        <w:t>________________________________________________________________</w:t>
+      </w:r>
+    </w:p>
+    <w:p>
+      <w:r>
+        <w:t>________________________________________________________________</w:t>
+      </w:r>
+    </w:p>
+    <w:p>
+      <w:r>
+        <w:t>________________________________________________________________</w:t>
+      </w:r>
+    </w:p>
+    <w:p>
+      <w:r>
+        <w:t>Hint if needed: Read the steps in the pictorial case. Match the supplied detail to the stage that performs or records it.</w:t>
+      </w:r>
+    </w:p>
+    <w:p>
+      <w:r>
+        <w:t>After your attempt, compare with the supported explanation: Apply cutoff 0.7 Only 0.8 meets the new boundary. Sensitivity analysis checks how conclusions change under plausible choices. Changing a cutoff changes the decision rule, not the recorded scores or their accuracy.</w:t>
+      </w:r>
+    </w:p>
+    <w:p>
+      <w:pPr>
+        <w:pStyle w:val="Heading3"/>
+      </w:pPr>
+      <w:r>
+        <w:t>Practice 2: explain the deciding evidence</w:t>
+      </w:r>
+    </w:p>
+    <w:p>
+      <w:r>
+        <w:t>Changed-case practice: Set the cutoff to exactly 0.6. Which conclusion is supported by the supplied facts?</w:t>
+      </w:r>
+    </w:p>
+    <w:p>
+      <w:r>
+        <w:t>1. We can decide the result without examining the changed input or the procedure.</w:t>
+      </w:r>
+    </w:p>
+    <w:p>
+      <w:r>
+        <w:t>2. This one example guarantees correct results for every future input.</w:t>
+      </w:r>
+    </w:p>
+    <w:p>
+      <w:r>
+        <w:t>3. 0.6 and 0.8 are positive because the rule includes equality.</w:t>
+      </w:r>
+    </w:p>
+    <w:p>
+      <w:pPr>
+        <w:pStyle w:val="Heading3"/>
+      </w:pPr>
+      <w:r>
+        <w:t>My selected conclusion, deciding fact and explanation</w:t>
+      </w:r>
+    </w:p>
+    <w:p>
+      <w:r>
+        <w:t>________________________________________________________________</w:t>
+      </w:r>
+    </w:p>
+    <w:p>
+      <w:r>
+        <w:t>________________________________________________________________</w:t>
+      </w:r>
+    </w:p>
+    <w:p>
+      <w:r>
+        <w:t>________________________________________________________________</w:t>
+      </w:r>
+    </w:p>
+    <w:p>
+      <w:r>
+        <w:t>________________________________________________________________</w:t>
+      </w:r>
+    </w:p>
+    <w:p>
+      <w:r>
+        <w:t>________________________________________________________________</w:t>
+      </w:r>
+    </w:p>
+    <w:p>
+      <w:r>
+        <w:t>Hint if needed: Use the changed condition and the deciding step in the pictorial trace. The answer must say what follows from those facts.</w:t>
+      </w:r>
+    </w:p>
+    <w:p>
+      <w:r>
+        <w:t>After your attempt, compare with the supported explanation: 0.6 and 0.8 are positive because the rule includes equality. The declared at-least boundary includes the threshold value.</w:t>
+      </w:r>
+    </w:p>
+    <w:p>
+      <w:pPr>
+        <w:pStyle w:val="Heading3"/>
+      </w:pPr>
+      <w:r>
+        <w:t>Repair a missing building block</w:t>
+      </w:r>
+    </w:p>
+    <w:p>
+      <w:r>
+        <w:t>Review Ablation studies (ai-7/16). Goal: Explain the mechanism and terminology of ablation studies. Short practice: Calculate the filter ablation’s two rates and count change. Which single component is altered, and why does also changing the model prevent isolating the filter?. Return to this week and explain what you changed.</w:t>
+      </w:r>
+    </w:p>
+    <w:p>
+      <w:r>
+        <w:t>Review Statistical tests and assumptions (ai-7/14). Goal: Explain the mechanism and terminology of statistical tests and assumptions. Short practice: Calculate each paired difference and the observed sum. Count null arrangements with absolute sum at least four, compute p, and explain the decision at threshold 0.05.. Return to this week and explain what you changed.</w:t>
+      </w:r>
+    </w:p>
+    <w:p>
+      <w:r>
+        <w:t>Review Sampling variability (ai-7/11). Goal: Explain the mechanism and terminology of sampling variability. Short practice: Calculate the two four-case rates and their difference. Explain how changed included cases can affect a fixed model, and why identical deterministic records should not differ on a rerun.. Return to this week and explain what you changed.</w:t>
+      </w:r>
+    </w:p>
+    <w:p>
+      <w:pPr>
+        <w:pStyle w:val="Heading3"/>
+      </w:pPr>
+      <w:r>
+        <w:t>Keep your completed work</w:t>
+      </w:r>
+    </w:p>
+    <w:p>
+      <w:r>
+        <w:t>Use Download completed work in the hosted lesson to export your answers, reflections, practice feedback and code-run evidence. Open the HTML copy to read or print it. Drafts stay in this browser when storage is available; clear drafts on a shared device.</w:t>
+      </w:r>
+    </w:p>
     <w:sectPr>
       <w:pgSz w:w="12240" w:h="15840"/>
       <w:pgMar w:top="936" w:right="1008" w:bottom="936" w:left="1008" w:header="720" w:footer="720" w:gutter="0"/>

--- a/downloads/student/ai-7-week-17.docx
+++ b/downloads/student/ai-7-week-17.docx
@@ -42,6 +42,11 @@
       </w:r>
     </w:p>
     <w:p>
+      <w:r>
+        <w:t>Start with the target: Explain the mechanism and terminology of sensitivity analysis. Try the recall before opening notes.</w:t>
+      </w:r>
+    </w:p>
+    <w:p>
       <w:pPr>
         <w:pStyle w:val="Heading3"/>
       </w:pPr>
@@ -50,17 +55,59 @@
       </w:r>
     </w:p>
     <w:p>
-      <w:r>
-        <w:t>I can explain the mechanism and terminology of sensitivity analysis.</w:t>
-      </w:r>
-    </w:p>
-    <w:p>
-      <w:r>
+      <w:pPr>
+        <w:spacing w:line="336" w:lineRule="auto" w:after="180"/>
+      </w:pPr>
+      <w:r>
+        <w:rPr>
+          <w:b w:val="0"/>
+        </w:rPr>
+        <w:t xml:space="preserve">I can explain the </w:t>
+      </w:r>
+      <w:r>
+        <w:rPr>
+          <w:b/>
+        </w:rPr>
+        <w:t>mechanism</w:t>
+      </w:r>
+      <w:r>
+        <w:rPr>
+          <w:b w:val="0"/>
+        </w:rPr>
+        <w:t xml:space="preserve"> and terminology of </w:t>
+      </w:r>
+      <w:r>
+        <w:rPr>
+          <w:b/>
+        </w:rPr>
+        <w:t>sensitivity analysis</w:t>
+      </w:r>
+      <w:r>
+        <w:rPr>
+          <w:b w:val="0"/>
+        </w:rPr>
+        <w:t>.</w:t>
+      </w:r>
+    </w:p>
+    <w:p>
+      <w:pPr>
+        <w:spacing w:line="336" w:lineRule="auto" w:after="180"/>
+      </w:pPr>
+      <w:r>
+        <w:rPr>
+          <w:b w:val="0"/>
+        </w:rPr>
         <w:t>I can apply the stated procedure to a new case with a traceable result.</w:t>
       </w:r>
     </w:p>
     <w:p>
-      <w:r>
+      <w:pPr>
+        <w:spacing w:line="336" w:lineRule="auto" w:after="180"/>
+      </w:pPr>
+      <w:r>
+        <w:rPr>
+          <w:b w:val="0"/>
+        </w:rPr>
         <w:t>I can identify an assumption or limitation and design a revealing follow-up.</w:t>
       </w:r>
     </w:p>
@@ -73,47 +120,131 @@
       </w:r>
     </w:p>
     <w:p>
-      <w:r>
+      <w:pPr>
+        <w:spacing w:line="336" w:lineRule="auto" w:after="180"/>
+      </w:pPr>
+      <w:r>
+        <w:rPr>
+          <w:b w:val="0"/>
+        </w:rPr>
         <w:t>Close your notes first. A rough first answer helps us choose the right starting point; it is not a score for your ability.</w:t>
       </w:r>
     </w:p>
     <w:p>
-      <w:r>
+      <w:pPr>
+        <w:spacing w:line="336" w:lineRule="auto" w:after="180"/>
+      </w:pPr>
+      <w:r>
+        <w:rPr>
+          <w:b w:val="0"/>
+        </w:rPr>
         <w:t>Without opening the old lesson, explain one key idea from Ablation studies. Give an example and a mistake that the idea helps you avoid.</w:t>
       </w:r>
     </w:p>
     <w:p>
-      <w:r>
+      <w:pPr>
+        <w:spacing w:line="336" w:lineRule="auto" w:after="180"/>
+      </w:pPr>
+      <w:r>
+        <w:rPr>
+          <w:b w:val="0"/>
+        </w:rPr>
         <w:t>Without opening the old lesson, explain one key idea from Statistical tests and assumptions. Give an example and a mistake that the idea helps you avoid.</w:t>
       </w:r>
     </w:p>
     <w:p>
-      <w:r>
+      <w:pPr>
+        <w:spacing w:line="336" w:lineRule="auto" w:after="180"/>
+      </w:pPr>
+      <w:r>
+        <w:rPr>
+          <w:b w:val="0"/>
+        </w:rPr>
         <w:t>Without opening the old lesson, explain one key idea from Sampling variability. Give an example and a mistake that the idea helps you avoid.</w:t>
       </w:r>
     </w:p>
     <w:p>
-      <w:r>
-        <w:t>After trying, check the relevant lesson or ask your teacher. Change the part of your explanation that the evidence shows was wrong.</w:t>
-      </w:r>
-    </w:p>
-    <w:p>
-      <w:r>
+      <w:pPr>
+        <w:spacing w:line="336" w:lineRule="auto" w:after="180"/>
+      </w:pPr>
+      <w:r>
+        <w:rPr>
+          <w:b w:val="0"/>
+        </w:rPr>
+        <w:t xml:space="preserve">After trying, check the relevant lesson or ask your teacher. Change the part of your explanation that the </w:t>
+      </w:r>
+      <w:r>
+        <w:rPr>
+          <w:b/>
+        </w:rPr>
+        <w:t>evidence</w:t>
+      </w:r>
+      <w:r>
+        <w:rPr>
+          <w:b w:val="0"/>
+        </w:rPr>
+        <w:t xml:space="preserve"> shows was wrong.</w:t>
+      </w:r>
+    </w:p>
+    <w:p>
+      <w:pPr>
+        <w:spacing w:line="336" w:lineRule="auto" w:after="180"/>
+      </w:pPr>
+      <w:r>
+        <w:rPr>
+          <w:b w:val="0"/>
+        </w:rPr>
         <w:t>This week you will practise:</w:t>
       </w:r>
     </w:p>
     <w:p>
-      <w:r>
-        <w:t>Explain the mechanism and terminology of sensitivity analysis</w:t>
-      </w:r>
-    </w:p>
-    <w:p>
-      <w:r>
+      <w:pPr>
+        <w:spacing w:line="336" w:lineRule="auto" w:after="180"/>
+      </w:pPr>
+      <w:r>
+        <w:rPr>
+          <w:b w:val="0"/>
+        </w:rPr>
+        <w:t xml:space="preserve">Explain the </w:t>
+      </w:r>
+      <w:r>
+        <w:rPr>
+          <w:b/>
+        </w:rPr>
+        <w:t>mechanism</w:t>
+      </w:r>
+      <w:r>
+        <w:rPr>
+          <w:b w:val="0"/>
+        </w:rPr>
+        <w:t xml:space="preserve"> and terminology of </w:t>
+      </w:r>
+      <w:r>
+        <w:rPr>
+          <w:b/>
+        </w:rPr>
+        <w:t>sensitivity analysis</w:t>
+      </w:r>
+    </w:p>
+    <w:p>
+      <w:pPr>
+        <w:spacing w:line="336" w:lineRule="auto" w:after="180"/>
+      </w:pPr>
+      <w:r>
+        <w:rPr>
+          <w:b w:val="0"/>
+        </w:rPr>
         <w:t>Apply the stated procedure to a new case with a traceable result</w:t>
       </w:r>
     </w:p>
     <w:p>
-      <w:r>
+      <w:pPr>
+        <w:spacing w:line="336" w:lineRule="auto" w:after="180"/>
+      </w:pPr>
+      <w:r>
+        <w:rPr>
+          <w:b w:val="0"/>
+        </w:rPr>
         <w:t>Identify an assumption or limitation and design a revealing follow-up</w:t>
       </w:r>
     </w:p>
@@ -126,8 +257,38 @@
       </w:r>
     </w:p>
     <w:p>
-      <w:r>
-        <w:t>Recall Ablation studies. Explain why a recorded result needs its input conditions and evidence source before it can support a claim.</w:t>
+      <w:pPr>
+        <w:spacing w:line="336" w:lineRule="auto" w:after="180"/>
+      </w:pPr>
+      <w:r>
+        <w:rPr>
+          <w:b w:val="0"/>
+        </w:rPr>
+        <w:t xml:space="preserve">Recall Ablation studies. Explain why a recorded result needs its </w:t>
+      </w:r>
+      <w:r>
+        <w:rPr>
+          <w:b/>
+        </w:rPr>
+        <w:t>input</w:t>
+      </w:r>
+      <w:r>
+        <w:rPr>
+          <w:b w:val="0"/>
+        </w:rPr>
+        <w:t xml:space="preserve"> conditions and </w:t>
+      </w:r>
+      <w:r>
+        <w:rPr>
+          <w:b/>
+        </w:rPr>
+        <w:t>evidence</w:t>
+      </w:r>
+      <w:r>
+        <w:rPr>
+          <w:b w:val="0"/>
+        </w:rPr>
+        <w:t xml:space="preserve"> source before it can support a claim.</w:t>
       </w:r>
     </w:p>
     <w:p>
@@ -162,8 +323,26 @@
       </w:r>
     </w:p>
     <w:p>
-      <w:r>
-        <w:t>Explain sensitivity analysis using the records and boundaries of this fictional investigation.</w:t>
+      <w:pPr>
+        <w:spacing w:line="336" w:lineRule="auto" w:after="180"/>
+      </w:pPr>
+      <w:r>
+        <w:rPr>
+          <w:b w:val="0"/>
+        </w:rPr>
+        <w:t xml:space="preserve">Explain </w:t>
+      </w:r>
+      <w:r>
+        <w:rPr>
+          <w:b/>
+        </w:rPr>
+        <w:t>sensitivity analysis</w:t>
+      </w:r>
+      <w:r>
+        <w:rPr>
+          <w:b w:val="0"/>
+        </w:rPr>
+        <w:t xml:space="preserve"> using the records and boundaries of this fictional investigation.</w:t>
       </w:r>
     </w:p>
     <w:p>
@@ -176,12 +355,46 @@
     </w:p>
     <w:p>
       <w:r>
-        <w:t>Sensitivity analysis checks whether a conclusion changes under plausible settings or analysis choices. It should not secretly select the most favourable result.</w:t>
-      </w:r>
-    </w:p>
-    <w:p>
-      <w:r>
-        <w:t>Begin by writing the question the procedure is intended to answer. Identify the information already supplied, the information it will produce and the information still missing. These are constructed classroom examples; they do not require live accounts, private records or an external service. Do not treat a plausible explanation as a measured outcome.</w:t>
+        <w:t>Investigate the supplied Sensitivity analysis case. Separate observations, given facts and assumptions before choosing an explanation.</w:t>
+      </w:r>
+    </w:p>
+    <w:p>
+      <w:pPr>
+        <w:spacing w:line="336" w:lineRule="auto" w:after="180"/>
+      </w:pPr>
+      <w:r>
+        <w:rPr>
+          <w:b/>
+        </w:rPr>
+        <w:t>Sensitivity analysis</w:t>
+      </w:r>
+      <w:r>
+        <w:rPr>
+          <w:b w:val="0"/>
+        </w:rPr>
+        <w:t xml:space="preserve"> checks whether a conclusion changes under plausible settings or analysis choices. It should not secretly select the most favourable result.</w:t>
+      </w:r>
+    </w:p>
+    <w:p>
+      <w:pPr>
+        <w:spacing w:line="336" w:lineRule="auto" w:after="180"/>
+      </w:pPr>
+      <w:r>
+        <w:rPr>
+          <w:b w:val="0"/>
+        </w:rPr>
+        <w:t>Begin by writing the question the procedure is intended to answer. Identify the information already supplied, the information it will produce and the information still missing.</w:t>
+      </w:r>
+    </w:p>
+    <w:p>
+      <w:pPr>
+        <w:spacing w:line="336" w:lineRule="auto" w:after="180"/>
+      </w:pPr>
+      <w:r>
+        <w:rPr>
+          <w:b w:val="0"/>
+        </w:rPr>
+        <w:t>These are constructed classroom examples; they do not require live accounts, private records or an external service. Do not treat a plausible explanation as a measured outcome.</w:t>
       </w:r>
     </w:p>
     <w:p>
@@ -217,6 +430,17 @@
     </w:p>
     <w:p>
       <w:r>
+        <w:t>Follow the mechanism for Sensitivity analysis. Connect each labelled input, deciding step and result.</w:t>
+      </w:r>
+    </w:p>
+    <w:p>
+      <w:pPr>
+        <w:spacing w:line="336" w:lineRule="auto" w:after="180"/>
+      </w:pPr>
+      <w:r>
+        <w:rPr>
+          <w:b w:val="0"/>
+        </w:rPr>
         <w:t>Prespecify a range and preserve all results. Distinguish robustness across settings from proof beyond the tested range. Settings affecting data roles require special caution.</w:t>
       </w:r>
     </w:p>
@@ -313,8 +537,49 @@
       </w:r>
     </w:p>
     <w:p>
-      <w:r>
-        <w:t>Before applying the procedure, write its units, denominator or decision boundary where relevant. A partner should be able to repeat each step using the same inputs. If a required input is absent or violates the stated contract, record that condition explicitly instead of quietly replacing it with a convenient value.</w:t>
+      <w:pPr>
+        <w:spacing w:line="336" w:lineRule="auto" w:after="180"/>
+      </w:pPr>
+      <w:r>
+        <w:rPr>
+          <w:b w:val="0"/>
+        </w:rPr>
+        <w:t xml:space="preserve">Before applying the procedure, write its units, denominator or decision boundary where relevant. A partner should be able to repeat each step using the same </w:t>
+      </w:r>
+      <w:r>
+        <w:rPr>
+          <w:b/>
+        </w:rPr>
+        <w:t>input</w:t>
+      </w:r>
+      <w:r>
+        <w:rPr>
+          <w:b w:val="0"/>
+        </w:rPr>
+        <w:t>s.</w:t>
+      </w:r>
+    </w:p>
+    <w:p>
+      <w:pPr>
+        <w:spacing w:line="336" w:lineRule="auto" w:after="180"/>
+      </w:pPr>
+      <w:r>
+        <w:rPr>
+          <w:b w:val="0"/>
+        </w:rPr>
+        <w:t xml:space="preserve">If a required </w:t>
+      </w:r>
+      <w:r>
+        <w:rPr>
+          <w:b/>
+        </w:rPr>
+        <w:t>input</w:t>
+      </w:r>
+      <w:r>
+        <w:rPr>
+          <w:b w:val="0"/>
+        </w:rPr>
+        <w:t xml:space="preserve"> is absent or violates the stated contract, record that condition explicitly instead of quietly replacing it with a convenient value.</w:t>
       </w:r>
     </w:p>
     <w:p>
@@ -326,8 +591,26 @@
       </w:r>
     </w:p>
     <w:p>
-      <w:r>
-        <w:t>Point to the input, the deciding step and the result in this week’s visual. Explain the same step in ordinary words. A picture helps when you can say what each part represents.</w:t>
+      <w:pPr>
+        <w:spacing w:line="336" w:lineRule="auto" w:after="180"/>
+      </w:pPr>
+      <w:r>
+        <w:rPr>
+          <w:b w:val="0"/>
+        </w:rPr>
+        <w:t xml:space="preserve">Point to the </w:t>
+      </w:r>
+      <w:r>
+        <w:rPr>
+          <w:b/>
+        </w:rPr>
+        <w:t>input</w:t>
+      </w:r>
+      <w:r>
+        <w:rPr>
+          <w:b w:val="0"/>
+        </w:rPr>
+        <w:t>, the deciding step and the result in this week’s visual. Explain the same step in ordinary words. A picture helps when you can say what each part represents.</w:t>
       </w:r>
     </w:p>
     <w:p>
@@ -339,6 +622,11 @@
       </w:r>
     </w:p>
     <w:p>
+      <w:r>
+        <w:t>Compare the supplied cases for Sensitivity analysis. Identify the detail that changes the conclusion.</w:t>
+      </w:r>
+    </w:p>
+    <w:p>
       <w:pPr>
         <w:pStyle w:val="Heading3"/>
       </w:pPr>
@@ -347,7 +635,13 @@
       </w:r>
     </w:p>
     <w:p>
-      <w:r>
+      <w:pPr>
+        <w:spacing w:line="336" w:lineRule="auto" w:after="180"/>
+      </w:pPr>
+      <w:r>
+        <w:rPr>
+          <w:b w:val="0"/>
+        </w:rPr>
         <w:t>Retrieval cutoffs1, 3, 5 yield recall .4, .7, .8 and precision .9, .7, .5. Show the intermediate steps and give the conclusion with its scope.</w:t>
       </w:r>
     </w:p>
@@ -393,17 +687,68 @@
       </w:r>
     </w:p>
     <w:p>
-      <w:r>
+      <w:pPr>
+        <w:pStyle w:val="Heading3"/>
+      </w:pPr>
+      <w:r>
+        <w:t>Change one thing</w:t>
+      </w:r>
+    </w:p>
+    <w:p>
+      <w:pPr>
+        <w:spacing w:line="336" w:lineRule="auto" w:after="180"/>
+        <w:shd w:fill="F5F1FB"/>
+      </w:pPr>
+      <w:r>
+        <w:rPr>
+          <w:b w:val="0"/>
+        </w:rPr>
         <w:t>Change: Set the cutoff to exactly 0.6.</w:t>
       </w:r>
     </w:p>
     <w:p>
-      <w:r>
-        <w:t>Prediction: 0.6 and 0.8 are positive because the rule includes equality.</w:t>
-      </w:r>
-    </w:p>
-    <w:p>
-      <w:r>
+      <w:pPr>
+        <w:pStyle w:val="Heading3"/>
+      </w:pPr>
+      <w:r>
+        <w:t>Predicted result</w:t>
+      </w:r>
+    </w:p>
+    <w:p>
+      <w:pPr>
+        <w:spacing w:line="336" w:lineRule="auto" w:after="180"/>
+        <w:shd w:fill="F1F6FC"/>
+      </w:pPr>
+      <w:r>
+        <w:rPr>
+          <w:b/>
+        </w:rPr>
+        <w:t>Prediction</w:t>
+      </w:r>
+      <w:r>
+        <w:rPr>
+          <w:b w:val="0"/>
+        </w:rPr>
+        <w:t>: 0.6 and 0.8 are positive because the rule includes equality.</w:t>
+      </w:r>
+    </w:p>
+    <w:p>
+      <w:pPr>
+        <w:pStyle w:val="Heading3"/>
+      </w:pPr>
+      <w:r>
+        <w:t>Why the result follows</w:t>
+      </w:r>
+    </w:p>
+    <w:p>
+      <w:pPr>
+        <w:spacing w:line="336" w:lineRule="auto" w:after="180"/>
+        <w:shd w:fill="F1F6FC"/>
+      </w:pPr>
+      <w:r>
+        <w:rPr>
+          <w:b w:val="0"/>
+        </w:rPr>
         <w:t>Reason: The declared at-least boundary includes the threshold value.</w:t>
       </w:r>
     </w:p>
@@ -413,6 +758,11 @@
       </w:pPr>
       <w:r>
         <w:t>05. Words that unlock the idea</w:t>
+      </w:r>
+    </w:p>
+    <w:p>
+      <w:r>
+        <w:t>Use the vocabulary of Sensitivity analysis to explain a concrete decision, rather than only memorising definitions.</w:t>
       </w:r>
     </w:p>
     <w:tbl>
@@ -550,29 +900,115 @@
     </w:p>
     <w:p>
       <w:r>
+        <w:t>Follow the worked trace for Sensitivity analysis, predict a step, then compare with its explanation.</w:t>
+      </w:r>
+    </w:p>
+    <w:p>
+      <w:pPr>
+        <w:spacing w:line="336" w:lineRule="auto" w:after="180"/>
+      </w:pPr>
+      <w:r>
+        <w:rPr>
+          <w:b w:val="0"/>
+        </w:rPr>
         <w:t>Retrieval cutoffs1, 3, 5 yield recall .4, .7, .8 and precision .9, .7, .5.</w:t>
       </w:r>
     </w:p>
     <w:p>
-      <w:r>
+      <w:pPr>
+        <w:spacing w:line="336" w:lineRule="auto" w:after="180"/>
+      </w:pPr>
+      <w:r>
+        <w:rPr>
+          <w:b w:val="0"/>
+        </w:rPr>
         <w:t>Higher cutoff increases recall here while precision decreases. No universally best cutoff follows without a task-specific criterion.</w:t>
       </w:r>
     </w:p>
     <w:p>
-      <w:r>
-        <w:t>Compare the intermediate evidence with the final statement. Explain why each number or decision follows from the stated inputs. The conclusion belongs to this scenario and procedure; changing the inputs, evaluation population or authority can change what it establishes. Retain the raw record so a later revision can be compared honestly.</w:t>
-      </w:r>
-    </w:p>
-    <w:p>
       <w:pPr>
         <w:pStyle w:val="Heading3"/>
       </w:pPr>
       <w:r>
+        <w:t>Worked explanation · Sensitivity analysis</w:t>
+      </w:r>
+    </w:p>
+    <w:p>
+      <w:pPr>
+        <w:spacing w:line="336" w:lineRule="auto" w:after="180"/>
+        <w:shd w:fill="F1F6FC"/>
+      </w:pPr>
+      <w:r>
+        <w:rPr>
+          <w:b w:val="0"/>
+        </w:rPr>
+        <w:t xml:space="preserve">Compare the intermediate </w:t>
+      </w:r>
+      <w:r>
+        <w:rPr>
+          <w:b/>
+        </w:rPr>
+        <w:t>evidence</w:t>
+      </w:r>
+      <w:r>
+        <w:rPr>
+          <w:b w:val="0"/>
+        </w:rPr>
+        <w:t xml:space="preserve"> with the final statement. Explain why each number or decision follows from the stated </w:t>
+      </w:r>
+      <w:r>
+        <w:rPr>
+          <w:b/>
+        </w:rPr>
+        <w:t>input</w:t>
+      </w:r>
+      <w:r>
+        <w:rPr>
+          <w:b w:val="0"/>
+        </w:rPr>
+        <w:t>s.</w:t>
+      </w:r>
+    </w:p>
+    <w:p>
+      <w:pPr>
+        <w:spacing w:line="336" w:lineRule="auto" w:after="180"/>
+        <w:shd w:fill="F1F6FC"/>
+      </w:pPr>
+      <w:r>
+        <w:rPr>
+          <w:b w:val="0"/>
+        </w:rPr>
+        <w:t xml:space="preserve">The conclusion belongs to this scenario and procedure; changing the </w:t>
+      </w:r>
+      <w:r>
+        <w:rPr>
+          <w:b/>
+        </w:rPr>
+        <w:t>input</w:t>
+      </w:r>
+      <w:r>
+        <w:rPr>
+          <w:b w:val="0"/>
+        </w:rPr>
+        <w:t>s, evaluation population or authority can change what it establishes. Retain the raw record so a later revision can be compared honestly.</w:t>
+      </w:r>
+    </w:p>
+    <w:p>
+      <w:pPr>
+        <w:pStyle w:val="Heading3"/>
+      </w:pPr>
+      <w:r>
         <w:t>Learn from the worked case</w:t>
       </w:r>
     </w:p>
     <w:p>
-      <w:r>
+      <w:pPr>
+        <w:spacing w:line="336" w:lineRule="auto" w:after="180"/>
+      </w:pPr>
+      <w:r>
+        <w:rPr>
+          <w:b w:val="0"/>
+        </w:rPr>
         <w:t>Cover the result before checking it. Say what is given, choose the procedure, and follow one step at a time. Then uncover the result and explain your first mismatch. Ask why a step is allowed, not only what number it produces.</w:t>
       </w:r>
     </w:p>
@@ -585,7 +1021,13 @@
       </w:r>
     </w:p>
     <w:p>
-      <w:r>
+      <w:pPr>
+        <w:spacing w:line="336" w:lineRule="auto" w:after="180"/>
+      </w:pPr>
+      <w:r>
+        <w:rPr>
+          <w:b w:val="0"/>
+        </w:rPr>
         <w:t>A decision sensitive to the cutoff. A toy score rule predicts positive when score is at least the chosen cutoff.</w:t>
       </w:r>
     </w:p>
@@ -598,7 +1040,22 @@
       </w:r>
     </w:p>
     <w:p>
-      <w:r>
+      <w:pPr>
+        <w:pStyle w:val="Heading3"/>
+      </w:pPr>
+      <w:r>
+        <w:t>Supplied facts</w:t>
+      </w:r>
+    </w:p>
+    <w:p>
+      <w:pPr>
+        <w:spacing w:line="336" w:lineRule="auto" w:after="180"/>
+        <w:shd w:fill="F1F6FC"/>
+      </w:pPr>
+      <w:r>
+        <w:rPr>
+          <w:b w:val="0"/>
+        </w:rPr>
         <w:t>Scores are 0.4,0.6,0.8. Cutoff 0.5 marks the last two positive; cutoff 0.7 marks only 0.8 positive.</w:t>
       </w:r>
     </w:p>
@@ -798,30 +1255,96 @@
       </w:r>
     </w:p>
     <w:p>
-      <w:r>
-        <w:t>Sensitivity analysis checks how conclusions change under plausible choices. Changing a cutoff changes the decision rule, not the recorded scores or their accuracy.</w:t>
-      </w:r>
-    </w:p>
-    <w:p>
       <w:pPr>
         <w:pStyle w:val="Heading3"/>
       </w:pPr>
       <w:r>
+        <w:t>Why the result follows</w:t>
+      </w:r>
+    </w:p>
+    <w:p>
+      <w:pPr>
+        <w:spacing w:line="336" w:lineRule="auto" w:after="180"/>
+        <w:shd w:fill="F1F6FC"/>
+      </w:pPr>
+      <w:r>
+        <w:rPr>
+          <w:b/>
+        </w:rPr>
+        <w:t>Sensitivity analysis</w:t>
+      </w:r>
+      <w:r>
+        <w:rPr>
+          <w:b w:val="0"/>
+        </w:rPr>
+        <w:t xml:space="preserve"> checks how conclusions change under plausible choices. Changing a cutoff changes the decision rule, not the recorded scores or their accuracy.</w:t>
+      </w:r>
+    </w:p>
+    <w:p>
+      <w:pPr>
+        <w:pStyle w:val="Heading3"/>
+      </w:pPr>
+      <w:r>
         <w:t>What this example does not establish</w:t>
       </w:r>
     </w:p>
     <w:p>
-      <w:r>
+      <w:pPr>
+        <w:pStyle w:val="Heading3"/>
+      </w:pPr>
+      <w:r>
+        <w:t>Keep the stated limit</w:t>
+      </w:r>
+    </w:p>
+    <w:p>
+      <w:pPr>
+        <w:spacing w:line="336" w:lineRule="auto" w:after="180"/>
+        <w:shd w:fill="FFF5E6"/>
+      </w:pPr>
+      <w:r>
+        <w:rPr>
+          <w:b w:val="0"/>
+        </w:rPr>
         <w:t>Without reference labels, these counts do not identify the best cutoff or establish correctness.</w:t>
       </w:r>
     </w:p>
     <w:p>
-      <w:r>
+      <w:pPr>
+        <w:pStyle w:val="Heading3"/>
+      </w:pPr>
+      <w:r>
+        <w:t>Keep the stated limit</w:t>
+      </w:r>
+    </w:p>
+    <w:p>
+      <w:pPr>
+        <w:spacing w:line="336" w:lineRule="auto" w:after="180"/>
+        <w:shd w:fill="FFF5E6"/>
+      </w:pPr>
+      <w:r>
+        <w:rPr>
+          <w:b w:val="0"/>
+        </w:rPr>
         <w:t>Read the labelled picture: Classify 0.4, 0.6 and 0.8 at cutoffs 0.5, 0.7 and exactly 0.6. Which equality rule decides the boundary, and can these unlabelled scores identify the best cutoff?</w:t>
       </w:r>
     </w:p>
     <w:p>
-      <w:r>
+      <w:pPr>
+        <w:pStyle w:val="Heading3"/>
+      </w:pPr>
+      <w:r>
+        <w:t>Keep the stated limit</w:t>
+      </w:r>
+    </w:p>
+    <w:p>
+      <w:pPr>
+        <w:spacing w:line="336" w:lineRule="auto" w:after="180"/>
+        <w:shd w:fill="FFF5E6"/>
+      </w:pPr>
+      <w:r>
+        <w:rPr>
+          <w:b w:val="0"/>
+        </w:rPr>
         <w:t>Change one thing: Set the cutoff to exactly 0.6. Predict the result before checking the explanation. What remains the same?</w:t>
       </w:r>
     </w:p>
@@ -835,19 +1358,69 @@
     </w:p>
     <w:p>
       <w:r>
+        <w:t>Find the unsupported step in the Sensitivity analysis claim and explain a repair using the supplied evidence.</w:t>
+      </w:r>
+    </w:p>
+    <w:p>
+      <w:pPr>
+        <w:spacing w:line="336" w:lineRule="auto" w:after="180"/>
+      </w:pPr>
+      <w:r>
+        <w:rPr>
+          <w:b w:val="0"/>
+        </w:rPr>
         <w:t>A stable tested range does not establish stability under every parameter or dataset change.</w:t>
       </w:r>
     </w:p>
     <w:p>
-      <w:r>
-        <w:t>A useful check asks what would make the reasoning fail. Distinguish a failure to execute the declared procedure from a weakness in the procedure itself. The first may require a correction; the second requires an explicitly revised method and new evidence. Preserve unsuccessful cases so an improved result cannot hide the original problem.</w:t>
-      </w:r>
-    </w:p>
-    <w:p>
       <w:pPr>
         <w:pStyle w:val="Heading3"/>
       </w:pPr>
       <w:r>
+        <w:t>Check the claim against the facts</w:t>
+      </w:r>
+    </w:p>
+    <w:p>
+      <w:pPr>
+        <w:spacing w:line="336" w:lineRule="auto" w:after="180"/>
+        <w:shd w:fill="FFF5E6"/>
+      </w:pPr>
+      <w:r>
+        <w:rPr>
+          <w:b w:val="0"/>
+        </w:rPr>
+        <w:t>A useful check asks what would make the reasoning fail. Distinguish a failure to execute the declared procedure from a weakness in the procedure itself.</w:t>
+      </w:r>
+    </w:p>
+    <w:p>
+      <w:pPr>
+        <w:spacing w:line="336" w:lineRule="auto" w:after="180"/>
+        <w:shd w:fill="FFF5E6"/>
+      </w:pPr>
+      <w:r>
+        <w:rPr>
+          <w:b w:val="0"/>
+        </w:rPr>
+        <w:t xml:space="preserve">The first may require a correction; the second requires an explicitly revised method and new </w:t>
+      </w:r>
+      <w:r>
+        <w:rPr>
+          <w:b/>
+        </w:rPr>
+        <w:t>evidence</w:t>
+      </w:r>
+      <w:r>
+        <w:rPr>
+          <w:b w:val="0"/>
+        </w:rPr>
+        <w:t>. Preserve unsuccessful cases so an improved result cannot hide the original problem.</w:t>
+      </w:r>
+    </w:p>
+    <w:p>
+      <w:pPr>
+        <w:pStyle w:val="Heading3"/>
+      </w:pPr>
+      <w:r>
         <w:t>Guided: restate the worked result, then name the assumption or limitation that prevents a broader conclusion.</w:t>
       </w:r>
     </w:p>
@@ -885,7 +1458,13 @@
       </w:r>
     </w:p>
     <w:p>
-      <w:r>
+      <w:pPr>
+        <w:spacing w:line="336" w:lineRule="auto" w:after="180"/>
+      </w:pPr>
+      <w:r>
+        <w:rPr>
+          <w:b w:val="0"/>
+        </w:rPr>
         <w:t>A report omits this qualification: A stable tested range does not establish stability under every parameter or dataset change. Explain how omitting it could change a reader's interpretation, and write an accurate replacement.</w:t>
       </w:r>
     </w:p>
@@ -937,7 +1516,54 @@
     </w:p>
     <w:p>
       <w:r>
-        <w:t>Explain the weekly mechanism in your own words. Use the worked scenario to name its input, decision rule and output.</w:t>
+        <w:t>Practise Sensitivity analysis with support, then explain the deciding step in your own words.</w:t>
+      </w:r>
+    </w:p>
+    <w:p>
+      <w:pPr>
+        <w:spacing w:line="336" w:lineRule="auto" w:after="180"/>
+      </w:pPr>
+      <w:r>
+        <w:rPr>
+          <w:b w:val="0"/>
+        </w:rPr>
+        <w:t xml:space="preserve">Explain the weekly </w:t>
+      </w:r>
+      <w:r>
+        <w:rPr>
+          <w:b/>
+        </w:rPr>
+        <w:t>mechanism</w:t>
+      </w:r>
+      <w:r>
+        <w:rPr>
+          <w:b w:val="0"/>
+        </w:rPr>
+        <w:t xml:space="preserve"> in your own words. Use the worked scenario to name its </w:t>
+      </w:r>
+      <w:r>
+        <w:rPr>
+          <w:b/>
+        </w:rPr>
+        <w:t>input</w:t>
+      </w:r>
+      <w:r>
+        <w:rPr>
+          <w:b w:val="0"/>
+        </w:rPr>
+        <w:t xml:space="preserve">, decision rule and </w:t>
+      </w:r>
+      <w:r>
+        <w:rPr>
+          <w:b/>
+        </w:rPr>
+        <w:t>output</w:t>
+      </w:r>
+      <w:r>
+        <w:rPr>
+          <w:b w:val="0"/>
+        </w:rPr>
+        <w:t>.</w:t>
       </w:r>
     </w:p>
     <w:p>
@@ -1010,8 +1636,38 @@
       </w:r>
     </w:p>
     <w:p>
-      <w:r>
-        <w:t>Use workbook W2 for the connected example “Sensitivity analysis”. First fill the input and rule boxes. Try the middle steps before asking for a hint. After a hint, try the next step yourself.</w:t>
+      <w:pPr>
+        <w:spacing w:line="336" w:lineRule="auto" w:after="180"/>
+      </w:pPr>
+      <w:r>
+        <w:rPr>
+          <w:b w:val="0"/>
+        </w:rPr>
+        <w:t>Use workbook W2 for the connected example “</w:t>
+      </w:r>
+      <w:r>
+        <w:rPr>
+          <w:b/>
+        </w:rPr>
+        <w:t>Sensitivity analysis</w:t>
+      </w:r>
+      <w:r>
+        <w:rPr>
+          <w:b w:val="0"/>
+        </w:rPr>
+        <w:t xml:space="preserve">”. First fill the </w:t>
+      </w:r>
+      <w:r>
+        <w:rPr>
+          <w:b/>
+        </w:rPr>
+        <w:t>input</w:t>
+      </w:r>
+      <w:r>
+        <w:rPr>
+          <w:b w:val="0"/>
+        </w:rPr>
+        <w:t xml:space="preserve"> and rule boxes. Try the middle steps before asking for a hint. After a hint, try the next step yourself.</w:t>
       </w:r>
     </w:p>
     <w:tbl>
@@ -1094,7 +1750,13 @@
       </w:tr>
     </w:tbl>
     <w:p>
-      <w:r>
+      <w:pPr>
+        <w:spacing w:line="336" w:lineRule="auto" w:after="180"/>
+      </w:pPr>
+      <w:r>
+        <w:rPr>
+          <w:b w:val="0"/>
+        </w:rPr>
         <w:t>Explain your trace to a partner. Your partner points to one step to check. Swap roles on the next case. Each person writes their own explanation.</w:t>
       </w:r>
     </w:p>
@@ -1107,12 +1769,47 @@
       </w:r>
     </w:p>
     <w:p>
-      <w:r>
-        <w:t>Use the worked case for Sensitivity analysis. Proposed explanation: “The worked result establishes every future case”. Decide whether this explanation is supported. Point to the step or supplied fact that decides; explain your repair if needed.</w:t>
-      </w:r>
-    </w:p>
-    <w:p>
-      <w:r>
+      <w:pPr>
+        <w:spacing w:line="336" w:lineRule="auto" w:after="180"/>
+      </w:pPr>
+      <w:r>
+        <w:rPr>
+          <w:b w:val="0"/>
+        </w:rPr>
+        <w:t xml:space="preserve">Use the worked case for </w:t>
+      </w:r>
+      <w:r>
+        <w:rPr>
+          <w:b/>
+        </w:rPr>
+        <w:t>Sensitivity analysis</w:t>
+      </w:r>
+      <w:r>
+        <w:rPr>
+          <w:b w:val="0"/>
+        </w:rPr>
+        <w:t>. Proposed explanation: “The worked result establishes every future case”. Decide whether this explanation is supported.</w:t>
+      </w:r>
+    </w:p>
+    <w:p>
+      <w:pPr>
+        <w:spacing w:line="336" w:lineRule="auto" w:after="180"/>
+      </w:pPr>
+      <w:r>
+        <w:rPr>
+          <w:b w:val="0"/>
+        </w:rPr>
+        <w:t>Point to the step or supplied fact that decides; explain your repair if needed.</w:t>
+      </w:r>
+    </w:p>
+    <w:p>
+      <w:pPr>
+        <w:spacing w:line="336" w:lineRule="auto" w:after="180"/>
+      </w:pPr>
+      <w:r>
+        <w:rPr>
+          <w:b w:val="0"/>
+        </w:rPr>
         <w:t>Answer on your own before discussion. If you are unsure, say which step you need help with.</w:t>
       </w:r>
     </w:p>
@@ -1125,7 +1822,14 @@
       </w:r>
     </w:p>
     <w:p>
-      <w:r>
+      <w:pPr>
+        <w:spacing w:line="336" w:lineRule="auto" w:after="180"/>
+        <w:shd w:fill="F5F1FB"/>
+      </w:pPr>
+      <w:r>
+        <w:rPr>
+          <w:b w:val="0"/>
+        </w:rPr>
         <w:t>Classify 0.4, 0.6 and 0.8 at cutoffs 0.5, 0.7 and exactly 0.6. Which equality rule decides the boundary, and can these unlabelled scores identify the best cutoff?</w:t>
       </w:r>
     </w:p>
@@ -1158,7 +1862,13 @@
       </w:r>
     </w:p>
     <w:p>
-      <w:r>
+      <w:pPr>
+        <w:spacing w:line="336" w:lineRule="auto" w:after="180"/>
+      </w:pPr>
+      <w:r>
+        <w:rPr>
+          <w:b w:val="0"/>
+        </w:rPr>
         <w:t>This is supported practice. Keep the separately named independent case for an attempt before feedback.</w:t>
       </w:r>
     </w:p>
@@ -1171,6 +1881,11 @@
       </w:r>
     </w:p>
     <w:p>
+      <w:r>
+        <w:t>Investigate Sensitivity analysis. Record the prediction, actual observation or labelled paper trace, explanation and next test separately.</w:t>
+      </w:r>
+    </w:p>
+    <w:p>
       <w:pPr>
         <w:pStyle w:val="Heading3"/>
       </w:pPr>
@@ -1179,7 +1894,13 @@
       </w:r>
     </w:p>
     <w:p>
-      <w:r>
+      <w:pPr>
+        <w:spacing w:line="336" w:lineRule="auto" w:after="180"/>
+      </w:pPr>
+      <w:r>
+        <w:rPr>
+          <w:b w:val="0"/>
+        </w:rPr>
         <w:t>Retrieval cutoffs1, 3, 5 yield recall .4, .7, .8 and precision .9, .7, .5. Show the intermediate steps and give the conclusion with its scope.</w:t>
       </w:r>
     </w:p>
@@ -1320,7 +2041,13 @@
       </w:tr>
     </w:tbl>
     <w:p>
-      <w:r>
+      <w:pPr>
+        <w:spacing w:line="336" w:lineRule="auto" w:after="180"/>
+      </w:pPr>
+      <w:r>
+        <w:rPr>
+          <w:b w:val="0"/>
+        </w:rPr>
         <w:t>On paper, trace the supplied procedure. If code is provided, predict before running it in a local practice file. Never write an expected answer as though it were an observed run.</w:t>
       </w:r>
     </w:p>
@@ -1333,7 +2060,13 @@
       </w:r>
     </w:p>
     <w:p>
-      <w:r>
+      <w:pPr>
+        <w:spacing w:line="336" w:lineRule="auto" w:after="180"/>
+      </w:pPr>
+      <w:r>
+        <w:rPr>
+          <w:b w:val="0"/>
+        </w:rPr>
         <w:t>Before trying: what do I expect, and why? While trying: which step could first go wrong? Afterwards: what did I actually observe, and what should change? Keep “not run” if you only traced the procedure.</w:t>
       </w:r>
     </w:p>
@@ -1346,6 +2079,11 @@
       </w:r>
     </w:p>
     <w:p>
+      <w:r>
+        <w:t>Move from recall to tracing, diagnosis and transfer in Sensitivity analysis. Explain why each step is justified.</w:t>
+      </w:r>
+    </w:p>
+    <w:p>
       <w:pPr>
         <w:pStyle w:val="Heading3"/>
       </w:pPr>
@@ -1354,18 +2092,83 @@
       </w:r>
     </w:p>
     <w:p>
-      <w:r>
-        <w:t>Explain the weekly mechanism in your own words. Use the worked scenario to name its input, decision rule and output.</w:t>
-      </w:r>
-    </w:p>
-    <w:p>
-      <w:r>
+      <w:pPr>
+        <w:spacing w:line="336" w:lineRule="auto" w:after="180"/>
+      </w:pPr>
+      <w:r>
+        <w:rPr>
+          <w:b w:val="0"/>
+        </w:rPr>
+        <w:t xml:space="preserve">Explain the weekly </w:t>
+      </w:r>
+      <w:r>
+        <w:rPr>
+          <w:b/>
+        </w:rPr>
+        <w:t>mechanism</w:t>
+      </w:r>
+      <w:r>
+        <w:rPr>
+          <w:b w:val="0"/>
+        </w:rPr>
+        <w:t xml:space="preserve"> in your own words. Use the worked scenario to name its </w:t>
+      </w:r>
+      <w:r>
+        <w:rPr>
+          <w:b/>
+        </w:rPr>
+        <w:t>input</w:t>
+      </w:r>
+      <w:r>
+        <w:rPr>
+          <w:b w:val="0"/>
+        </w:rPr>
+        <w:t xml:space="preserve">, decision rule and </w:t>
+      </w:r>
+      <w:r>
+        <w:rPr>
+          <w:b/>
+        </w:rPr>
+        <w:t>output</w:t>
+      </w:r>
+      <w:r>
+        <w:rPr>
+          <w:b w:val="0"/>
+        </w:rPr>
+        <w:t>.</w:t>
+      </w:r>
+    </w:p>
+    <w:p>
+      <w:pPr>
+        <w:spacing w:line="336" w:lineRule="auto" w:after="180"/>
+      </w:pPr>
+      <w:r>
+        <w:rPr>
+          <w:b w:val="0"/>
+        </w:rPr>
         <w:t>A report omits this qualification: A stable tested range does not establish stability under every parameter or dataset change. Explain how omitting it could change a reader's interpretation, and write an accurate replacement.</w:t>
       </w:r>
     </w:p>
     <w:p>
-      <w:r>
-        <w:t>For the worked scenario, propose one additional case that could reveal a failure, describe its expected outcome before running it, and explain what would need to remain fixed for a fair comparison. Do not reuse W4 as a new final test after receiving feedback.</w:t>
+      <w:pPr>
+        <w:spacing w:line="336" w:lineRule="auto" w:after="180"/>
+      </w:pPr>
+      <w:r>
+        <w:rPr>
+          <w:b w:val="0"/>
+        </w:rPr>
+        <w:t>For the worked scenario, propose one additional case that could reveal a failure, describe its expected outcome before running it, and explain what would need to remain fixed for a fair comparison.</w:t>
+      </w:r>
+    </w:p>
+    <w:p>
+      <w:pPr>
+        <w:spacing w:line="336" w:lineRule="auto" w:after="180"/>
+      </w:pPr>
+      <w:r>
+        <w:rPr>
+          <w:b w:val="0"/>
+        </w:rPr>
+        <w:t>Do not reuse W4 as a new final test after receiving feedback.</w:t>
       </w:r>
     </w:p>
     <w:p>
@@ -1411,7 +2214,101 @@
     </w:p>
     <w:p>
       <w:r>
-        <w:t>Add a labelled sensitivity analysis evidence sheet to Reproducible AI Research Study. Show how you can explain the mechanism and terminology of sensitivity analysis. Use the supplied fictional case and keep its inputs, intermediate steps, calculation or prediction, and limitation. Connect this record to last week’s record; a matching answer without a trace is insufficient.</w:t>
+        <w:t>Apply this week’s idea to Reproducible AI Research Study. Keep an annotated decision and the evidence supporting it.</w:t>
+      </w:r>
+    </w:p>
+    <w:p>
+      <w:pPr>
+        <w:spacing w:line="336" w:lineRule="auto" w:after="180"/>
+      </w:pPr>
+      <w:r>
+        <w:rPr>
+          <w:b w:val="0"/>
+        </w:rPr>
+        <w:t xml:space="preserve">Add a labelled </w:t>
+      </w:r>
+      <w:r>
+        <w:rPr>
+          <w:b/>
+        </w:rPr>
+        <w:t>sensitivity analysis</w:t>
+      </w:r>
+      <w:r>
+        <w:rPr>
+          <w:b w:val="0"/>
+        </w:rPr>
+        <w:t xml:space="preserve"> </w:t>
+      </w:r>
+      <w:r>
+        <w:rPr>
+          <w:b/>
+        </w:rPr>
+        <w:t>evidence</w:t>
+      </w:r>
+      <w:r>
+        <w:rPr>
+          <w:b w:val="0"/>
+        </w:rPr>
+        <w:t xml:space="preserve"> sheet to Reproducible AI Research Study. Show how you can explain the </w:t>
+      </w:r>
+      <w:r>
+        <w:rPr>
+          <w:b/>
+        </w:rPr>
+        <w:t>mechanism</w:t>
+      </w:r>
+      <w:r>
+        <w:rPr>
+          <w:b w:val="0"/>
+        </w:rPr>
+        <w:t xml:space="preserve"> and terminology of </w:t>
+      </w:r>
+      <w:r>
+        <w:rPr>
+          <w:b/>
+        </w:rPr>
+        <w:t>sensitivity analysis</w:t>
+      </w:r>
+      <w:r>
+        <w:rPr>
+          <w:b w:val="0"/>
+        </w:rPr>
+        <w:t>.</w:t>
+      </w:r>
+    </w:p>
+    <w:p>
+      <w:pPr>
+        <w:spacing w:line="336" w:lineRule="auto" w:after="180"/>
+      </w:pPr>
+      <w:r>
+        <w:rPr>
+          <w:b w:val="0"/>
+        </w:rPr>
+        <w:t xml:space="preserve">Use the supplied fictional case and keep its </w:t>
+      </w:r>
+      <w:r>
+        <w:rPr>
+          <w:b/>
+        </w:rPr>
+        <w:t>input</w:t>
+      </w:r>
+      <w:r>
+        <w:rPr>
+          <w:b w:val="0"/>
+        </w:rPr>
+        <w:t xml:space="preserve">s, intermediate steps, calculation or </w:t>
+      </w:r>
+      <w:r>
+        <w:rPr>
+          <w:b/>
+        </w:rPr>
+        <w:t>prediction</w:t>
+      </w:r>
+      <w:r>
+        <w:rPr>
+          <w:b w:val="0"/>
+        </w:rPr>
+        <w:t>, and limitation. Connect this record to last week’s record; a matching answer without a trace is insufficient.</w:t>
       </w:r>
     </w:p>
     <w:tbl>
@@ -1539,7 +2436,13 @@
       </w:r>
     </w:p>
     <w:p>
-      <w:r>
+      <w:pPr>
+        <w:spacing w:line="336" w:lineRule="auto" w:after="180"/>
+      </w:pPr>
+      <w:r>
+        <w:rPr>
+          <w:b w:val="0"/>
+        </w:rPr>
         <w:t>For the Reproducible AI Research Study, retain an annotated worked trace and the changed-case reasoning. Connect the claim to its records, units and assumptions so another investigator can challenge or reproduce it.</w:t>
       </w:r>
     </w:p>
@@ -1553,7 +2456,29 @@
     </w:p>
     <w:p>
       <w:r>
-        <w:t>Complete the supported workbook tasks before attempting W4 independently. Record any hints or help used. After feedback, use the teacher's fresh retry rather than copying the earlier answer. For a project, select a relevant new case, predict the outcome from the declared rule and preserve the result alongside any revision.</w:t>
+        <w:t>Use a genuinely new case for independent evidence. Previously discussed examples remain practice; use the separately named independent case before feedback.</w:t>
+      </w:r>
+    </w:p>
+    <w:p>
+      <w:pPr>
+        <w:spacing w:line="336" w:lineRule="auto" w:after="180"/>
+      </w:pPr>
+      <w:r>
+        <w:rPr>
+          <w:b w:val="0"/>
+        </w:rPr>
+        <w:t>Complete the supported workbook tasks before attempting W4 independently. Record any hints or help used. After feedback, use the teacher's fresh retry rather than copying the earlier answer.</w:t>
+      </w:r>
+    </w:p>
+    <w:p>
+      <w:pPr>
+        <w:spacing w:line="336" w:lineRule="auto" w:after="180"/>
+      </w:pPr>
+      <w:r>
+        <w:rPr>
+          <w:b w:val="0"/>
+        </w:rPr>
+        <w:t>For a project, select a relevant new case, predict the outcome from the declared rule and preserve the result alongside any revision.</w:t>
       </w:r>
     </w:p>
     <w:p>
@@ -1590,8 +2515,25 @@
       </w:r>
     </w:p>
     <w:p>
-      <w:r>
-        <w:t>For the worked scenario, propose one additional case that could reveal a failure, describe its expected outcome before running it, and explain what would need to remain fixed for a fair comparison. Do not reuse W4 as a new final test after receiving feedback.</w:t>
+      <w:pPr>
+        <w:spacing w:line="336" w:lineRule="auto" w:after="180"/>
+      </w:pPr>
+      <w:r>
+        <w:rPr>
+          <w:b w:val="0"/>
+        </w:rPr>
+        <w:t>For the worked scenario, propose one additional case that could reveal a failure, describe its expected outcome before running it, and explain what would need to remain fixed for a fair comparison.</w:t>
+      </w:r>
+    </w:p>
+    <w:p>
+      <w:pPr>
+        <w:spacing w:line="336" w:lineRule="auto" w:after="180"/>
+      </w:pPr>
+      <w:r>
+        <w:rPr>
+          <w:b w:val="0"/>
+        </w:rPr>
+        <w:t>Do not reuse W4 as a new final test after receiving feedback.</w:t>
       </w:r>
     </w:p>
     <w:p>
@@ -1628,6 +2570,11 @@
       </w:pPr>
       <w:r>
         <w:t>13. Study a complete case</w:t>
+      </w:r>
+    </w:p>
+    <w:p>
+      <w:r>
+        <w:t>Revisit the complete Sensitivity analysis case for supported practice. Repeated examples do not become fresh assessments.</w:t>
       </w:r>
     </w:p>
     <w:p>
@@ -1731,8 +2678,26 @@
       </w:r>
     </w:p>
     <w:p>
-      <w:r>
-        <w:t>Follow the input through the stated procedure to its result. Cover the result first, predict it, then explain every intermediate step. The text/table accompanies the figure so the example can be read without colour.</w:t>
+      <w:pPr>
+        <w:spacing w:line="336" w:lineRule="auto" w:after="180"/>
+      </w:pPr>
+      <w:r>
+        <w:rPr>
+          <w:b w:val="0"/>
+        </w:rPr>
+        <w:t xml:space="preserve">Follow the </w:t>
+      </w:r>
+      <w:r>
+        <w:rPr>
+          <w:b/>
+        </w:rPr>
+        <w:t>input</w:t>
+      </w:r>
+      <w:r>
+        <w:rPr>
+          <w:b w:val="0"/>
+        </w:rPr>
+        <w:t xml:space="preserve"> through the stated procedure to its result. Cover the result first, predict it, then explain every intermediate step. The text/table accompanies the figure so the example can be read without colour.</w:t>
       </w:r>
     </w:p>
     <w:p>
@@ -1782,6 +2747,11 @@
       </w:r>
     </w:p>
     <w:p>
+      <w:r>
+        <w:t>Attempt the reserved new case before feedback. Record support; the earlier examples below remain additional practice.</w:t>
+      </w:r>
+    </w:p>
+    <w:p>
       <w:pPr>
         <w:pStyle w:val="Heading3"/>
       </w:pPr>
@@ -1790,7 +2760,13 @@
       </w:r>
     </w:p>
     <w:p>
-      <w:r>
+      <w:pPr>
+        <w:spacing w:line="336" w:lineRule="auto" w:after="180"/>
+      </w:pPr>
+      <w:r>
+        <w:rPr>
+          <w:b w:val="0"/>
+        </w:rPr>
         <w:t>Thresholds .4, .5, .6 give passes8, 9, 7 out of10. Report range and a selection limit.</w:t>
       </w:r>
     </w:p>
@@ -1838,7 +2814,13 @@
       </w:r>
     </w:p>
     <w:p>
-      <w:r>
+      <w:pPr>
+        <w:spacing w:line="336" w:lineRule="auto" w:after="180"/>
+      </w:pPr>
+      <w:r>
+        <w:rPr>
+          <w:b w:val="0"/>
+        </w:rPr>
         <w:t>Attempt this case before feedback. Record any help. Earlier examples below are further practice; a case already practised with feedback cannot establish fresh transfer.</w:t>
       </w:r>
     </w:p>
@@ -1851,7 +2833,13 @@
       </w:r>
     </w:p>
     <w:p>
-      <w:r>
+      <w:pPr>
+        <w:spacing w:line="336" w:lineRule="auto" w:after="180"/>
+      </w:pPr>
+      <w:r>
+        <w:rPr>
+          <w:b w:val="0"/>
+        </w:rPr>
         <w:t>Thresholds .4, .5, .6 give passes8, 9, 7 out of10. Report range and a selection limit.</w:t>
       </w:r>
     </w:p>
@@ -1904,7 +2892,13 @@
       </w:r>
     </w:p>
     <w:p>
-      <w:r>
+      <w:pPr>
+        <w:spacing w:line="336" w:lineRule="auto" w:after="180"/>
+      </w:pPr>
+      <w:r>
+        <w:rPr>
+          <w:b w:val="0"/>
+        </w:rPr>
         <w:t>Record support used: none, hint or teacher explanation. After feedback, a different case is needed to demonstrate independence.</w:t>
       </w:r>
     </w:p>
@@ -1917,8 +2911,25 @@
       </w:r>
     </w:p>
     <w:p>
-      <w:r>
-        <w:t>Attempt the independent case before hints. Record whether you worked alone, used a hint or followed a model. After feedback, fix the first unsupported step and explain why it changed. A later check uses a changed case, not a copied answer.</w:t>
+      <w:pPr>
+        <w:spacing w:line="336" w:lineRule="auto" w:after="180"/>
+      </w:pPr>
+      <w:r>
+        <w:rPr>
+          <w:b w:val="0"/>
+        </w:rPr>
+        <w:t>Attempt the independent case before hints. Record whether you worked alone, used a hint or followed a model. After feedback, fix the first unsupported step and explain why it changed.</w:t>
+      </w:r>
+    </w:p>
+    <w:p>
+      <w:pPr>
+        <w:spacing w:line="336" w:lineRule="auto" w:after="180"/>
+      </w:pPr>
+      <w:r>
+        <w:rPr>
+          <w:b w:val="0"/>
+        </w:rPr>
+        <w:t>A later check uses a changed case, not a copied answer.</w:t>
       </w:r>
     </w:p>
     <w:p>
@@ -1931,6 +2942,17 @@
     </w:p>
     <w:p>
       <w:r>
+        <w:t>Use this map to navigate Sensitivity analysis, connect the goals to tasks and keep one evidence record for each attempt.</w:t>
+      </w:r>
+    </w:p>
+    <w:p>
+      <w:pPr>
+        <w:spacing w:line="336" w:lineRule="auto" w:after="180"/>
+      </w:pPr>
+      <w:r>
+        <w:rPr>
+          <w:b w:val="0"/>
+        </w:rPr>
         <w:t>Start with this question: A decision sensitive to the cutoff. A toy score rule predicts positive when score is at least the chosen cutoff.</w:t>
       </w:r>
     </w:p>
@@ -2037,13 +3059,61 @@
       </w:tr>
     </w:tbl>
     <w:p>
-      <w:r>
-        <w:t>Remember → watch and explain → try with help → investigate → try independently → keep project evidence. Your teacher may spread this lesson across several classes.</w:t>
-      </w:r>
-    </w:p>
-    <w:p>
-      <w:r>
-        <w:t>Keep your first prediction. Compare it with what the evidence shows and explain any change.</w:t>
+      <w:pPr>
+        <w:spacing w:line="336" w:lineRule="auto" w:after="180"/>
+      </w:pPr>
+      <w:r>
+        <w:rPr>
+          <w:b w:val="0"/>
+        </w:rPr>
+        <w:t xml:space="preserve">Remember → watch and explain → try with help → investigate → try independently → keep project </w:t>
+      </w:r>
+      <w:r>
+        <w:rPr>
+          <w:b/>
+        </w:rPr>
+        <w:t>evidence</w:t>
+      </w:r>
+      <w:r>
+        <w:rPr>
+          <w:b w:val="0"/>
+        </w:rPr>
+        <w:t>. Your teacher may spread this lesson across several classes.</w:t>
+      </w:r>
+    </w:p>
+    <w:p>
+      <w:pPr>
+        <w:spacing w:line="336" w:lineRule="auto" w:after="180"/>
+      </w:pPr>
+      <w:r>
+        <w:rPr>
+          <w:b w:val="0"/>
+        </w:rPr>
+        <w:t xml:space="preserve">Keep your first </w:t>
+      </w:r>
+      <w:r>
+        <w:rPr>
+          <w:b/>
+        </w:rPr>
+        <w:t>prediction</w:t>
+      </w:r>
+      <w:r>
+        <w:rPr>
+          <w:b w:val="0"/>
+        </w:rPr>
+        <w:t xml:space="preserve">. Compare it with what the </w:t>
+      </w:r>
+      <w:r>
+        <w:rPr>
+          <w:b/>
+        </w:rPr>
+        <w:t>evidence</w:t>
+      </w:r>
+      <w:r>
+        <w:rPr>
+          <w:b w:val="0"/>
+        </w:rPr>
+        <w:t xml:space="preserve"> shows and explain any change.</w:t>
       </w:r>
     </w:p>
     <w:p>
@@ -2056,7 +3126,36 @@
     </w:p>
     <w:p>
       <w:r>
-        <w:t>Close your notes. Explain this goal in your own words: Explain the mechanism and terminology of sensitivity analysis</w:t>
+        <w:t>Explain Sensitivity analysis without notes, identify a remaining question and plan a later check with a changed case.</w:t>
+      </w:r>
+    </w:p>
+    <w:p>
+      <w:pPr>
+        <w:spacing w:line="336" w:lineRule="auto" w:after="180"/>
+      </w:pPr>
+      <w:r>
+        <w:rPr>
+          <w:b w:val="0"/>
+        </w:rPr>
+        <w:t xml:space="preserve">Close your notes. Explain this goal in your own words: Explain the </w:t>
+      </w:r>
+      <w:r>
+        <w:rPr>
+          <w:b/>
+        </w:rPr>
+        <w:t>mechanism</w:t>
+      </w:r>
+      <w:r>
+        <w:rPr>
+          <w:b w:val="0"/>
+        </w:rPr>
+        <w:t xml:space="preserve"> and terminology of </w:t>
+      </w:r>
+      <w:r>
+        <w:rPr>
+          <w:b/>
+        </w:rPr>
+        <w:t>sensitivity analysis</w:t>
       </w:r>
     </w:p>
     <w:p>
@@ -2093,13 +3192,61 @@
       </w:r>
     </w:p>
     <w:p>
-      <w:r>
-        <w:t>If you are unsure, return to the worked picture and explain one arrow. If you are ready, change an input or assumption and justify your prediction.</w:t>
-      </w:r>
-    </w:p>
-    <w:p>
-      <w:r>
-        <w:t>Save your workbook evidence. At the next review, try a different case before opening your old answer.</w:t>
+      <w:pPr>
+        <w:spacing w:line="336" w:lineRule="auto" w:after="180"/>
+      </w:pPr>
+      <w:r>
+        <w:rPr>
+          <w:b w:val="0"/>
+        </w:rPr>
+        <w:t xml:space="preserve">If you are unsure, return to the worked picture and explain one arrow. If you are ready, change an </w:t>
+      </w:r>
+      <w:r>
+        <w:rPr>
+          <w:b/>
+        </w:rPr>
+        <w:t>input</w:t>
+      </w:r>
+      <w:r>
+        <w:rPr>
+          <w:b w:val="0"/>
+        </w:rPr>
+        <w:t xml:space="preserve"> or assumption and justify your </w:t>
+      </w:r>
+      <w:r>
+        <w:rPr>
+          <w:b/>
+        </w:rPr>
+        <w:t>prediction</w:t>
+      </w:r>
+      <w:r>
+        <w:rPr>
+          <w:b w:val="0"/>
+        </w:rPr>
+        <w:t>.</w:t>
+      </w:r>
+    </w:p>
+    <w:p>
+      <w:pPr>
+        <w:spacing w:line="336" w:lineRule="auto" w:after="180"/>
+      </w:pPr>
+      <w:r>
+        <w:rPr>
+          <w:b w:val="0"/>
+        </w:rPr>
+        <w:t xml:space="preserve">Save your workbook </w:t>
+      </w:r>
+      <w:r>
+        <w:rPr>
+          <w:b/>
+        </w:rPr>
+        <w:t>evidence</w:t>
+      </w:r>
+      <w:r>
+        <w:rPr>
+          <w:b w:val="0"/>
+        </w:rPr>
+        <w:t>. At the next review, try a different case before opening your old answer.</w:t>
       </w:r>
     </w:p>
     <w:p>
@@ -2112,11 +3259,28 @@
     </w:p>
     <w:p>
       <w:r>
+        <w:t>Attempt supported questions before using hints or feedback. Review a missing building block, then keep the completed work.</w:t>
+      </w:r>
+    </w:p>
+    <w:p>
+      <w:pPr>
+        <w:spacing w:line="336" w:lineRule="auto" w:after="180"/>
+      </w:pPr>
+      <w:r>
+        <w:rPr>
+          <w:b w:val="0"/>
+        </w:rPr>
         <w:t>Use this supported practice once, in the browser or on paper. Keep the reserved independent assessment for a separate first attempt before teacher feedback.</w:t>
       </w:r>
     </w:p>
     <w:p>
-      <w:r>
+      <w:pPr>
+        <w:spacing w:line="336" w:lineRule="auto" w:after="180"/>
+      </w:pPr>
+      <w:r>
+        <w:rPr>
+          <w:b w:val="0"/>
+        </w:rPr>
         <w:t>A decision sensitive to the cutoff. A toy score rule predicts positive when score is at least the chosen cutoff.</w:t>
       </w:r>
     </w:p>
@@ -2129,22 +3293,49 @@
       </w:r>
     </w:p>
     <w:p>
-      <w:r>
+      <w:pPr>
+        <w:spacing w:line="336" w:lineRule="auto" w:after="180"/>
+      </w:pPr>
+      <w:r>
+        <w:rPr>
+          <w:b w:val="0"/>
+        </w:rPr>
         <w:t>Which labelled step matches this detail? Only 0.8 meets the new boundary.</w:t>
       </w:r>
     </w:p>
     <w:p>
-      <w:r>
+      <w:pPr>
+        <w:spacing w:line="336" w:lineRule="auto" w:after="180"/>
+        <w:shd w:fill="F4F9FC"/>
+      </w:pPr>
+      <w:r>
+        <w:rPr>
+          <w:b w:val="0"/>
+        </w:rPr>
         <w:t>1. Hold scores fixed</w:t>
       </w:r>
     </w:p>
     <w:p>
-      <w:r>
+      <w:pPr>
+        <w:spacing w:line="336" w:lineRule="auto" w:after="180"/>
+        <w:shd w:fill="F4F9FC"/>
+      </w:pPr>
+      <w:r>
+        <w:rPr>
+          <w:b w:val="0"/>
+        </w:rPr>
         <w:t>2. Apply cutoff 0.7</w:t>
       </w:r>
     </w:p>
     <w:p>
-      <w:r>
+      <w:pPr>
+        <w:spacing w:line="336" w:lineRule="auto" w:after="180"/>
+        <w:shd w:fill="F4F9FC"/>
+      </w:pPr>
+      <w:r>
+        <w:rPr>
+          <w:b w:val="0"/>
+        </w:rPr>
         <w:t>3. Apply cutoff 0.5</w:t>
       </w:r>
     </w:p>
@@ -2182,40 +3373,154 @@
       </w:r>
     </w:p>
     <w:p>
-      <w:r>
+      <w:pPr>
+        <w:pStyle w:val="Heading3"/>
+      </w:pPr>
+      <w:r>
+        <w:t>Hint · try first</w:t>
+      </w:r>
+    </w:p>
+    <w:p>
+      <w:pPr>
+        <w:spacing w:line="336" w:lineRule="auto" w:after="180"/>
+        <w:shd w:fill="F1F6F8"/>
+      </w:pPr>
+      <w:r>
+        <w:rPr>
+          <w:b w:val="0"/>
+        </w:rPr>
         <w:t>Hint if needed: Read the steps in the pictorial case. Match the supplied detail to the stage that performs or records it.</w:t>
       </w:r>
     </w:p>
     <w:p>
-      <w:r>
-        <w:t>After your attempt, compare with the supported explanation: Apply cutoff 0.7 Only 0.8 meets the new boundary. Sensitivity analysis checks how conclusions change under plausible choices. Changing a cutoff changes the decision rule, not the recorded scores or their accuracy.</w:t>
-      </w:r>
-    </w:p>
-    <w:p>
       <w:pPr>
         <w:pStyle w:val="Heading3"/>
       </w:pPr>
       <w:r>
+        <w:t>Feedback · compare after trying</w:t>
+      </w:r>
+    </w:p>
+    <w:p>
+      <w:pPr>
+        <w:spacing w:line="336" w:lineRule="auto" w:after="180"/>
+        <w:shd w:fill="F1F6FC"/>
+      </w:pPr>
+      <w:r>
+        <w:rPr>
+          <w:b w:val="0"/>
+        </w:rPr>
+        <w:t xml:space="preserve">After your attempt, compare with the supported explanation: Apply cutoff 0.7 Only 0.8 meets the new boundary. </w:t>
+      </w:r>
+      <w:r>
+        <w:rPr>
+          <w:b/>
+        </w:rPr>
+        <w:t>Sensitivity analysis</w:t>
+      </w:r>
+      <w:r>
+        <w:rPr>
+          <w:b w:val="0"/>
+        </w:rPr>
+        <w:t xml:space="preserve"> checks how conclusions change under plausible choices.</w:t>
+      </w:r>
+    </w:p>
+    <w:p>
+      <w:pPr>
+        <w:spacing w:line="336" w:lineRule="auto" w:after="180"/>
+        <w:shd w:fill="F1F6FC"/>
+      </w:pPr>
+      <w:r>
+        <w:rPr>
+          <w:b w:val="0"/>
+        </w:rPr>
+        <w:t>Changing a cutoff changes the decision rule, not the recorded scores or their accuracy.</w:t>
+      </w:r>
+    </w:p>
+    <w:p>
+      <w:pPr>
+        <w:pStyle w:val="Heading3"/>
+      </w:pPr>
+      <w:r>
         <w:t>Practice 2: explain the deciding evidence</w:t>
       </w:r>
     </w:p>
     <w:p>
-      <w:r>
+      <w:pPr>
+        <w:pStyle w:val="Heading3"/>
+      </w:pPr>
+      <w:r>
+        <w:t>Changed case · predict first</w:t>
+      </w:r>
+    </w:p>
+    <w:p>
+      <w:pPr>
+        <w:spacing w:line="336" w:lineRule="auto" w:after="180"/>
+        <w:shd w:fill="F5F1FB"/>
+      </w:pPr>
+      <w:r>
+        <w:rPr>
+          <w:b w:val="0"/>
+        </w:rPr>
         <w:t>Changed-case practice: Set the cutoff to exactly 0.6. Which conclusion is supported by the supplied facts?</w:t>
       </w:r>
     </w:p>
     <w:p>
-      <w:r>
-        <w:t>1. We can decide the result without examining the changed input or the procedure.</w:t>
-      </w:r>
-    </w:p>
-    <w:p>
-      <w:r>
-        <w:t>2. This one example guarantees correct results for every future input.</w:t>
-      </w:r>
-    </w:p>
-    <w:p>
-      <w:r>
+      <w:pPr>
+        <w:spacing w:line="336" w:lineRule="auto" w:after="180"/>
+        <w:shd w:fill="F4F9FC"/>
+      </w:pPr>
+      <w:r>
+        <w:rPr>
+          <w:b w:val="0"/>
+        </w:rPr>
+        <w:t xml:space="preserve">1. We can decide the result without examining the changed </w:t>
+      </w:r>
+      <w:r>
+        <w:rPr>
+          <w:b/>
+        </w:rPr>
+        <w:t>input</w:t>
+      </w:r>
+      <w:r>
+        <w:rPr>
+          <w:b w:val="0"/>
+        </w:rPr>
+        <w:t xml:space="preserve"> or the procedure.</w:t>
+      </w:r>
+    </w:p>
+    <w:p>
+      <w:pPr>
+        <w:spacing w:line="336" w:lineRule="auto" w:after="180"/>
+        <w:shd w:fill="F4F9FC"/>
+      </w:pPr>
+      <w:r>
+        <w:rPr>
+          <w:b w:val="0"/>
+        </w:rPr>
+        <w:t xml:space="preserve">2. This one example guarantees correct results for every future </w:t>
+      </w:r>
+      <w:r>
+        <w:rPr>
+          <w:b/>
+        </w:rPr>
+        <w:t>input</w:t>
+      </w:r>
+      <w:r>
+        <w:rPr>
+          <w:b w:val="0"/>
+        </w:rPr>
+        <w:t>.</w:t>
+      </w:r>
+    </w:p>
+    <w:p>
+      <w:pPr>
+        <w:spacing w:line="336" w:lineRule="auto" w:after="180"/>
+        <w:shd w:fill="F4F9FC"/>
+      </w:pPr>
+      <w:r>
+        <w:rPr>
+          <w:b w:val="0"/>
+        </w:rPr>
         <w:t>3. 0.6 and 0.8 are positive because the rule includes equality.</w:t>
       </w:r>
     </w:p>
@@ -2253,12 +3558,42 @@
       </w:r>
     </w:p>
     <w:p>
-      <w:r>
+      <w:pPr>
+        <w:pStyle w:val="Heading3"/>
+      </w:pPr>
+      <w:r>
+        <w:t>Hint · try first</w:t>
+      </w:r>
+    </w:p>
+    <w:p>
+      <w:pPr>
+        <w:spacing w:line="336" w:lineRule="auto" w:after="180"/>
+        <w:shd w:fill="F1F6F8"/>
+      </w:pPr>
+      <w:r>
+        <w:rPr>
+          <w:b w:val="0"/>
+        </w:rPr>
         <w:t>Hint if needed: Use the changed condition and the deciding step in the pictorial trace. The answer must say what follows from those facts.</w:t>
       </w:r>
     </w:p>
     <w:p>
-      <w:r>
+      <w:pPr>
+        <w:pStyle w:val="Heading3"/>
+      </w:pPr>
+      <w:r>
+        <w:t>Feedback · compare after trying</w:t>
+      </w:r>
+    </w:p>
+    <w:p>
+      <w:pPr>
+        <w:spacing w:line="336" w:lineRule="auto" w:after="180"/>
+        <w:shd w:fill="F1F6FC"/>
+      </w:pPr>
+      <w:r>
+        <w:rPr>
+          <w:b w:val="0"/>
+        </w:rPr>
         <w:t>After your attempt, compare with the supported explanation: 0.6 and 0.8 are positive because the rule includes equality. The declared at-least boundary includes the threshold value.</w:t>
       </w:r>
     </w:p>
@@ -2271,18 +3606,105 @@
       </w:r>
     </w:p>
     <w:p>
-      <w:r>
-        <w:t>Review Ablation studies (ai-7/16). Goal: Explain the mechanism and terminology of ablation studies. Short practice: Calculate the filter ablation’s two rates and count change. Which single component is altered, and why does also changing the model prevent isolating the filter?. Return to this week and explain what you changed.</w:t>
-      </w:r>
-    </w:p>
-    <w:p>
-      <w:r>
-        <w:t>Review Statistical tests and assumptions (ai-7/14). Goal: Explain the mechanism and terminology of statistical tests and assumptions. Short practice: Calculate each paired difference and the observed sum. Count null arrangements with absolute sum at least four, compute p, and explain the decision at threshold 0.05.. Return to this week and explain what you changed.</w:t>
-      </w:r>
-    </w:p>
-    <w:p>
-      <w:r>
-        <w:t>Review Sampling variability (ai-7/11). Goal: Explain the mechanism and terminology of sampling variability. Short practice: Calculate the two four-case rates and their difference. Explain how changed included cases can affect a fixed model, and why identical deterministic records should not differ on a rerun.. Return to this week and explain what you changed.</w:t>
+      <w:pPr>
+        <w:spacing w:line="336" w:lineRule="auto" w:after="180"/>
+      </w:pPr>
+      <w:r>
+        <w:rPr>
+          <w:b w:val="0"/>
+        </w:rPr>
+        <w:t xml:space="preserve">Review Ablation studies (ai-7/16). Goal: Explain the </w:t>
+      </w:r>
+      <w:r>
+        <w:rPr>
+          <w:b/>
+        </w:rPr>
+        <w:t>mechanism</w:t>
+      </w:r>
+      <w:r>
+        <w:rPr>
+          <w:b w:val="0"/>
+        </w:rPr>
+        <w:t xml:space="preserve"> and terminology of ablation studies. Short practice: Calculate the filter ablation’s two rates and count change.</w:t>
+      </w:r>
+    </w:p>
+    <w:p>
+      <w:pPr>
+        <w:spacing w:line="336" w:lineRule="auto" w:after="180"/>
+      </w:pPr>
+      <w:r>
+        <w:rPr>
+          <w:b w:val="0"/>
+        </w:rPr>
+        <w:t>Which single component is altered, and why does also changing the model prevent isolating the filter?. Return to this week and explain what you changed.</w:t>
+      </w:r>
+    </w:p>
+    <w:p>
+      <w:pPr>
+        <w:spacing w:line="336" w:lineRule="auto" w:after="180"/>
+      </w:pPr>
+      <w:r>
+        <w:rPr>
+          <w:b w:val="0"/>
+        </w:rPr>
+        <w:t xml:space="preserve">Review Statistical tests and assumptions (ai-7/14). Goal: Explain the </w:t>
+      </w:r>
+      <w:r>
+        <w:rPr>
+          <w:b/>
+        </w:rPr>
+        <w:t>mechanism</w:t>
+      </w:r>
+      <w:r>
+        <w:rPr>
+          <w:b w:val="0"/>
+        </w:rPr>
+        <w:t xml:space="preserve"> and terminology of statistical tests and assumptions. Short practice: Calculate each paired difference and the observed sum.</w:t>
+      </w:r>
+    </w:p>
+    <w:p>
+      <w:pPr>
+        <w:spacing w:line="336" w:lineRule="auto" w:after="180"/>
+      </w:pPr>
+      <w:r>
+        <w:rPr>
+          <w:b w:val="0"/>
+        </w:rPr>
+        <w:t>Count null arrangements with absolute sum at least four, compute p, and explain the decision at threshold 0.05.. Return to this week and explain what you changed.</w:t>
+      </w:r>
+    </w:p>
+    <w:p>
+      <w:pPr>
+        <w:spacing w:line="336" w:lineRule="auto" w:after="180"/>
+      </w:pPr>
+      <w:r>
+        <w:rPr>
+          <w:b w:val="0"/>
+        </w:rPr>
+        <w:t xml:space="preserve">Review Sampling variability (ai-7/11). Goal: Explain the </w:t>
+      </w:r>
+      <w:r>
+        <w:rPr>
+          <w:b/>
+        </w:rPr>
+        <w:t>mechanism</w:t>
+      </w:r>
+      <w:r>
+        <w:rPr>
+          <w:b w:val="0"/>
+        </w:rPr>
+        <w:t xml:space="preserve"> and terminology of sampling variability. Short practice: Calculate the two four-case rates and their difference.</w:t>
+      </w:r>
+    </w:p>
+    <w:p>
+      <w:pPr>
+        <w:spacing w:line="336" w:lineRule="auto" w:after="180"/>
+      </w:pPr>
+      <w:r>
+        <w:rPr>
+          <w:b w:val="0"/>
+        </w:rPr>
+        <w:t>Explain how changed included cases can affect a fixed model, and why identical deterministic records should not differ on a rerun.. Return to this week and explain what you changed.</w:t>
       </w:r>
     </w:p>
     <w:p>
@@ -2294,8 +3716,549 @@
       </w:r>
     </w:p>
     <w:p>
-      <w:r>
-        <w:t>Use Download completed work in the hosted lesson to export your answers, reflections, practice feedback and code-run evidence. Open the HTML copy to read or print it. Drafts stay in this browser when storage is available; clear drafts on a shared device.</w:t>
+      <w:pPr>
+        <w:spacing w:line="336" w:lineRule="auto" w:after="180"/>
+      </w:pPr>
+      <w:r>
+        <w:rPr>
+          <w:b w:val="0"/>
+        </w:rPr>
+        <w:t xml:space="preserve">Use Download completed work in the hosted lesson to export your answers, reflections, practice feedback and code-run </w:t>
+      </w:r>
+      <w:r>
+        <w:rPr>
+          <w:b/>
+        </w:rPr>
+        <w:t>evidence</w:t>
+      </w:r>
+      <w:r>
+        <w:rPr>
+          <w:b w:val="0"/>
+        </w:rPr>
+        <w:t>. Open the HTML copy to read or print it.</w:t>
+      </w:r>
+    </w:p>
+    <w:p>
+      <w:pPr>
+        <w:spacing w:line="336" w:lineRule="auto" w:after="180"/>
+      </w:pPr>
+      <w:r>
+        <w:rPr>
+          <w:b w:val="0"/>
+        </w:rPr>
+        <w:t>Drafts stay in this browser when storage is available; clear drafts on a shared device.</w:t>
+      </w:r>
+    </w:p>
+    <w:p>
+      <w:pPr>
+        <w:pStyle w:val="Heading1"/>
+      </w:pPr>
+      <w:r>
+        <w:t>18. Visual concept journey</w:t>
+      </w:r>
+    </w:p>
+    <w:p>
+      <w:r>
+        <w:t>Explain each Sensitivity analysis graphic using its labels, deciding evidence and relevant limitation.</w:t>
+      </w:r>
+    </w:p>
+    <w:p>
+      <w:pPr>
+        <w:pStyle w:val="Heading3"/>
+      </w:pPr>
+      <w:r>
+        <w:t>01. Sensitivity analysis: the case</w:t>
+      </w:r>
+    </w:p>
+    <w:p>
+      <w:r>
+        <w:drawing>
+          <wp:inline xmlns:a="http://schemas.openxmlformats.org/drawingml/2006/main" xmlns:pic="http://schemas.openxmlformats.org/drawingml/2006/picture">
+            <wp:extent cx="5486400" cy="2834640"/>
+            <wp:docPr id="3" name="Picture 3" descr="A decision sensitive to the cutoff. A toy score rule predicts positive when score is at least the chosen cutoff. Supplied facts: Scores are 0.4,0.6,0.8. Cutoff 0.5 marks the last two positive; cutoff 0.7 marks only 0.8 positive."/>
+            <wp:cNvGraphicFramePr>
+              <a:graphicFrameLocks noChangeAspect="1"/>
+            </wp:cNvGraphicFramePr>
+            <a:graphic>
+              <a:graphicData uri="http://schemas.openxmlformats.org/drawingml/2006/picture">
+                <pic:pic>
+                  <pic:nvPicPr>
+                    <pic:cNvPr id="0" name="academy-story-ai-7-17-01.png"/>
+                    <pic:cNvPicPr/>
+                  </pic:nvPicPr>
+                  <pic:blipFill>
+                    <a:blip r:embed="rId11"/>
+                    <a:stretch>
+                      <a:fillRect/>
+                    </a:stretch>
+                  </pic:blipFill>
+                  <pic:spPr>
+                    <a:xfrm>
+                      <a:off x="0" y="0"/>
+                      <a:ext cx="5486400" cy="2834640"/>
+                    </a:xfrm>
+                    <a:prstGeom prst="rect"/>
+                  </pic:spPr>
+                </pic:pic>
+              </a:graphicData>
+            </a:graphic>
+          </wp:inline>
+        </w:drawing>
+      </w:r>
+    </w:p>
+    <w:p>
+      <w:pPr>
+        <w:spacing w:line="336" w:lineRule="auto" w:after="180"/>
+      </w:pPr>
+      <w:r>
+        <w:rPr>
+          <w:b w:val="0"/>
+        </w:rPr>
+        <w:t>A decision sensitive to the cutoff. A toy score rule predicts positive when score is at least the chosen cutoff. Supplied facts: Scores are 0.4,0.6,0.8.</w:t>
+      </w:r>
+    </w:p>
+    <w:p>
+      <w:pPr>
+        <w:spacing w:line="336" w:lineRule="auto" w:after="180"/>
+      </w:pPr>
+      <w:r>
+        <w:rPr>
+          <w:b w:val="0"/>
+        </w:rPr>
+        <w:t>Cutoff 0.5 marks the last two positive; cutoff 0.7 marks only 0.8 positive.</w:t>
+      </w:r>
+    </w:p>
+    <w:p>
+      <w:pPr>
+        <w:spacing w:line="336" w:lineRule="auto" w:after="180"/>
+        <w:shd w:fill="F5F1FB"/>
+      </w:pPr>
+      <w:r>
+        <w:rPr>
+          <w:b w:val="0"/>
+        </w:rPr>
+        <w:t>Point to the given fact that matters most. Explain why it matters.</w:t>
+      </w:r>
+    </w:p>
+    <w:p>
+      <w:pPr>
+        <w:pStyle w:val="Heading3"/>
+      </w:pPr>
+      <w:r>
+        <w:t>02. Follow the deciding steps</w:t>
+      </w:r>
+    </w:p>
+    <w:p>
+      <w:r>
+        <w:drawing>
+          <wp:inline xmlns:a="http://schemas.openxmlformats.org/drawingml/2006/main" xmlns:pic="http://schemas.openxmlformats.org/drawingml/2006/picture">
+            <wp:extent cx="5486400" cy="3182112"/>
+            <wp:docPr id="4" name="Picture 4" descr="Hold scores fixed: Keep the same three supplied scores. → Apply cutoff 0.5: 0.6 and 0.8 meet the boundary. → Apply cutoff 0.7: Only 0.8 meets the new boundary."/>
+            <wp:cNvGraphicFramePr>
+              <a:graphicFrameLocks noChangeAspect="1"/>
+            </wp:cNvGraphicFramePr>
+            <a:graphic>
+              <a:graphicData uri="http://schemas.openxmlformats.org/drawingml/2006/picture">
+                <pic:pic>
+                  <pic:nvPicPr>
+                    <pic:cNvPr id="0" name="academy-story-ai-7-17-02.png"/>
+                    <pic:cNvPicPr/>
+                  </pic:nvPicPr>
+                  <pic:blipFill>
+                    <a:blip r:embed="rId12"/>
+                    <a:stretch>
+                      <a:fillRect/>
+                    </a:stretch>
+                  </pic:blipFill>
+                  <pic:spPr>
+                    <a:xfrm>
+                      <a:off x="0" y="0"/>
+                      <a:ext cx="5486400" cy="3182112"/>
+                    </a:xfrm>
+                    <a:prstGeom prst="rect"/>
+                  </pic:spPr>
+                </pic:pic>
+              </a:graphicData>
+            </a:graphic>
+          </wp:inline>
+        </w:drawing>
+      </w:r>
+    </w:p>
+    <w:p>
+      <w:pPr>
+        <w:spacing w:line="336" w:lineRule="auto" w:after="180"/>
+      </w:pPr>
+      <w:r>
+        <w:rPr>
+          <w:b w:val="0"/>
+        </w:rPr>
+        <w:t>Hold scores fixed: Keep the same three supplied scores. → Apply cutoff 0.5: 0.6 and 0.8 meet the boundary. → Apply cutoff 0.7: Only 0.8 meets the new boundary.</w:t>
+      </w:r>
+    </w:p>
+    <w:p>
+      <w:pPr>
+        <w:spacing w:line="336" w:lineRule="auto" w:after="180"/>
+        <w:shd w:fill="F5F1FB"/>
+      </w:pPr>
+      <w:r>
+        <w:rPr>
+          <w:b w:val="0"/>
+        </w:rPr>
+        <w:t xml:space="preserve">Point to each numbered stage and explain which recorded </w:t>
+      </w:r>
+      <w:r>
+        <w:rPr>
+          <w:b/>
+        </w:rPr>
+        <w:t>input</w:t>
+      </w:r>
+      <w:r>
+        <w:rPr>
+          <w:b w:val="0"/>
+        </w:rPr>
+        <w:t xml:space="preserve"> it uses.</w:t>
+      </w:r>
+    </w:p>
+    <w:p>
+      <w:pPr>
+        <w:pStyle w:val="Heading3"/>
+      </w:pPr>
+      <w:r>
+        <w:t>03. Score decisions under inclusive cutoffs</w:t>
+      </w:r>
+    </w:p>
+    <w:p>
+      <w:r>
+        <w:drawing>
+          <wp:inline xmlns:a="http://schemas.openxmlformats.org/drawingml/2006/main" xmlns:pic="http://schemas.openxmlformats.org/drawingml/2006/picture">
+            <wp:extent cx="5486400" cy="3617976"/>
+            <wp:docPr id="5" name="Picture 5" descr="Score decisions under inclusive cutoffs. Cutoff 0.5: Score 0.4 = No, Score 0.6 = Yes, Score 0.8 = Yes. Cutoff 0.7: Score 0.4 = No, Score 0.6 = No, Score 0.8 = Yes. Cutoff 0.6: Score 0.4 = No, Score 0.6 = Yes, Score 0.8 = Yes."/>
+            <wp:cNvGraphicFramePr>
+              <a:graphicFrameLocks noChangeAspect="1"/>
+            </wp:cNvGraphicFramePr>
+            <a:graphic>
+              <a:graphicData uri="http://schemas.openxmlformats.org/drawingml/2006/picture">
+                <pic:pic>
+                  <pic:nvPicPr>
+                    <pic:cNvPr id="0" name="academy-story-ai-7-17-03.png"/>
+                    <pic:cNvPicPr/>
+                  </pic:nvPicPr>
+                  <pic:blipFill>
+                    <a:blip r:embed="rId13"/>
+                    <a:stretch>
+                      <a:fillRect/>
+                    </a:stretch>
+                  </pic:blipFill>
+                  <pic:spPr>
+                    <a:xfrm>
+                      <a:off x="0" y="0"/>
+                      <a:ext cx="5486400" cy="3617976"/>
+                    </a:xfrm>
+                    <a:prstGeom prst="rect"/>
+                  </pic:spPr>
+                </pic:pic>
+              </a:graphicData>
+            </a:graphic>
+          </wp:inline>
+        </w:drawing>
+      </w:r>
+    </w:p>
+    <w:p>
+      <w:pPr>
+        <w:spacing w:line="336" w:lineRule="auto" w:after="180"/>
+      </w:pPr>
+      <w:r>
+        <w:rPr>
+          <w:b w:val="0"/>
+        </w:rPr>
+        <w:t>Score decisions under inclusive cutoffs. Cutoff 0.5: Score 0.4 = No, Score 0.6 = Yes, Score 0.8 = Yes. Cutoff 0.7: Score 0.4 = No, Score 0.6 = No, Score 0.8 = Yes. Cutoff 0.6: Score 0.4 = No, Score 0.6 = Yes, Score 0.8 = Yes.</w:t>
+      </w:r>
+    </w:p>
+    <w:p>
+      <w:pPr>
+        <w:spacing w:line="336" w:lineRule="auto" w:after="180"/>
+        <w:shd w:fill="F5F1FB"/>
+      </w:pPr>
+      <w:r>
+        <w:rPr>
+          <w:b w:val="0"/>
+        </w:rPr>
+        <w:t>Read the labels and values. Explain the relationship the model shows.</w:t>
+      </w:r>
+    </w:p>
+    <w:p>
+      <w:pPr>
+        <w:pStyle w:val="Heading3"/>
+      </w:pPr>
+      <w:r>
+        <w:t>04. Change one thing. Trace what follows.</w:t>
+      </w:r>
+    </w:p>
+    <w:p>
+      <w:r>
+        <w:drawing>
+          <wp:inline xmlns:a="http://schemas.openxmlformats.org/drawingml/2006/main" xmlns:pic="http://schemas.openxmlformats.org/drawingml/2006/picture">
+            <wp:extent cx="5486400" cy="3026664"/>
+            <wp:docPr id="6" name="Picture 6" descr="Original case: Only 0.8 meets the new boundary. Changed condition: Set the cutoff to exactly 0.6. Expected result: 0.6 and 0.8 are positive because the rule includes equality. Reason: The declared at-least boundary includes the threshold value."/>
+            <wp:cNvGraphicFramePr>
+              <a:graphicFrameLocks noChangeAspect="1"/>
+            </wp:cNvGraphicFramePr>
+            <a:graphic>
+              <a:graphicData uri="http://schemas.openxmlformats.org/drawingml/2006/picture">
+                <pic:pic>
+                  <pic:nvPicPr>
+                    <pic:cNvPr id="0" name="academy-story-ai-7-17-04.png"/>
+                    <pic:cNvPicPr/>
+                  </pic:nvPicPr>
+                  <pic:blipFill>
+                    <a:blip r:embed="rId14"/>
+                    <a:stretch>
+                      <a:fillRect/>
+                    </a:stretch>
+                  </pic:blipFill>
+                  <pic:spPr>
+                    <a:xfrm>
+                      <a:off x="0" y="0"/>
+                      <a:ext cx="5486400" cy="3026664"/>
+                    </a:xfrm>
+                    <a:prstGeom prst="rect"/>
+                  </pic:spPr>
+                </pic:pic>
+              </a:graphicData>
+            </a:graphic>
+          </wp:inline>
+        </w:drawing>
+      </w:r>
+    </w:p>
+    <w:p>
+      <w:pPr>
+        <w:spacing w:line="336" w:lineRule="auto" w:after="180"/>
+      </w:pPr>
+      <w:r>
+        <w:rPr>
+          <w:b w:val="0"/>
+        </w:rPr>
+        <w:t>Original case: Only 0.8 meets the new boundary. Changed condition: Set the cutoff to exactly 0.6. Expected result: 0.6 and 0.8 are positive because the rule includes equality.</w:t>
+      </w:r>
+    </w:p>
+    <w:p>
+      <w:pPr>
+        <w:spacing w:line="336" w:lineRule="auto" w:after="180"/>
+      </w:pPr>
+      <w:r>
+        <w:rPr>
+          <w:b w:val="0"/>
+        </w:rPr>
+        <w:t>Reason: The declared at-least boundary includes the threshold value.</w:t>
+      </w:r>
+    </w:p>
+    <w:p>
+      <w:pPr>
+        <w:spacing w:line="336" w:lineRule="auto" w:after="180"/>
+        <w:shd w:fill="F5F1FB"/>
+      </w:pPr>
+      <w:r>
+        <w:rPr>
+          <w:b w:val="0"/>
+        </w:rPr>
+        <w:t>Predict before checking the worked changed-case result. Name what changed and what the supplied facts allow you to conclude.</w:t>
+      </w:r>
+    </w:p>
+    <w:p>
+      <w:pPr>
+        <w:pStyle w:val="Heading3"/>
+      </w:pPr>
+      <w:r>
+        <w:t>05. Connect the explanation to its limit</w:t>
+      </w:r>
+    </w:p>
+    <w:p>
+      <w:r>
+        <w:drawing>
+          <wp:inline xmlns:a="http://schemas.openxmlformats.org/drawingml/2006/main" xmlns:pic="http://schemas.openxmlformats.org/drawingml/2006/picture">
+            <wp:extent cx="5486400" cy="2834640"/>
+            <wp:docPr id="7" name="Picture 7" descr="Sensitivity analysis checks how conclusions change under plausible choices. Changing a cutoff changes the decision rule, not the recorded scores or their accuracy. Limit: Without reference labels, these counts do not identify the best cutoff or establish correctness."/>
+            <wp:cNvGraphicFramePr>
+              <a:graphicFrameLocks noChangeAspect="1"/>
+            </wp:cNvGraphicFramePr>
+            <a:graphic>
+              <a:graphicData uri="http://schemas.openxmlformats.org/drawingml/2006/picture">
+                <pic:pic>
+                  <pic:nvPicPr>
+                    <pic:cNvPr id="0" name="academy-story-ai-7-17-05.png"/>
+                    <pic:cNvPicPr/>
+                  </pic:nvPicPr>
+                  <pic:blipFill>
+                    <a:blip r:embed="rId15"/>
+                    <a:stretch>
+                      <a:fillRect/>
+                    </a:stretch>
+                  </pic:blipFill>
+                  <pic:spPr>
+                    <a:xfrm>
+                      <a:off x="0" y="0"/>
+                      <a:ext cx="5486400" cy="2834640"/>
+                    </a:xfrm>
+                    <a:prstGeom prst="rect"/>
+                  </pic:spPr>
+                </pic:pic>
+              </a:graphicData>
+            </a:graphic>
+          </wp:inline>
+        </w:drawing>
+      </w:r>
+    </w:p>
+    <w:p>
+      <w:pPr>
+        <w:spacing w:line="336" w:lineRule="auto" w:after="180"/>
+      </w:pPr>
+      <w:r>
+        <w:rPr>
+          <w:b/>
+        </w:rPr>
+        <w:t>Sensitivity analysis</w:t>
+      </w:r>
+      <w:r>
+        <w:rPr>
+          <w:b w:val="0"/>
+        </w:rPr>
+        <w:t xml:space="preserve"> checks how conclusions change under plausible choices. Changing a cutoff changes the decision rule, not the recorded scores or their accuracy.</w:t>
+      </w:r>
+    </w:p>
+    <w:p>
+      <w:pPr>
+        <w:spacing w:line="336" w:lineRule="auto" w:after="180"/>
+      </w:pPr>
+      <w:r>
+        <w:rPr>
+          <w:b w:val="0"/>
+        </w:rPr>
+        <w:t>Limit: Without reference labels, these counts do not identify the best cutoff or establish correctness.</w:t>
+      </w:r>
+    </w:p>
+    <w:p>
+      <w:pPr>
+        <w:spacing w:line="336" w:lineRule="auto" w:after="180"/>
+        <w:shd w:fill="F5F1FB"/>
+      </w:pPr>
+      <w:r>
+        <w:rPr>
+          <w:b w:val="0"/>
+        </w:rPr>
+        <w:t>Explain the case, then point to a limit on the claim.</w:t>
+      </w:r>
+    </w:p>
+    <w:p>
+      <w:pPr>
+        <w:pStyle w:val="Heading3"/>
+      </w:pPr>
+      <w:r>
+        <w:t>06. Make the idea visible in your project</w:t>
+      </w:r>
+    </w:p>
+    <w:p>
+      <w:r>
+        <w:drawing>
+          <wp:inline xmlns:a="http://schemas.openxmlformats.org/drawingml/2006/main" xmlns:pic="http://schemas.openxmlformats.org/drawingml/2006/picture">
+            <wp:extent cx="5486400" cy="3681984"/>
+            <wp:docPr id="8" name="Picture 8" descr="For the Reproducible AI Research Study, retain an annotated worked trace and the changed-case reasoning. Connect the claim to its records, units and assumptions so another investigator can challenge or reproduce it. Draw your input, deciding step, result and limit. Supported question: Classify 0.4, 0.6 and 0.8 at cutoffs 0.5, 0.7 and exactly 0.6. Which equality rule decides the boundary, and can these unlabelled scores identify the best cutoff?"/>
+            <wp:cNvGraphicFramePr>
+              <a:graphicFrameLocks noChangeAspect="1"/>
+            </wp:cNvGraphicFramePr>
+            <a:graphic>
+              <a:graphicData uri="http://schemas.openxmlformats.org/drawingml/2006/picture">
+                <pic:pic>
+                  <pic:nvPicPr>
+                    <pic:cNvPr id="0" name="academy-story-ai-7-17-06.png"/>
+                    <pic:cNvPicPr/>
+                  </pic:nvPicPr>
+                  <pic:blipFill>
+                    <a:blip r:embed="rId16"/>
+                    <a:stretch>
+                      <a:fillRect/>
+                    </a:stretch>
+                  </pic:blipFill>
+                  <pic:spPr>
+                    <a:xfrm>
+                      <a:off x="0" y="0"/>
+                      <a:ext cx="5486400" cy="3681984"/>
+                    </a:xfrm>
+                    <a:prstGeom prst="rect"/>
+                  </pic:spPr>
+                </pic:pic>
+              </a:graphicData>
+            </a:graphic>
+          </wp:inline>
+        </w:drawing>
+      </w:r>
+    </w:p>
+    <w:p>
+      <w:pPr>
+        <w:spacing w:line="336" w:lineRule="auto" w:after="180"/>
+      </w:pPr>
+      <w:r>
+        <w:rPr>
+          <w:b w:val="0"/>
+        </w:rPr>
+        <w:t>For the Reproducible AI Research Study, retain an annotated worked trace and the changed-case reasoning. Connect the claim to its records, units and assumptions so another investigator can challenge or reproduce it.</w:t>
+      </w:r>
+    </w:p>
+    <w:p>
+      <w:pPr>
+        <w:spacing w:line="336" w:lineRule="auto" w:after="180"/>
+      </w:pPr>
+      <w:r>
+        <w:rPr>
+          <w:b w:val="0"/>
+        </w:rPr>
+        <w:t xml:space="preserve">Draw your </w:t>
+      </w:r>
+      <w:r>
+        <w:rPr>
+          <w:b/>
+        </w:rPr>
+        <w:t>input</w:t>
+      </w:r>
+      <w:r>
+        <w:rPr>
+          <w:b w:val="0"/>
+        </w:rPr>
+        <w:t>, deciding step, result and limit. Supported question: Classify 0.4, 0.6 and 0.8 at cutoffs 0.5, 0.7 and exactly 0.6.</w:t>
+      </w:r>
+    </w:p>
+    <w:p>
+      <w:pPr>
+        <w:spacing w:line="336" w:lineRule="auto" w:after="180"/>
+      </w:pPr>
+      <w:r>
+        <w:rPr>
+          <w:b w:val="0"/>
+        </w:rPr>
+        <w:t>Which equality rule decides the boundary, and can these unlabelled scores identify the best cutoff?</w:t>
+      </w:r>
+    </w:p>
+    <w:p>
+      <w:pPr>
+        <w:spacing w:line="336" w:lineRule="auto" w:after="180"/>
+        <w:shd w:fill="F5F1FB"/>
+      </w:pPr>
+      <w:r>
+        <w:rPr>
+          <w:b w:val="0"/>
+        </w:rPr>
+        <w:t xml:space="preserve">Draw your project trace and justify the deciding step using </w:t>
+      </w:r>
+      <w:r>
+        <w:rPr>
+          <w:b/>
+        </w:rPr>
+        <w:t>evidence</w:t>
+      </w:r>
+      <w:r>
+        <w:rPr>
+          <w:b w:val="0"/>
+        </w:rPr>
+        <w:t>.</w:t>
       </w:r>
     </w:p>
     <w:sectPr>

--- a/downloads/student/ai-7-week-17.docx
+++ b/downloads/student/ai-7-week-17.docx
@@ -25,12 +25,17 @@
         <w:pStyle w:val="Heading1"/>
       </w:pPr>
       <w:r>
-        <w:t>Before you start</w:t>
-      </w:r>
-    </w:p>
-    <w:p>
-      <w:r>
-        <w:t>Recall Ablation studies. Explain why a recorded result needs its input conditions and evidence source before it can support a claim.</w:t>
+        <w:t>Vary the setting. Keep every result. State what is unknown.</w:t>
+      </w:r>
+    </w:p>
+    <w:p>
+      <w:r>
+        <w:t>Explain sensitivity patterns without turning prediction counts into accuracy or tuning into fresh evaluation.</w:t>
+      </w:r>
+    </w:p>
+    <w:p>
+      <w:r>
+        <w:t>Declared range → retrieval tradeoff ledger → fixed-score native grid → equality/selection probes → exact audit → independent pass-count range.</w:t>
       </w:r>
     </w:p>
     <w:p>
@@ -38,20 +43,20 @@
         <w:pStyle w:val="Heading1"/>
       </w:pPr>
       <w:r>
-        <w:t>01. Your mission</w:t>
-      </w:r>
-    </w:p>
-    <w:p>
-      <w:r>
-        <w:t>Start with the target: Explain the mechanism and terminology of sensitivity analysis. Try the recall before opening notes.</w:t>
-      </w:r>
-    </w:p>
-    <w:p>
-      <w:pPr>
-        <w:pStyle w:val="Heading3"/>
-      </w:pPr>
-      <w:r>
-        <w:t>Your learning target</w:t>
+        <w:t>01. Change a plausible setting and preserve the complete pattern</w:t>
+      </w:r>
+    </w:p>
+    <w:p>
+      <w:r>
+        <w:t>Sensitivity analysis reveals dependence on choices; it does not automatically choose the best setting.</w:t>
+      </w:r>
+    </w:p>
+    <w:p>
+      <w:pPr>
+        <w:pStyle w:val="Heading2"/>
+      </w:pPr>
+      <w:r>
+        <w:t>Learning goals</w:t>
       </w:r>
     </w:p>
     <w:p>
@@ -113,10 +118,10 @@
     </w:p>
     <w:p>
       <w:pPr>
-        <w:pStyle w:val="Heading3"/>
-      </w:pPr>
-      <w:r>
-        <w:t>Remember before reading</w:t>
+        <w:pStyle w:val="Heading2"/>
+      </w:pPr>
+      <w:r>
+        <w:t>Retrieve controls, ablation and evidence limits</w:t>
       </w:r>
     </w:p>
     <w:p>
@@ -188,6 +193,100 @@
     </w:p>
     <w:p>
       <w:pPr>
+        <w:pStyle w:val="Heading2"/>
+      </w:pPr>
+      <w:r>
+        <w:t>Starting response</w:t>
+      </w:r>
+    </w:p>
+    <w:p>
+      <w:pPr>
+        <w:pStyle w:val="ListBullet"/>
+      </w:pPr>
+      <w:r>
+        <w:t>Recall Ablation studies. Explain why a recorded result needs its input conditions and evidence source before it can support a claim.</w:t>
+      </w:r>
+    </w:p>
+    <w:p>
+      <w:pPr>
+        <w:pStyle w:val="Heading3"/>
+      </w:pPr>
+      <w:r>
+        <w:t>My starting explanation</w:t>
+      </w:r>
+    </w:p>
+    <w:p>
+      <w:r>
+        <w:t>________________________________________________________________</w:t>
+      </w:r>
+    </w:p>
+    <w:p>
+      <w:r>
+        <w:t>________________________________________________________________</w:t>
+      </w:r>
+    </w:p>
+    <w:p>
+      <w:r>
+        <w:t>________________________________________________________________</w:t>
+      </w:r>
+    </w:p>
+    <w:p>
+      <w:pPr>
+        <w:pStyle w:val="Heading2"/>
+      </w:pPr>
+      <w:r>
+        <w:t>End goal</w:t>
+      </w:r>
+    </w:p>
+    <w:p>
+      <w:pPr>
+        <w:spacing w:line="336" w:lineRule="auto" w:after="180"/>
+      </w:pPr>
+      <w:r>
+        <w:rPr>
+          <w:b w:val="0"/>
+        </w:rPr>
+        <w:t xml:space="preserve">Explain </w:t>
+      </w:r>
+      <w:r>
+        <w:rPr>
+          <w:b/>
+        </w:rPr>
+        <w:t>sensitivity analysis</w:t>
+      </w:r>
+      <w:r>
+        <w:rPr>
+          <w:b w:val="0"/>
+        </w:rPr>
+        <w:t xml:space="preserve"> using the records and boundaries of this fictional investigation.</w:t>
+      </w:r>
+    </w:p>
+    <w:p>
+      <w:pPr>
+        <w:pStyle w:val="Heading2"/>
+      </w:pPr>
+      <w:r>
+        <w:t>Earlier wording, alternatives and picture transcripts · reference / check after trying</w:t>
+      </w:r>
+    </w:p>
+    <w:p>
+      <w:pPr>
+        <w:pStyle w:val="Heading3"/>
+      </w:pPr>
+      <w:r>
+        <w:t>Your learning target</w:t>
+      </w:r>
+    </w:p>
+    <w:p>
+      <w:pPr>
+        <w:pStyle w:val="Heading3"/>
+      </w:pPr>
+      <w:r>
+        <w:t>Remember before reading</w:t>
+      </w:r>
+    </w:p>
+    <w:p>
+      <w:pPr>
         <w:spacing w:line="336" w:lineRule="auto" w:after="180"/>
       </w:pPr>
       <w:r>
@@ -258,13 +357,686 @@
     </w:p>
     <w:p>
       <w:pPr>
+        <w:pStyle w:val="Heading3"/>
+      </w:pPr>
+      <w:r>
+        <w:t>This week’s end goal</w:t>
+      </w:r>
+    </w:p>
+    <w:p>
+      <w:pPr>
+        <w:pStyle w:val="Heading1"/>
+      </w:pPr>
+      <w:r>
+        <w:t>02. Separate changing predictions from checking correctness</w:t>
+      </w:r>
+    </w:p>
+    <w:p>
+      <w:r>
+        <w:t>Retrieval depth and classification score cutoff are different controls.</w:t>
+      </w:r>
+    </w:p>
+    <w:p>
+      <w:pPr>
+        <w:pStyle w:val="Heading2"/>
+      </w:pPr>
+      <w:r>
+        <w:t>Begin with dependence on a choice</w:t>
+      </w:r>
+    </w:p>
+    <w:p>
+      <w:pPr>
         <w:spacing w:line="336" w:lineRule="auto" w:after="180"/>
       </w:pPr>
       <w:r>
         <w:rPr>
           <w:b w:val="0"/>
         </w:rPr>
-        <w:t xml:space="preserve">Recall Ablation studies. Explain why a recorded result needs its </w:t>
+        <w:t>A conclusion may depend on a cutoff, retrieval depth or analysis choice. Sensitivity analysis deliberately varies plausible choices while preserving the rest of the comparison. Keep every tested setting and its result, including unfavorable outcomes. The question is how the pattern changes across the declared range.</w:t>
+      </w:r>
+    </w:p>
+    <w:p>
+      <w:pPr>
+        <w:spacing w:line="336" w:lineRule="auto" w:after="180"/>
+      </w:pPr>
+      <w:r>
+        <w:rPr>
+          <w:b w:val="0"/>
+        </w:rPr>
+        <w:t>If you then choose a setting using those outcomes, that becomes tuning; report it and use separately reserved evaluation for a fresh performance claim.</w:t>
+      </w:r>
+    </w:p>
+    <w:p>
+      <w:pPr>
+        <w:pStyle w:val="Heading2"/>
+      </w:pPr>
+      <w:r>
+        <w:t>Original sensitivity definition</w:t>
+      </w:r>
+    </w:p>
+    <w:p>
+      <w:pPr>
+        <w:spacing w:line="336" w:lineRule="auto" w:after="180"/>
+      </w:pPr>
+      <w:r>
+        <w:rPr>
+          <w:b/>
+        </w:rPr>
+        <w:t>Sensitivity analysis</w:t>
+      </w:r>
+      <w:r>
+        <w:rPr>
+          <w:b w:val="0"/>
+        </w:rPr>
+        <w:t xml:space="preserve"> checks whether a conclusion changes under plausible settings or analysis choices. It should not secretly select the most favourable result.</w:t>
+      </w:r>
+    </w:p>
+    <w:p>
+      <w:pPr>
+        <w:pStyle w:val="Heading2"/>
+      </w:pPr>
+      <w:r>
+        <w:t>Full inputs, control types and missing evidence</w:t>
+      </w:r>
+    </w:p>
+    <w:tbl>
+      <w:tblPr>
+        <w:tblStyle w:val="LightShading-Accent1"/>
+        <w:tblW w:type="auto" w:w="0"/>
+        <w:tblLook w:firstColumn="1" w:firstRow="1" w:lastColumn="0" w:lastRow="0" w:noHBand="0" w:noVBand="1" w:val="04A0"/>
+      </w:tblPr>
+      <w:tblGrid>
+        <w:gridCol w:w="5112"/>
+        <w:gridCol w:w="5112"/>
+      </w:tblGrid>
+      <w:tr>
+        <w:trPr>
+          <w:tblHeader/>
+        </w:trPr>
+        <w:tc>
+          <w:tcPr>
+            <w:tcW w:type="dxa" w:w="5112"/>
+          </w:tcPr>
+          <w:p>
+            <w:r>
+              <w:t>Sensitivity item</w:t>
+            </w:r>
+          </w:p>
+        </w:tc>
+        <w:tc>
+          <w:tcPr>
+            <w:tcW w:type="dxa" w:w="5112"/>
+          </w:tcPr>
+          <w:p>
+            <w:r>
+              <w:t>Complete exercise contract</w:t>
+            </w:r>
+          </w:p>
+        </w:tc>
+      </w:tr>
+      <w:tr>
+        <w:tc>
+          <w:tcPr>
+            <w:tcW w:type="dxa" w:w="5112"/>
+          </w:tcPr>
+          <w:p>
+            <w:r>
+              <w:t>Main retrieval settings</w:t>
+            </w:r>
+          </w:p>
+        </w:tc>
+        <w:tc>
+          <w:tcPr>
+            <w:tcW w:type="dxa" w:w="5112"/>
+          </w:tcPr>
+          <w:p>
+            <w:r>
+              <w:t>k = 1, 3, 5; number of retrieved items, not a score threshold</w:t>
+            </w:r>
+          </w:p>
+        </w:tc>
+      </w:tr>
+      <w:tr>
+        <w:tc>
+          <w:tcPr>
+            <w:tcW w:type="dxa" w:w="5112"/>
+          </w:tcPr>
+          <w:p>
+            <w:r>
+              <w:t>Supplied recall summaries</w:t>
+            </w:r>
+          </w:p>
+        </w:tc>
+        <w:tc>
+          <w:tcPr>
+            <w:tcW w:type="dxa" w:w="5112"/>
+          </w:tcPr>
+          <w:p>
+            <w:r>
+              <w:t>0.4, 0.7, 0.8 at the respective settings</w:t>
+            </w:r>
+          </w:p>
+        </w:tc>
+      </w:tr>
+      <w:tr>
+        <w:tc>
+          <w:tcPr>
+            <w:tcW w:type="dxa" w:w="5112"/>
+          </w:tcPr>
+          <w:p>
+            <w:r>
+              <w:t>Supplied precision summaries</w:t>
+            </w:r>
+          </w:p>
+        </w:tc>
+        <w:tc>
+          <w:tcPr>
+            <w:tcW w:type="dxa" w:w="5112"/>
+          </w:tcPr>
+          <w:p>
+            <w:r>
+              <w:t>0.9, 0.7, 0.5 at the respective settings</w:t>
+            </w:r>
+          </w:p>
+        </w:tc>
+      </w:tr>
+      <w:tr>
+        <w:tc>
+          <w:tcPr>
+            <w:tcW w:type="dxa" w:w="5112"/>
+          </w:tcPr>
+          <w:p>
+            <w:r>
+              <w:t>Missing main information</w:t>
+            </w:r>
+          </w:p>
+        </w:tc>
+        <w:tc>
+          <w:tcPr>
+            <w:tcW w:type="dxa" w:w="5112"/>
+          </w:tcPr>
+          <w:p>
+            <w:r>
+              <w:t>Raw relevance labels, denominators and averaging convention; do not reconstruct counts</w:t>
+            </w:r>
+          </w:p>
+        </w:tc>
+      </w:tr>
+      <w:tr>
+        <w:tc>
+          <w:tcPr>
+            <w:tcW w:type="dxa" w:w="5112"/>
+          </w:tcPr>
+          <w:p>
+            <w:r>
+              <w:t>Separate score picture</w:t>
+            </w:r>
+          </w:p>
+        </w:tc>
+        <w:tc>
+          <w:tcPr>
+            <w:tcW w:type="dxa" w:w="5112"/>
+          </w:tcPr>
+          <w:p>
+            <w:r>
+              <w:t>Fixed scores 0.4, 0.6, 0.8; classify positive when score ≥ cutoff</w:t>
+            </w:r>
+          </w:p>
+        </w:tc>
+      </w:tr>
+      <w:tr>
+        <w:tc>
+          <w:tcPr>
+            <w:tcW w:type="dxa" w:w="5112"/>
+          </w:tcPr>
+          <w:p>
+            <w:r>
+              <w:t>Picture cutoffs</w:t>
+            </w:r>
+          </w:p>
+        </w:tc>
+        <w:tc>
+          <w:tcPr>
+            <w:tcW w:type="dxa" w:w="5112"/>
+          </w:tcPr>
+          <w:p>
+            <w:r>
+              <w:t>0.5, 0.7 and boundary check 0.6</w:t>
+            </w:r>
+          </w:p>
+        </w:tc>
+      </w:tr>
+      <w:tr>
+        <w:tc>
+          <w:tcPr>
+            <w:tcW w:type="dxa" w:w="5112"/>
+          </w:tcPr>
+          <w:p>
+            <w:r>
+              <w:t>Missing picture information</w:t>
+            </w:r>
+          </w:p>
+        </w:tc>
+        <w:tc>
+          <w:tcPr>
+            <w:tcW w:type="dxa" w:w="5112"/>
+          </w:tcPr>
+          <w:p>
+            <w:r>
+              <w:t>No reference labels; accuracy and best cutoff cannot be determined</w:t>
+            </w:r>
+          </w:p>
+        </w:tc>
+      </w:tr>
+      <w:tr>
+        <w:tc>
+          <w:tcPr>
+            <w:tcW w:type="dxa" w:w="5112"/>
+          </w:tcPr>
+          <w:p>
+            <w:r>
+              <w:t>Interpretation limit</w:t>
+            </w:r>
+          </w:p>
+        </w:tc>
+        <w:tc>
+          <w:tcPr>
+            <w:tcW w:type="dxa" w:w="5112"/>
+          </w:tcPr>
+          <w:p>
+            <w:r>
+              <w:t>Only supplied settings are described; no beyond-range or universal guarantee</w:t>
+            </w:r>
+          </w:p>
+        </w:tc>
+      </w:tr>
+    </w:tbl>
+    <w:p>
+      <w:pPr>
+        <w:pStyle w:val="Heading2"/>
+      </w:pPr>
+      <w:r>
+        <w:t>Given and missing facts</w:t>
+      </w:r>
+    </w:p>
+    <w:p>
+      <w:pPr>
+        <w:pStyle w:val="Heading3"/>
+      </w:pPr>
+      <w:r>
+        <w:t>List the given facts and one fact that is not supplied.</w:t>
+      </w:r>
+    </w:p>
+    <w:p>
+      <w:r>
+        <w:t>________________________________________________________________</w:t>
+      </w:r>
+    </w:p>
+    <w:p>
+      <w:r>
+        <w:t>________________________________________________________________</w:t>
+      </w:r>
+    </w:p>
+    <w:p>
+      <w:r>
+        <w:t>________________________________________________________________</w:t>
+      </w:r>
+    </w:p>
+    <w:p>
+      <w:pPr>
+        <w:pStyle w:val="Heading2"/>
+      </w:pPr>
+      <w:r>
+        <w:t>Earlier wording, alternatives and picture transcripts · reference / check after trying</w:t>
+      </w:r>
+    </w:p>
+    <w:p>
+      <w:pPr>
+        <w:spacing w:line="336" w:lineRule="auto" w:after="180"/>
+      </w:pPr>
+      <w:r>
+        <w:rPr>
+          <w:b w:val="0"/>
+        </w:rPr>
+        <w:t>Begin by writing the question the procedure is intended to answer. Identify the information already supplied, the information it will produce and the information still missing.</w:t>
+      </w:r>
+    </w:p>
+    <w:p>
+      <w:pPr>
+        <w:spacing w:line="336" w:lineRule="auto" w:after="180"/>
+      </w:pPr>
+      <w:r>
+        <w:rPr>
+          <w:b w:val="0"/>
+        </w:rPr>
+        <w:t>These are constructed classroom examples; they do not require live accounts, private records or an external service. Do not treat a plausible explanation as a measured outcome.</w:t>
+      </w:r>
+    </w:p>
+    <w:p>
+      <w:pPr>
+        <w:pStyle w:val="Heading1"/>
+      </w:pPr>
+      <w:r>
+        <w:t>03. Trace the complete retrieval tradeoff</w:t>
+      </w:r>
+    </w:p>
+    <w:p>
+      <w:r>
+        <w:t>A larger retrieval depth improves one supplied summary while reducing another.</w:t>
+      </w:r>
+    </w:p>
+    <w:p>
+      <w:pPr>
+        <w:pStyle w:val="Heading2"/>
+      </w:pPr>
+      <w:r>
+        <w:t>Prespecified range and complete-results procedure</w:t>
+      </w:r>
+    </w:p>
+    <w:p>
+      <w:pPr>
+        <w:spacing w:line="336" w:lineRule="auto" w:after="180"/>
+      </w:pPr>
+      <w:r>
+        <w:rPr>
+          <w:b w:val="0"/>
+        </w:rPr>
+        <w:t>Prespecify a range and preserve all results. Distinguish robustness across settings from proof beyond the tested range. Settings affecting data roles require special caution.</w:t>
+      </w:r>
+    </w:p>
+    <w:p>
+      <w:pPr>
+        <w:pStyle w:val="Heading2"/>
+      </w:pPr>
+      <w:r>
+        <w:t>All three settings and observed summary pattern</w:t>
+      </w:r>
+    </w:p>
+    <w:tbl>
+      <w:tblPr>
+        <w:tblStyle w:val="LightShading-Accent1"/>
+        <w:tblW w:type="auto" w:w="0"/>
+        <w:tblLook w:firstColumn="1" w:firstRow="1" w:lastColumn="0" w:lastRow="0" w:noHBand="0" w:noVBand="1" w:val="04A0"/>
+      </w:tblPr>
+      <w:tblGrid>
+        <w:gridCol w:w="2556"/>
+        <w:gridCol w:w="2556"/>
+        <w:gridCol w:w="2556"/>
+        <w:gridCol w:w="2556"/>
+      </w:tblGrid>
+      <w:tr>
+        <w:trPr>
+          <w:tblHeader/>
+        </w:trPr>
+        <w:tc>
+          <w:tcPr>
+            <w:tcW w:type="dxa" w:w="2556"/>
+          </w:tcPr>
+          <w:p>
+            <w:r>
+              <w:t>Retrieved items k</w:t>
+            </w:r>
+          </w:p>
+        </w:tc>
+        <w:tc>
+          <w:tcPr>
+            <w:tcW w:type="dxa" w:w="2556"/>
+          </w:tcPr>
+          <w:p>
+            <w:r>
+              <w:t>Supplied recall</w:t>
+            </w:r>
+          </w:p>
+        </w:tc>
+        <w:tc>
+          <w:tcPr>
+            <w:tcW w:type="dxa" w:w="2556"/>
+          </w:tcPr>
+          <w:p>
+            <w:r>
+              <w:t>Supplied precision</w:t>
+            </w:r>
+          </w:p>
+        </w:tc>
+        <w:tc>
+          <w:tcPr>
+            <w:tcW w:type="dxa" w:w="2556"/>
+          </w:tcPr>
+          <w:p>
+            <w:r>
+              <w:t>Pattern in the tested range</w:t>
+            </w:r>
+          </w:p>
+        </w:tc>
+      </w:tr>
+      <w:tr>
+        <w:tc>
+          <w:tcPr>
+            <w:tcW w:type="dxa" w:w="2556"/>
+          </w:tcPr>
+          <w:p>
+            <w:r>
+              <w:t>1</w:t>
+            </w:r>
+          </w:p>
+        </w:tc>
+        <w:tc>
+          <w:tcPr>
+            <w:tcW w:type="dxa" w:w="2556"/>
+          </w:tcPr>
+          <w:p>
+            <w:r>
+              <w:t>0.4</w:t>
+            </w:r>
+          </w:p>
+        </w:tc>
+        <w:tc>
+          <w:tcPr>
+            <w:tcW w:type="dxa" w:w="2556"/>
+          </w:tcPr>
+          <w:p>
+            <w:r>
+              <w:t>0.9</w:t>
+            </w:r>
+          </w:p>
+        </w:tc>
+        <w:tc>
+          <w:tcPr>
+            <w:tcW w:type="dxa" w:w="2556"/>
+          </w:tcPr>
+          <w:p>
+            <w:r>
+              <w:t>Lowest recall; highest precision</w:t>
+            </w:r>
+          </w:p>
+        </w:tc>
+      </w:tr>
+      <w:tr>
+        <w:tc>
+          <w:tcPr>
+            <w:tcW w:type="dxa" w:w="2556"/>
+          </w:tcPr>
+          <w:p>
+            <w:r>
+              <w:t>3</w:t>
+            </w:r>
+          </w:p>
+        </w:tc>
+        <w:tc>
+          <w:tcPr>
+            <w:tcW w:type="dxa" w:w="2556"/>
+          </w:tcPr>
+          <w:p>
+            <w:r>
+              <w:t>0.7</w:t>
+            </w:r>
+          </w:p>
+        </w:tc>
+        <w:tc>
+          <w:tcPr>
+            <w:tcW w:type="dxa" w:w="2556"/>
+          </w:tcPr>
+          <w:p>
+            <w:r>
+              <w:t>0.7</w:t>
+            </w:r>
+          </w:p>
+        </w:tc>
+        <w:tc>
+          <w:tcPr>
+            <w:tcW w:type="dxa" w:w="2556"/>
+          </w:tcPr>
+          <w:p>
+            <w:r>
+              <w:t>Intermediate summaries</w:t>
+            </w:r>
+          </w:p>
+        </w:tc>
+      </w:tr>
+      <w:tr>
+        <w:tc>
+          <w:tcPr>
+            <w:tcW w:type="dxa" w:w="2556"/>
+          </w:tcPr>
+          <w:p>
+            <w:r>
+              <w:t>5</w:t>
+            </w:r>
+          </w:p>
+        </w:tc>
+        <w:tc>
+          <w:tcPr>
+            <w:tcW w:type="dxa" w:w="2556"/>
+          </w:tcPr>
+          <w:p>
+            <w:r>
+              <w:t>0.8</w:t>
+            </w:r>
+          </w:p>
+        </w:tc>
+        <w:tc>
+          <w:tcPr>
+            <w:tcW w:type="dxa" w:w="2556"/>
+          </w:tcPr>
+          <w:p>
+            <w:r>
+              <w:t>0.5</w:t>
+            </w:r>
+          </w:p>
+        </w:tc>
+        <w:tc>
+          <w:tcPr>
+            <w:tcW w:type="dxa" w:w="2556"/>
+          </w:tcPr>
+          <w:p>
+            <w:r>
+              <w:t>Highest recall; lowest precision</w:t>
+            </w:r>
+          </w:p>
+        </w:tc>
+      </w:tr>
+      <w:tr>
+        <w:tc>
+          <w:tcPr>
+            <w:tcW w:type="dxa" w:w="2556"/>
+          </w:tcPr>
+          <w:p>
+            <w:r>
+              <w:t>From k = 1 to k = 5</w:t>
+            </w:r>
+          </w:p>
+        </w:tc>
+        <w:tc>
+          <w:tcPr>
+            <w:tcW w:type="dxa" w:w="2556"/>
+          </w:tcPr>
+          <w:p>
+            <w:r>
+              <w:t>Increase 0.4, or 40 percentage points</w:t>
+            </w:r>
+          </w:p>
+        </w:tc>
+        <w:tc>
+          <w:tcPr>
+            <w:tcW w:type="dxa" w:w="2556"/>
+          </w:tcPr>
+          <w:p>
+            <w:r>
+              <w:t>Decrease 0.4, or 40 percentage points</w:t>
+            </w:r>
+          </w:p>
+        </w:tc>
+        <w:tc>
+          <w:tcPr>
+            <w:tcW w:type="dxa" w:w="2556"/>
+          </w:tcPr>
+          <w:p>
+            <w:r>
+              <w:t>Tradeoff; no universal best setting</w:t>
+            </w:r>
+          </w:p>
+        </w:tc>
+      </w:tr>
+      <w:tr>
+        <w:tc>
+          <w:tcPr>
+            <w:tcW w:type="dxa" w:w="2556"/>
+          </w:tcPr>
+          <w:p>
+            <w:r>
+              <w:t>What remains unknown</w:t>
+            </w:r>
+          </w:p>
+        </w:tc>
+        <w:tc>
+          <w:tcPr>
+            <w:tcW w:type="dxa" w:w="2556"/>
+          </w:tcPr>
+          <w:p>
+            <w:r>
+              <w:t>Raw labels/counts</w:t>
+            </w:r>
+          </w:p>
+        </w:tc>
+        <w:tc>
+          <w:tcPr>
+            <w:tcW w:type="dxa" w:w="2556"/>
+          </w:tcPr>
+          <w:p>
+            <w:r>
+              <w:t>Averaging convention</w:t>
+            </w:r>
+          </w:p>
+        </w:tc>
+        <w:tc>
+          <w:tcPr>
+            <w:tcW w:type="dxa" w:w="2556"/>
+          </w:tcPr>
+          <w:p>
+            <w:r>
+              <w:t>No invented per-query count or significance</w:t>
+            </w:r>
+          </w:p>
+        </w:tc>
+      </w:tr>
+    </w:tbl>
+    <w:p>
+      <w:pPr>
+        <w:pStyle w:val="Heading2"/>
+      </w:pPr>
+      <w:r>
+        <w:t>State scope and explain the visual</w:t>
+      </w:r>
+    </w:p>
+    <w:p>
+      <w:pPr>
+        <w:spacing w:line="336" w:lineRule="auto" w:after="180"/>
+      </w:pPr>
+      <w:r>
+        <w:rPr>
+          <w:b w:val="0"/>
+        </w:rPr>
+        <w:t xml:space="preserve">Before applying the procedure, write its units, denominator or decision boundary where relevant. A partner should be able to repeat each step using the same </w:t>
       </w:r>
       <w:r>
         <w:rPr>
@@ -276,50 +1048,30 @@
         <w:rPr>
           <w:b w:val="0"/>
         </w:rPr>
-        <w:t xml:space="preserve"> conditions and </w:t>
+        <w:t>s.</w:t>
+      </w:r>
+    </w:p>
+    <w:p>
+      <w:pPr>
+        <w:spacing w:line="336" w:lineRule="auto" w:after="180"/>
+      </w:pPr>
+      <w:r>
+        <w:rPr>
+          <w:b w:val="0"/>
+        </w:rPr>
+        <w:t xml:space="preserve">If a required </w:t>
       </w:r>
       <w:r>
         <w:rPr>
           <w:b/>
         </w:rPr>
-        <w:t>evidence</w:t>
+        <w:t>input</w:t>
       </w:r>
       <w:r>
         <w:rPr>
           <w:b w:val="0"/>
         </w:rPr>
-        <w:t xml:space="preserve"> source before it can support a claim.</w:t>
-      </w:r>
-    </w:p>
-    <w:p>
-      <w:pPr>
-        <w:pStyle w:val="Heading3"/>
-      </w:pPr>
-      <w:r>
-        <w:t>My starting explanation</w:t>
-      </w:r>
-    </w:p>
-    <w:p>
-      <w:r>
-        <w:t>________________________________________________________________</w:t>
-      </w:r>
-    </w:p>
-    <w:p>
-      <w:r>
-        <w:t>________________________________________________________________</w:t>
-      </w:r>
-    </w:p>
-    <w:p>
-      <w:r>
-        <w:t>________________________________________________________________</w:t>
-      </w:r>
-    </w:p>
-    <w:p>
-      <w:pPr>
-        <w:pStyle w:val="Heading3"/>
-      </w:pPr>
-      <w:r>
-        <w:t>This week’s end goal</w:t>
+        <w:t xml:space="preserve"> is absent or violates the stated contract, record that condition explicitly instead of quietly replacing it with a convenient value.</w:t>
       </w:r>
     </w:p>
     <w:p>
@@ -330,118 +1082,27 @@
         <w:rPr>
           <w:b w:val="0"/>
         </w:rPr>
-        <w:t xml:space="preserve">Explain </w:t>
+        <w:t xml:space="preserve">Point to the </w:t>
       </w:r>
       <w:r>
         <w:rPr>
           <w:b/>
         </w:rPr>
-        <w:t>sensitivity analysis</w:t>
+        <w:t>input</w:t>
       </w:r>
       <w:r>
         <w:rPr>
           <w:b w:val="0"/>
         </w:rPr>
-        <w:t xml:space="preserve"> using the records and boundaries of this fictional investigation.</w:t>
-      </w:r>
-    </w:p>
-    <w:p>
-      <w:pPr>
-        <w:pStyle w:val="Heading1"/>
-      </w:pPr>
-      <w:r>
-        <w:t>02. Notice the evidence</w:t>
-      </w:r>
-    </w:p>
-    <w:p>
-      <w:r>
-        <w:t>Investigate the supplied Sensitivity analysis case. Separate observations, given facts and assumptions before choosing an explanation.</w:t>
-      </w:r>
-    </w:p>
-    <w:p>
-      <w:pPr>
-        <w:spacing w:line="336" w:lineRule="auto" w:after="180"/>
-      </w:pPr>
-      <w:r>
-        <w:rPr>
-          <w:b/>
-        </w:rPr>
-        <w:t>Sensitivity analysis</w:t>
-      </w:r>
-      <w:r>
-        <w:rPr>
-          <w:b w:val="0"/>
-        </w:rPr>
-        <w:t xml:space="preserve"> checks whether a conclusion changes under plausible settings or analysis choices. It should not secretly select the most favourable result.</w:t>
-      </w:r>
-    </w:p>
-    <w:p>
-      <w:pPr>
-        <w:spacing w:line="336" w:lineRule="auto" w:after="180"/>
-      </w:pPr>
-      <w:r>
-        <w:rPr>
-          <w:b w:val="0"/>
-        </w:rPr>
-        <w:t>Begin by writing the question the procedure is intended to answer. Identify the information already supplied, the information it will produce and the information still missing.</w:t>
-      </w:r>
-    </w:p>
-    <w:p>
-      <w:pPr>
-        <w:spacing w:line="336" w:lineRule="auto" w:after="180"/>
-      </w:pPr>
-      <w:r>
-        <w:rPr>
-          <w:b w:val="0"/>
-        </w:rPr>
-        <w:t>These are constructed classroom examples; they do not require live accounts, private records or an external service. Do not treat a plausible explanation as a measured outcome.</w:t>
-      </w:r>
-    </w:p>
-    <w:p>
-      <w:pPr>
-        <w:pStyle w:val="Heading3"/>
-      </w:pPr>
-      <w:r>
-        <w:t>List the given facts and one fact that is not supplied.</w:t>
-      </w:r>
-    </w:p>
-    <w:p>
-      <w:r>
-        <w:t>________________________________________________________________</w:t>
-      </w:r>
-    </w:p>
-    <w:p>
-      <w:r>
-        <w:t>________________________________________________________________</w:t>
-      </w:r>
-    </w:p>
-    <w:p>
-      <w:r>
-        <w:t>________________________________________________________________</w:t>
-      </w:r>
-    </w:p>
-    <w:p>
-      <w:pPr>
-        <w:pStyle w:val="Heading1"/>
-      </w:pPr>
-      <w:r>
-        <w:t>03. See how it works</w:t>
-      </w:r>
-    </w:p>
-    <w:p>
-      <w:r>
-        <w:t>Follow the mechanism for Sensitivity analysis. Connect each labelled input, deciding step and result.</w:t>
-      </w:r>
-    </w:p>
-    <w:p>
-      <w:pPr>
-        <w:spacing w:line="336" w:lineRule="auto" w:after="180"/>
-      </w:pPr>
-      <w:r>
-        <w:rPr>
-          <w:b w:val="0"/>
-        </w:rPr>
-        <w:t>Prespecify a range and preserve all results. Distinguish robustness across settings from proof beyond the tested range. Settings affecting data roles require special caution.</w:t>
+        <w:t>, the deciding step and the result in this week’s visual. Explain the same step in ordinary words. A picture helps when you can say what each part represents.</w:t>
+      </w:r>
+    </w:p>
+    <w:p>
+      <w:pPr>
+        <w:pStyle w:val="Heading2"/>
+      </w:pPr>
+      <w:r>
+        <w:t>Earlier wording, alternatives and picture transcripts · reference / check after trying</w:t>
       </w:r>
     </w:p>
     <w:p>
@@ -505,7 +1166,7 @@
           </w:tcPr>
           <w:p>
             <w:r>
-              <w:t>Retrieval cutoffs1, 3, 5 yield recall .4, .7, .8 and precision .9, .7, .5.</w:t>
+              <w:t>Retrieval cutoffs 1, 3, 5 yield recall .4, .7, .8 and precision .9, .7, .5.</w:t>
             </w:r>
           </w:p>
         </w:tc>
@@ -538,13 +1199,214 @@
     </w:p>
     <w:p>
       <w:pPr>
+        <w:pStyle w:val="Heading3"/>
+      </w:pPr>
+      <w:r>
+        <w:t>Connect the picture and the explanation</w:t>
+      </w:r>
+    </w:p>
+    <w:p>
+      <w:pPr>
+        <w:pStyle w:val="Heading1"/>
+      </w:pPr>
+      <w:r>
+        <w:t>04. Predict the equality boundary without changing scores</w:t>
+      </w:r>
+    </w:p>
+    <w:p>
+      <w:r>
+        <w:t>At least includes the score exactly equal to the cutoff.</w:t>
+      </w:r>
+    </w:p>
+    <w:p>
+      <w:pPr>
+        <w:pStyle w:val="Heading2"/>
+      </w:pPr>
+      <w:r>
+        <w:t>Main task and response</w:t>
+      </w:r>
+    </w:p>
+    <w:p>
+      <w:pPr>
+        <w:pStyle w:val="ListBullet"/>
+      </w:pPr>
+      <w:r>
+        <w:t>Retrieval cutoffs 1, 3, 5 yield recall .4, .7, .8 and precision .9, .7, .5. Show the intermediate steps and give the conclusion with its scope.</w:t>
+      </w:r>
+    </w:p>
+    <w:p>
+      <w:pPr>
+        <w:pStyle w:val="Heading3"/>
+      </w:pPr>
+      <w:r>
+        <w:t>Keep the procedure fixed. Explain what changed in the inputs and result.</w:t>
+      </w:r>
+    </w:p>
+    <w:p>
+      <w:r>
+        <w:t>________________________________________________________________</w:t>
+      </w:r>
+    </w:p>
+    <w:p>
+      <w:r>
+        <w:t>________________________________________________________________</w:t>
+      </w:r>
+    </w:p>
+    <w:p>
+      <w:r>
+        <w:t>________________________________________________________________</w:t>
+      </w:r>
+    </w:p>
+    <w:p>
+      <w:r>
+        <w:t>________________________________________________________________</w:t>
+      </w:r>
+    </w:p>
+    <w:p>
+      <w:r>
+        <w:t>________________________________________________________________</w:t>
+      </w:r>
+    </w:p>
+    <w:p>
+      <w:pPr>
+        <w:pStyle w:val="Heading2"/>
+      </w:pPr>
+      <w:r>
+        <w:t>Predict picture cutoff 0.6</w:t>
+      </w:r>
+    </w:p>
+    <w:p>
+      <w:pPr>
+        <w:pStyle w:val="ListBullet"/>
+      </w:pPr>
+      <w:r>
+        <w:t>Change: Set the cutoff to exactly 0.6.</w:t>
+      </w:r>
+    </w:p>
+    <w:p>
+      <w:pPr>
+        <w:pStyle w:val="Heading2"/>
+      </w:pPr>
+      <w:r>
+        <w:t>Check after predicting · reference / check after trying</w:t>
+      </w:r>
+    </w:p>
+    <w:p>
+      <w:pPr>
         <w:spacing w:line="336" w:lineRule="auto" w:after="180"/>
       </w:pPr>
+      <w:r>
+        <w:rPr>
+          <w:b/>
+        </w:rPr>
+        <w:t>Prediction</w:t>
+      </w:r>
       <w:r>
         <w:rPr>
           <w:b w:val="0"/>
         </w:rPr>
-        <w:t xml:space="preserve">Before applying the procedure, write its units, denominator or decision boundary where relevant. A partner should be able to repeat each step using the same </w:t>
+        <w:t>: 0.6 and 0.8 are positive because the rule includes equality.</w:t>
+      </w:r>
+    </w:p>
+    <w:p>
+      <w:pPr>
+        <w:spacing w:line="336" w:lineRule="auto" w:after="180"/>
+      </w:pPr>
+      <w:r>
+        <w:rPr>
+          <w:b w:val="0"/>
+        </w:rPr>
+        <w:t>Reason: The declared at-least boundary includes the threshold value.</w:t>
+      </w:r>
+    </w:p>
+    <w:p>
+      <w:pPr>
+        <w:pStyle w:val="Heading2"/>
+      </w:pPr>
+      <w:r>
+        <w:t>Earlier wording, alternatives and picture transcripts · reference / check after trying</w:t>
+      </w:r>
+    </w:p>
+    <w:p>
+      <w:pPr>
+        <w:pStyle w:val="Heading3"/>
+      </w:pPr>
+      <w:r>
+        <w:t>Compare a familiar case with a changed case</w:t>
+      </w:r>
+    </w:p>
+    <w:p>
+      <w:pPr>
+        <w:pStyle w:val="Heading3"/>
+      </w:pPr>
+      <w:r>
+        <w:t>Change one thing in the pictured case</w:t>
+      </w:r>
+    </w:p>
+    <w:p>
+      <w:pPr>
+        <w:pStyle w:val="Heading1"/>
+      </w:pPr>
+      <w:r>
+        <w:t>06. Read each fixed score against every declared cutoff</w:t>
+      </w:r>
+    </w:p>
+    <w:p>
+      <w:r>
+        <w:t>Changing a decision boundary is not improving a measured accuracy.</w:t>
+      </w:r>
+    </w:p>
+    <w:p>
+      <w:pPr>
+        <w:pStyle w:val="Heading2"/>
+      </w:pPr>
+      <w:r>
+        <w:t>Main retrieval summaries and checked pattern</w:t>
+      </w:r>
+    </w:p>
+    <w:p>
+      <w:pPr>
+        <w:spacing w:line="336" w:lineRule="auto" w:after="180"/>
+      </w:pPr>
+      <w:r>
+        <w:rPr>
+          <w:b w:val="0"/>
+        </w:rPr>
+        <w:t>Retrieval cutoffs 1, 3, 5 yield recall .4, .7, .8 and precision .9, .7, .5.</w:t>
+      </w:r>
+    </w:p>
+    <w:p>
+      <w:pPr>
+        <w:spacing w:line="336" w:lineRule="auto" w:after="180"/>
+      </w:pPr>
+      <w:r>
+        <w:rPr>
+          <w:b w:val="0"/>
+        </w:rPr>
+        <w:t>Higher cutoff increases recall here while precision decreases. No universally best cutoff follows without a task-specific criterion.</w:t>
+      </w:r>
+    </w:p>
+    <w:p>
+      <w:pPr>
+        <w:spacing w:line="336" w:lineRule="auto" w:after="180"/>
+      </w:pPr>
+      <w:r>
+        <w:rPr>
+          <w:b w:val="0"/>
+        </w:rPr>
+        <w:t xml:space="preserve">Compare the intermediate </w:t>
+      </w:r>
+      <w:r>
+        <w:rPr>
+          <w:b/>
+        </w:rPr>
+        <w:t>evidence</w:t>
+      </w:r>
+      <w:r>
+        <w:rPr>
+          <w:b w:val="0"/>
+        </w:rPr>
+        <w:t xml:space="preserve"> with the final statement. Explain why each number or decision follows from the stated </w:t>
       </w:r>
       <w:r>
         <w:rPr>
@@ -567,7 +1429,7 @@
         <w:rPr>
           <w:b w:val="0"/>
         </w:rPr>
-        <w:t xml:space="preserve">If a required </w:t>
+        <w:t xml:space="preserve">The conclusion belongs to this scenario and procedure; changing the </w:t>
       </w:r>
       <w:r>
         <w:rPr>
@@ -579,445 +1441,15 @@
         <w:rPr>
           <w:b w:val="0"/>
         </w:rPr>
-        <w:t xml:space="preserve"> is absent or violates the stated contract, record that condition explicitly instead of quietly replacing it with a convenient value.</w:t>
-      </w:r>
-    </w:p>
-    <w:p>
-      <w:pPr>
-        <w:pStyle w:val="Heading3"/>
-      </w:pPr>
-      <w:r>
-        <w:t>Connect the picture and the explanation</w:t>
-      </w:r>
-    </w:p>
-    <w:p>
-      <w:pPr>
-        <w:spacing w:line="336" w:lineRule="auto" w:after="180"/>
-      </w:pPr>
-      <w:r>
-        <w:rPr>
-          <w:b w:val="0"/>
-        </w:rPr>
-        <w:t xml:space="preserve">Point to the </w:t>
-      </w:r>
-      <w:r>
-        <w:rPr>
-          <w:b/>
-        </w:rPr>
-        <w:t>input</w:t>
-      </w:r>
-      <w:r>
-        <w:rPr>
-          <w:b w:val="0"/>
-        </w:rPr>
-        <w:t>, the deciding step and the result in this week’s visual. Explain the same step in ordinary words. A picture helps when you can say what each part represents.</w:t>
-      </w:r>
-    </w:p>
-    <w:p>
-      <w:pPr>
-        <w:pStyle w:val="Heading1"/>
-      </w:pPr>
-      <w:r>
-        <w:t>04. Compare the cases</w:t>
-      </w:r>
-    </w:p>
-    <w:p>
-      <w:r>
-        <w:t>Compare the supplied cases for Sensitivity analysis. Identify the detail that changes the conclusion.</w:t>
-      </w:r>
-    </w:p>
-    <w:p>
-      <w:pPr>
-        <w:pStyle w:val="Heading3"/>
-      </w:pPr>
-      <w:r>
-        <w:t>Compare a familiar case with a changed case</w:t>
-      </w:r>
-    </w:p>
-    <w:p>
-      <w:pPr>
-        <w:spacing w:line="336" w:lineRule="auto" w:after="180"/>
-      </w:pPr>
-      <w:r>
-        <w:rPr>
-          <w:b w:val="0"/>
-        </w:rPr>
-        <w:t>Retrieval cutoffs1, 3, 5 yield recall .4, .7, .8 and precision .9, .7, .5. Show the intermediate steps and give the conclusion with its scope.</w:t>
-      </w:r>
-    </w:p>
-    <w:p>
-      <w:pPr>
-        <w:pStyle w:val="Heading3"/>
-      </w:pPr>
-      <w:r>
-        <w:t>Keep the procedure fixed. Explain what changed in the inputs and result.</w:t>
-      </w:r>
-    </w:p>
-    <w:p>
-      <w:r>
-        <w:t>________________________________________________________________</w:t>
-      </w:r>
-    </w:p>
-    <w:p>
-      <w:r>
-        <w:t>________________________________________________________________</w:t>
-      </w:r>
-    </w:p>
-    <w:p>
-      <w:r>
-        <w:t>________________________________________________________________</w:t>
-      </w:r>
-    </w:p>
-    <w:p>
-      <w:r>
-        <w:t>________________________________________________________________</w:t>
-      </w:r>
-    </w:p>
-    <w:p>
-      <w:r>
-        <w:t>________________________________________________________________</w:t>
-      </w:r>
-    </w:p>
-    <w:p>
-      <w:pPr>
-        <w:pStyle w:val="Heading3"/>
-      </w:pPr>
-      <w:r>
-        <w:t>Change one thing in the pictured case</w:t>
-      </w:r>
-    </w:p>
-    <w:p>
-      <w:pPr>
-        <w:pStyle w:val="Heading3"/>
-      </w:pPr>
-      <w:r>
-        <w:t>Change one thing</w:t>
-      </w:r>
-    </w:p>
-    <w:p>
-      <w:pPr>
-        <w:spacing w:line="336" w:lineRule="auto" w:after="180"/>
-        <w:shd w:fill="F5F1FB"/>
-      </w:pPr>
-      <w:r>
-        <w:rPr>
-          <w:b w:val="0"/>
-        </w:rPr>
-        <w:t>Change: Set the cutoff to exactly 0.6.</w:t>
-      </w:r>
-    </w:p>
-    <w:p>
-      <w:pPr>
-        <w:pStyle w:val="Heading3"/>
-      </w:pPr>
-      <w:r>
-        <w:t>Predicted result</w:t>
-      </w:r>
-    </w:p>
-    <w:p>
-      <w:pPr>
-        <w:spacing w:line="336" w:lineRule="auto" w:after="180"/>
-        <w:shd w:fill="F1F6FC"/>
-      </w:pPr>
-      <w:r>
-        <w:rPr>
-          <w:b/>
-        </w:rPr>
-        <w:t>Prediction</w:t>
-      </w:r>
-      <w:r>
-        <w:rPr>
-          <w:b w:val="0"/>
-        </w:rPr>
-        <w:t>: 0.6 and 0.8 are positive because the rule includes equality.</w:t>
-      </w:r>
-    </w:p>
-    <w:p>
-      <w:pPr>
-        <w:pStyle w:val="Heading3"/>
-      </w:pPr>
-      <w:r>
-        <w:t>Why the result follows</w:t>
-      </w:r>
-    </w:p>
-    <w:p>
-      <w:pPr>
-        <w:spacing w:line="336" w:lineRule="auto" w:after="180"/>
-        <w:shd w:fill="F1F6FC"/>
-      </w:pPr>
-      <w:r>
-        <w:rPr>
-          <w:b w:val="0"/>
-        </w:rPr>
-        <w:t>Reason: The declared at-least boundary includes the threshold value.</w:t>
-      </w:r>
-    </w:p>
-    <w:p>
-      <w:pPr>
-        <w:pStyle w:val="Heading1"/>
-      </w:pPr>
-      <w:r>
-        <w:t>05. Words that unlock the idea</w:t>
-      </w:r>
-    </w:p>
-    <w:p>
-      <w:r>
-        <w:t>Use the vocabulary of Sensitivity analysis to explain a concrete decision, rather than only memorising definitions.</w:t>
-      </w:r>
-    </w:p>
-    <w:tbl>
-      <w:tblPr>
-        <w:tblStyle w:val="LightShading-Accent1"/>
-        <w:tblW w:type="auto" w:w="0"/>
-        <w:tblLook w:firstColumn="1" w:firstRow="1" w:lastColumn="0" w:lastRow="0" w:noHBand="0" w:noVBand="1" w:val="04A0"/>
-      </w:tblPr>
-      <w:tblGrid>
-        <w:gridCol w:w="5112"/>
-        <w:gridCol w:w="5112"/>
-      </w:tblGrid>
-      <w:tr>
-        <w:trPr>
-          <w:tblHeader/>
-        </w:trPr>
-        <w:tc>
-          <w:tcPr>
-            <w:tcW w:type="dxa" w:w="5112"/>
-          </w:tcPr>
-          <w:p>
-            <w:r>
-              <w:t>Word</w:t>
-            </w:r>
-          </w:p>
-        </w:tc>
-        <w:tc>
-          <w:tcPr>
-            <w:tcW w:type="dxa" w:w="5112"/>
-          </w:tcPr>
-          <w:p>
-            <w:r>
-              <w:t>Meaning</w:t>
-            </w:r>
-          </w:p>
-        </w:tc>
-      </w:tr>
-      <w:tr>
-        <w:tc>
-          <w:tcPr>
-            <w:tcW w:type="dxa" w:w="5112"/>
-          </w:tcPr>
-          <w:p>
-            <w:r>
-              <w:t>Sensitivity analysis</w:t>
-            </w:r>
-          </w:p>
-        </w:tc>
-        <w:tc>
-          <w:tcPr>
-            <w:tcW w:type="dxa" w:w="5112"/>
-          </w:tcPr>
-          <w:p>
-            <w:r>
-              <w:t>Checking outcomes across declared plausible choices</w:t>
-            </w:r>
-          </w:p>
-        </w:tc>
-      </w:tr>
-      <w:tr>
-        <w:tc>
-          <w:tcPr>
-            <w:tcW w:type="dxa" w:w="5112"/>
-          </w:tcPr>
-          <w:p>
-            <w:r>
-              <w:t>Robustness range</w:t>
-            </w:r>
-          </w:p>
-        </w:tc>
-        <w:tc>
-          <w:tcPr>
-            <w:tcW w:type="dxa" w:w="5112"/>
-          </w:tcPr>
-          <w:p>
-            <w:r>
-              <w:t>The conditions over which a conclusion is examined</w:t>
-            </w:r>
-          </w:p>
-        </w:tc>
-      </w:tr>
-      <w:tr>
-        <w:tc>
-          <w:tcPr>
-            <w:tcW w:type="dxa" w:w="5112"/>
-          </w:tcPr>
-          <w:p>
-            <w:r>
-              <w:t>Post-hoc selection</w:t>
-            </w:r>
-          </w:p>
-        </w:tc>
-        <w:tc>
-          <w:tcPr>
-            <w:tcW w:type="dxa" w:w="5112"/>
-          </w:tcPr>
-          <w:p>
-            <w:r>
-              <w:t>Choosing a procedure after seeing its scores</w:t>
-            </w:r>
-          </w:p>
-        </w:tc>
-      </w:tr>
-    </w:tbl>
-    <w:p>
-      <w:pPr>
-        <w:pStyle w:val="Heading3"/>
-      </w:pPr>
-      <w:r>
-        <w:t>Use two terms to explain a step in this week’s example.</w:t>
-      </w:r>
-    </w:p>
-    <w:p>
-      <w:r>
-        <w:t>________________________________________________________________</w:t>
-      </w:r>
-    </w:p>
-    <w:p>
-      <w:r>
-        <w:t>________________________________________________________________</w:t>
-      </w:r>
-    </w:p>
-    <w:p>
-      <w:r>
-        <w:t>________________________________________________________________</w:t>
-      </w:r>
-    </w:p>
-    <w:p>
-      <w:pPr>
-        <w:pStyle w:val="Heading1"/>
-      </w:pPr>
-      <w:r>
-        <w:t>06. Follow a worked example</w:t>
-      </w:r>
-    </w:p>
-    <w:p>
-      <w:r>
-        <w:t>Follow the worked trace for Sensitivity analysis, predict a step, then compare with its explanation.</w:t>
-      </w:r>
-    </w:p>
-    <w:p>
-      <w:pPr>
-        <w:spacing w:line="336" w:lineRule="auto" w:after="180"/>
-      </w:pPr>
-      <w:r>
-        <w:rPr>
-          <w:b w:val="0"/>
-        </w:rPr>
-        <w:t>Retrieval cutoffs1, 3, 5 yield recall .4, .7, .8 and precision .9, .7, .5.</w:t>
-      </w:r>
-    </w:p>
-    <w:p>
-      <w:pPr>
-        <w:spacing w:line="336" w:lineRule="auto" w:after="180"/>
-      </w:pPr>
-      <w:r>
-        <w:rPr>
-          <w:b w:val="0"/>
-        </w:rPr>
-        <w:t>Higher cutoff increases recall here while precision decreases. No universally best cutoff follows without a task-specific criterion.</w:t>
-      </w:r>
-    </w:p>
-    <w:p>
-      <w:pPr>
-        <w:pStyle w:val="Heading3"/>
-      </w:pPr>
-      <w:r>
-        <w:t>Worked explanation · Sensitivity analysis</w:t>
-      </w:r>
-    </w:p>
-    <w:p>
-      <w:pPr>
-        <w:spacing w:line="336" w:lineRule="auto" w:after="180"/>
-        <w:shd w:fill="F1F6FC"/>
-      </w:pPr>
-      <w:r>
-        <w:rPr>
-          <w:b w:val="0"/>
-        </w:rPr>
-        <w:t xml:space="preserve">Compare the intermediate </w:t>
-      </w:r>
-      <w:r>
-        <w:rPr>
-          <w:b/>
-        </w:rPr>
-        <w:t>evidence</w:t>
-      </w:r>
-      <w:r>
-        <w:rPr>
-          <w:b w:val="0"/>
-        </w:rPr>
-        <w:t xml:space="preserve"> with the final statement. Explain why each number or decision follows from the stated </w:t>
-      </w:r>
-      <w:r>
-        <w:rPr>
-          <w:b/>
-        </w:rPr>
-        <w:t>input</w:t>
-      </w:r>
-      <w:r>
-        <w:rPr>
-          <w:b w:val="0"/>
-        </w:rPr>
-        <w:t>s.</w:t>
-      </w:r>
-    </w:p>
-    <w:p>
-      <w:pPr>
-        <w:spacing w:line="336" w:lineRule="auto" w:after="180"/>
-        <w:shd w:fill="F1F6FC"/>
-      </w:pPr>
-      <w:r>
-        <w:rPr>
-          <w:b w:val="0"/>
-        </w:rPr>
-        <w:t xml:space="preserve">The conclusion belongs to this scenario and procedure; changing the </w:t>
-      </w:r>
-      <w:r>
-        <w:rPr>
-          <w:b/>
-        </w:rPr>
-        <w:t>input</w:t>
-      </w:r>
-      <w:r>
-        <w:rPr>
-          <w:b w:val="0"/>
-        </w:rPr>
         <w:t>s, evaluation population or authority can change what it establishes. Retain the raw record so a later revision can be compared honestly.</w:t>
       </w:r>
     </w:p>
     <w:p>
       <w:pPr>
-        <w:pStyle w:val="Heading3"/>
-      </w:pPr>
-      <w:r>
-        <w:t>Learn from the worked case</w:t>
-      </w:r>
-    </w:p>
-    <w:p>
-      <w:pPr>
-        <w:spacing w:line="336" w:lineRule="auto" w:after="180"/>
-      </w:pPr>
-      <w:r>
-        <w:rPr>
-          <w:b w:val="0"/>
-        </w:rPr>
-        <w:t>Cover the result before checking it. Say what is given, choose the procedure, and follow one step at a time. Then uncover the result and explain your first mismatch. Ask why a step is allowed, not only what number it produces.</w:t>
-      </w:r>
-    </w:p>
-    <w:p>
-      <w:pPr>
-        <w:pStyle w:val="Heading3"/>
-      </w:pPr>
-      <w:r>
-        <w:t>A pictorial worked case: Sensitivity analysis</w:t>
+        <w:pStyle w:val="Heading2"/>
+      </w:pPr>
+      <w:r>
+        <w:t>Separate unlabelled-score inputs and scope</w:t>
       </w:r>
     </w:p>
     <w:p>
@@ -1033,24 +1465,7 @@
     </w:p>
     <w:p>
       <w:pPr>
-        <w:pStyle w:val="Heading3"/>
-      </w:pPr>
-      <w:r>
-        <w:t>The facts we will use</w:t>
-      </w:r>
-    </w:p>
-    <w:p>
-      <w:pPr>
-        <w:pStyle w:val="Heading3"/>
-      </w:pPr>
-      <w:r>
-        <w:t>Supplied facts</w:t>
-      </w:r>
-    </w:p>
-    <w:p>
-      <w:pPr>
         <w:spacing w:line="336" w:lineRule="auto" w:after="180"/>
-        <w:shd w:fill="F1F6FC"/>
       </w:pPr>
       <w:r>
         <w:rPr>
@@ -1060,11 +1475,41 @@
       </w:r>
     </w:p>
     <w:p>
+      <w:pPr>
+        <w:spacing w:line="336" w:lineRule="auto" w:after="180"/>
+      </w:pPr>
+      <w:r>
+        <w:rPr>
+          <w:b w:val="0"/>
+        </w:rPr>
+        <w:t>The picture fixes three unlabelled scores at 0.4, 0.6 and 0.8. The rule is positive when score is at least the cutoff. At 0.5 there are two positives; at 0.7 there is one; at exactly 0.6 there are two because equality counts. These are prediction flags, not correctness judgments.</w:t>
+      </w:r>
+    </w:p>
+    <w:p>
+      <w:pPr>
+        <w:spacing w:line="336" w:lineRule="auto" w:after="180"/>
+      </w:pPr>
+      <w:r>
+        <w:rPr>
+          <w:b w:val="0"/>
+        </w:rPr>
+        <w:t>If the unknown labels were negative/positive/positive, the first rule would fit all three; if instead negative/negative/positive, the second would. Those are explicitly hypothetical alternatives, not hidden reference labels. Without actual labels or a task objective, no best cutoff follows.</w:t>
+      </w:r>
+    </w:p>
+    <w:p>
+      <w:pPr>
+        <w:pStyle w:val="Heading2"/>
+      </w:pPr>
+      <w:r>
+        <w:t>Inspect the equality row in the native grid</w:t>
+      </w:r>
+    </w:p>
+    <w:p>
       <w:r>
         <w:drawing>
           <wp:inline xmlns:a="http://schemas.openxmlformats.org/drawingml/2006/main" xmlns:pic="http://schemas.openxmlformats.org/drawingml/2006/picture">
-            <wp:extent cx="5486400" cy="3657600"/>
-            <wp:docPr id="1" name="Picture 1" descr="Score decisions under inclusive cutoffs"/>
+            <wp:extent cx="5279292" cy="3200400"/>
+            <wp:docPr id="1" name="Picture 1" descr="Fixed scores 0.4, 0.6 and 0.8. At cutoff 0.5 the last two are positive. At cutoff 0.7 only 0.8 is positive. At cutoff 0.6 the last two are positive because equality is included. No reference labels are supplied, so accuracy is unknown."/>
             <wp:cNvGraphicFramePr>
               <a:graphicFrameLocks noChangeAspect="1"/>
             </wp:cNvGraphicFramePr>
@@ -1072,7 +1517,7 @@
               <a:graphicData uri="http://schemas.openxmlformats.org/drawingml/2006/picture">
                 <pic:pic>
                   <pic:nvPicPr>
-                    <pic:cNvPr id="0" name="academy-detail-ai-7-17.png"/>
+                    <pic:cNvPr id="0" name="ai-7-17-cutoff-grid.png"/>
                     <pic:cNvPicPr/>
                   </pic:nvPicPr>
                   <pic:blipFill>
@@ -1084,7 +1529,7 @@
                   <pic:spPr>
                     <a:xfrm>
                       <a:off x="0" y="0"/>
-                      <a:ext cx="5486400" cy="3657600"/>
+                      <a:ext cx="5279292" cy="3200400"/>
                     </a:xfrm>
                     <a:prstGeom prst="rect"/>
                   </pic:spPr>
@@ -1099,8 +1544,8 @@
       <w:r>
         <w:drawing>
           <wp:inline xmlns:a="http://schemas.openxmlformats.org/drawingml/2006/main" xmlns:pic="http://schemas.openxmlformats.org/drawingml/2006/picture">
-            <wp:extent cx="5486400" cy="5145314"/>
-            <wp:docPr id="2" name="Picture 2" descr="Sensitivity analysis. Hold scores fixed: Keep the same three supplied scores.. Apply cutoff 0.5: 0.6 and 0.8 meet the boundary.. Apply cutoff 0.7: Only 0.8 meets the new boundary."/>
+            <wp:extent cx="5486400" cy="3182112"/>
+            <wp:docPr id="2" name="Picture 2" descr="Hold scores fixed: Keep the same three supplied scores. → Apply cutoff 0.5: 0.6 and 0.8 meet the boundary. → Apply cutoff 0.7: Only 0.8 meets the new boundary."/>
             <wp:cNvGraphicFramePr>
               <a:graphicFrameLocks noChangeAspect="1"/>
             </wp:cNvGraphicFramePr>
@@ -1108,7 +1553,7 @@
               <a:graphicData uri="http://schemas.openxmlformats.org/drawingml/2006/picture">
                 <pic:pic>
                   <pic:nvPicPr>
-                    <pic:cNvPr id="0" name="academy-visual-ai-7-17.png"/>
+                    <pic:cNvPr id="0" name="academy-story-ai-7-17-02.png"/>
                     <pic:cNvPicPr/>
                   </pic:nvPicPr>
                   <pic:blipFill>
@@ -1120,7 +1565,7 @@
                   <pic:spPr>
                     <a:xfrm>
                       <a:off x="0" y="0"/>
-                      <a:ext cx="5486400" cy="5145314"/>
+                      <a:ext cx="5486400" cy="3182112"/>
                     </a:xfrm>
                     <a:prstGeom prst="rect"/>
                   </pic:spPr>
@@ -1248,24 +1693,7 @@
     </w:p>
     <w:p>
       <w:pPr>
-        <w:pStyle w:val="Heading3"/>
-      </w:pPr>
-      <w:r>
-        <w:t>Why this result follows</w:t>
-      </w:r>
-    </w:p>
-    <w:p>
-      <w:pPr>
-        <w:pStyle w:val="Heading3"/>
-      </w:pPr>
-      <w:r>
-        <w:t>Why the result follows</w:t>
-      </w:r>
-    </w:p>
-    <w:p>
-      <w:pPr>
         <w:spacing w:line="336" w:lineRule="auto" w:after="180"/>
-        <w:shd w:fill="F1F6FC"/>
       </w:pPr>
       <w:r>
         <w:rPr>
@@ -1282,30 +1710,431 @@
     </w:p>
     <w:p>
       <w:pPr>
+        <w:pStyle w:val="Heading2"/>
+      </w:pPr>
+      <w:r>
+        <w:t>Complete prediction flags and unknown correctness</w:t>
+      </w:r>
+    </w:p>
+    <w:tbl>
+      <w:tblPr>
+        <w:tblStyle w:val="LightShading-Accent1"/>
+        <w:tblW w:type="auto" w:w="0"/>
+        <w:tblLook w:firstColumn="1" w:firstRow="1" w:lastColumn="0" w:lastRow="0" w:noHBand="0" w:noVBand="1" w:val="04A0"/>
+      </w:tblPr>
+      <w:tblGrid>
+        <w:gridCol w:w="2556"/>
+        <w:gridCol w:w="2556"/>
+        <w:gridCol w:w="2556"/>
+        <w:gridCol w:w="2556"/>
+      </w:tblGrid>
+      <w:tr>
+        <w:trPr>
+          <w:tblHeader/>
+        </w:trPr>
+        <w:tc>
+          <w:tcPr>
+            <w:tcW w:type="dxa" w:w="2556"/>
+          </w:tcPr>
+          <w:p>
+            <w:r>
+              <w:t>Fixed score</w:t>
+            </w:r>
+          </w:p>
+        </w:tc>
+        <w:tc>
+          <w:tcPr>
+            <w:tcW w:type="dxa" w:w="2556"/>
+          </w:tcPr>
+          <w:p>
+            <w:r>
+              <w:t>Cutoff 0.5</w:t>
+            </w:r>
+          </w:p>
+        </w:tc>
+        <w:tc>
+          <w:tcPr>
+            <w:tcW w:type="dxa" w:w="2556"/>
+          </w:tcPr>
+          <w:p>
+            <w:r>
+              <w:t>Cutoff 0.7</w:t>
+            </w:r>
+          </w:p>
+        </w:tc>
+        <w:tc>
+          <w:tcPr>
+            <w:tcW w:type="dxa" w:w="2556"/>
+          </w:tcPr>
+          <w:p>
+            <w:r>
+              <w:t>Cutoff 0.6</w:t>
+            </w:r>
+          </w:p>
+        </w:tc>
+      </w:tr>
+      <w:tr>
+        <w:tc>
+          <w:tcPr>
+            <w:tcW w:type="dxa" w:w="2556"/>
+          </w:tcPr>
+          <w:p>
+            <w:r>
+              <w:t>0.4</w:t>
+            </w:r>
+          </w:p>
+        </w:tc>
+        <w:tc>
+          <w:tcPr>
+            <w:tcW w:type="dxa" w:w="2556"/>
+          </w:tcPr>
+          <w:p>
+            <w:r>
+              <w:t>Negative</w:t>
+            </w:r>
+          </w:p>
+        </w:tc>
+        <w:tc>
+          <w:tcPr>
+            <w:tcW w:type="dxa" w:w="2556"/>
+          </w:tcPr>
+          <w:p>
+            <w:r>
+              <w:t>Negative</w:t>
+            </w:r>
+          </w:p>
+        </w:tc>
+        <w:tc>
+          <w:tcPr>
+            <w:tcW w:type="dxa" w:w="2556"/>
+          </w:tcPr>
+          <w:p>
+            <w:r>
+              <w:t>Negative</w:t>
+            </w:r>
+          </w:p>
+        </w:tc>
+      </w:tr>
+      <w:tr>
+        <w:tc>
+          <w:tcPr>
+            <w:tcW w:type="dxa" w:w="2556"/>
+          </w:tcPr>
+          <w:p>
+            <w:r>
+              <w:t>0.6</w:t>
+            </w:r>
+          </w:p>
+        </w:tc>
+        <w:tc>
+          <w:tcPr>
+            <w:tcW w:type="dxa" w:w="2556"/>
+          </w:tcPr>
+          <w:p>
+            <w:r>
+              <w:t>Positive</w:t>
+            </w:r>
+          </w:p>
+        </w:tc>
+        <w:tc>
+          <w:tcPr>
+            <w:tcW w:type="dxa" w:w="2556"/>
+          </w:tcPr>
+          <w:p>
+            <w:r>
+              <w:t>Negative</w:t>
+            </w:r>
+          </w:p>
+        </w:tc>
+        <w:tc>
+          <w:tcPr>
+            <w:tcW w:type="dxa" w:w="2556"/>
+          </w:tcPr>
+          <w:p>
+            <w:r>
+              <w:t>Positive: equality included</w:t>
+            </w:r>
+          </w:p>
+        </w:tc>
+      </w:tr>
+      <w:tr>
+        <w:tc>
+          <w:tcPr>
+            <w:tcW w:type="dxa" w:w="2556"/>
+          </w:tcPr>
+          <w:p>
+            <w:r>
+              <w:t>0.8</w:t>
+            </w:r>
+          </w:p>
+        </w:tc>
+        <w:tc>
+          <w:tcPr>
+            <w:tcW w:type="dxa" w:w="2556"/>
+          </w:tcPr>
+          <w:p>
+            <w:r>
+              <w:t>Positive</w:t>
+            </w:r>
+          </w:p>
+        </w:tc>
+        <w:tc>
+          <w:tcPr>
+            <w:tcW w:type="dxa" w:w="2556"/>
+          </w:tcPr>
+          <w:p>
+            <w:r>
+              <w:t>Positive</w:t>
+            </w:r>
+          </w:p>
+        </w:tc>
+        <w:tc>
+          <w:tcPr>
+            <w:tcW w:type="dxa" w:w="2556"/>
+          </w:tcPr>
+          <w:p>
+            <w:r>
+              <w:t>Positive</w:t>
+            </w:r>
+          </w:p>
+        </w:tc>
+      </w:tr>
+      <w:tr>
+        <w:tc>
+          <w:tcPr>
+            <w:tcW w:type="dxa" w:w="2556"/>
+          </w:tcPr>
+          <w:p>
+            <w:r>
+              <w:t>Positive count</w:t>
+            </w:r>
+          </w:p>
+        </w:tc>
+        <w:tc>
+          <w:tcPr>
+            <w:tcW w:type="dxa" w:w="2556"/>
+          </w:tcPr>
+          <w:p>
+            <w:r>
+              <w:t>2 of 3</w:t>
+            </w:r>
+          </w:p>
+        </w:tc>
+        <w:tc>
+          <w:tcPr>
+            <w:tcW w:type="dxa" w:w="2556"/>
+          </w:tcPr>
+          <w:p>
+            <w:r>
+              <w:t>1 of 3</w:t>
+            </w:r>
+          </w:p>
+        </w:tc>
+        <w:tc>
+          <w:tcPr>
+            <w:tcW w:type="dxa" w:w="2556"/>
+          </w:tcPr>
+          <w:p>
+            <w:r>
+              <w:t>2 of 3</w:t>
+            </w:r>
+          </w:p>
+        </w:tc>
+      </w:tr>
+      <w:tr>
+        <w:tc>
+          <w:tcPr>
+            <w:tcW w:type="dxa" w:w="2556"/>
+          </w:tcPr>
+          <w:p>
+            <w:r>
+              <w:t>Correct count</w:t>
+            </w:r>
+          </w:p>
+        </w:tc>
+        <w:tc>
+          <w:tcPr>
+            <w:tcW w:type="dxa" w:w="2556"/>
+          </w:tcPr>
+          <w:p>
+            <w:r>
+              <w:t>Unknown</w:t>
+            </w:r>
+          </w:p>
+        </w:tc>
+        <w:tc>
+          <w:tcPr>
+            <w:tcW w:type="dxa" w:w="2556"/>
+          </w:tcPr>
+          <w:p>
+            <w:r>
+              <w:t>Unknown</w:t>
+            </w:r>
+          </w:p>
+        </w:tc>
+        <w:tc>
+          <w:tcPr>
+            <w:tcW w:type="dxa" w:w="2556"/>
+          </w:tcPr>
+          <w:p>
+            <w:r>
+              <w:t>Unknown</w:t>
+            </w:r>
+          </w:p>
+        </w:tc>
+      </w:tr>
+      <w:tr>
+        <w:tc>
+          <w:tcPr>
+            <w:tcW w:type="dxa" w:w="2556"/>
+          </w:tcPr>
+          <w:p>
+            <w:r>
+              <w:t>Scores themselves</w:t>
+            </w:r>
+          </w:p>
+        </w:tc>
+        <w:tc>
+          <w:tcPr>
+            <w:tcW w:type="dxa" w:w="2556"/>
+          </w:tcPr>
+          <w:p>
+            <w:r>
+              <w:t>Unchanged</w:t>
+            </w:r>
+          </w:p>
+        </w:tc>
+        <w:tc>
+          <w:tcPr>
+            <w:tcW w:type="dxa" w:w="2556"/>
+          </w:tcPr>
+          <w:p>
+            <w:r>
+              <w:t>Unchanged</w:t>
+            </w:r>
+          </w:p>
+        </w:tc>
+        <w:tc>
+          <w:tcPr>
+            <w:tcW w:type="dxa" w:w="2556"/>
+          </w:tcPr>
+          <w:p>
+            <w:r>
+              <w:t>Unchanged</w:t>
+            </w:r>
+          </w:p>
+        </w:tc>
+      </w:tr>
+    </w:tbl>
+    <w:p>
+      <w:pPr>
+        <w:pStyle w:val="Heading2"/>
+      </w:pPr>
+      <w:r>
+        <w:t>Predict exact cutoff 0.6</w:t>
+      </w:r>
+    </w:p>
+    <w:p>
+      <w:pPr>
+        <w:pStyle w:val="ListBullet"/>
+      </w:pPr>
+      <w:r>
+        <w:t>Change one thing: Set the cutoff to exactly 0.6. Predict the result before checking the explanation. What remains the same?</w:t>
+      </w:r>
+    </w:p>
+    <w:p>
+      <w:pPr>
+        <w:pStyle w:val="Heading2"/>
+      </w:pPr>
+      <w:r>
+        <w:t>Check after predicting · reference / check after trying</w:t>
+      </w:r>
+    </w:p>
+    <w:p>
+      <w:r>
+        <w:drawing>
+          <wp:inline xmlns:a="http://schemas.openxmlformats.org/drawingml/2006/main" xmlns:pic="http://schemas.openxmlformats.org/drawingml/2006/picture">
+            <wp:extent cx="5486400" cy="3026664"/>
+            <wp:docPr id="3" name="Picture 3" descr="Original case: Only 0.8 meets the new boundary. Changed condition: Set the cutoff to exactly 0.6. Expected result: 0.6 and 0.8 are positive because the rule includes equality. Reason: The declared at-least boundary includes the threshold value."/>
+            <wp:cNvGraphicFramePr>
+              <a:graphicFrameLocks noChangeAspect="1"/>
+            </wp:cNvGraphicFramePr>
+            <a:graphic>
+              <a:graphicData uri="http://schemas.openxmlformats.org/drawingml/2006/picture">
+                <pic:pic>
+                  <pic:nvPicPr>
+                    <pic:cNvPr id="0" name="academy-story-ai-7-17-04.png"/>
+                    <pic:cNvPicPr/>
+                  </pic:nvPicPr>
+                  <pic:blipFill>
+                    <a:blip r:embed="rId11"/>
+                    <a:stretch>
+                      <a:fillRect/>
+                    </a:stretch>
+                  </pic:blipFill>
+                  <pic:spPr>
+                    <a:xfrm>
+                      <a:off x="0" y="0"/>
+                      <a:ext cx="5486400" cy="3026664"/>
+                    </a:xfrm>
+                    <a:prstGeom prst="rect"/>
+                  </pic:spPr>
+                </pic:pic>
+              </a:graphicData>
+            </a:graphic>
+          </wp:inline>
+        </w:drawing>
+      </w:r>
+    </w:p>
+    <w:p>
+      <w:pPr>
+        <w:pStyle w:val="Heading2"/>
+      </w:pPr>
+      <w:r>
+        <w:t>Explain label and selection limits</w:t>
+      </w:r>
+    </w:p>
+    <w:p>
+      <w:pPr>
+        <w:pStyle w:val="ListBullet"/>
+      </w:pPr>
+      <w:r>
+        <w:t>Without reference labels, these counts do not identify the best cutoff or establish correctness.</w:t>
+      </w:r>
+    </w:p>
+    <w:p>
+      <w:pPr>
+        <w:pStyle w:val="ListBullet"/>
+      </w:pPr>
+      <w:r>
+        <w:t>Read the labelled picture: Classify 0.4, 0.6 and 0.8 at cutoffs 0.5, 0.7 and exactly 0.6. Which equality rule decides the boundary, and can these unlabelled scores identify the best cutoff?</w:t>
+      </w:r>
+    </w:p>
+    <w:p>
+      <w:pPr>
+        <w:pStyle w:val="Heading2"/>
+      </w:pPr>
+      <w:r>
+        <w:t>Earlier wording, alternatives and picture transcripts · reference / check after trying</w:t>
+      </w:r>
+    </w:p>
+    <w:p>
+      <w:pPr>
         <w:pStyle w:val="Heading3"/>
       </w:pPr>
       <w:r>
-        <w:t>What this example does not establish</w:t>
-      </w:r>
-    </w:p>
-    <w:p>
-      <w:pPr>
-        <w:pStyle w:val="Heading3"/>
-      </w:pPr>
-      <w:r>
-        <w:t>Keep the stated limit</w:t>
+        <w:t>Learn from the worked case</w:t>
       </w:r>
     </w:p>
     <w:p>
       <w:pPr>
         <w:spacing w:line="336" w:lineRule="auto" w:after="180"/>
-        <w:shd w:fill="FFF5E6"/>
       </w:pPr>
       <w:r>
         <w:rPr>
           <w:b w:val="0"/>
         </w:rPr>
-        <w:t>Without reference labels, these counts do not identify the best cutoff or establish correctness.</w:t>
+        <w:t>Cover the result before checking it. Say what is given, choose the procedure, and follow one step at a time. Then uncover the result and explain your first mismatch. Ask why a step is allowed, not only what number it produces.</w:t>
       </w:r>
     </w:p>
     <w:p>
@@ -1313,19 +2142,7 @@
         <w:pStyle w:val="Heading3"/>
       </w:pPr>
       <w:r>
-        <w:t>Keep the stated limit</w:t>
-      </w:r>
-    </w:p>
-    <w:p>
-      <w:pPr>
-        <w:spacing w:line="336" w:lineRule="auto" w:after="180"/>
-        <w:shd w:fill="FFF5E6"/>
-      </w:pPr>
-      <w:r>
-        <w:rPr>
-          <w:b w:val="0"/>
-        </w:rPr>
-        <w:t>Read the labelled picture: Classify 0.4, 0.6 and 0.8 at cutoffs 0.5, 0.7 and exactly 0.6. Which equality rule decides the boundary, and can these unlabelled scores identify the best cutoff?</w:t>
+        <w:t>A pictorial worked case: Sensitivity analysis</w:t>
       </w:r>
     </w:p>
     <w:p>
@@ -1333,19 +2150,95 @@
         <w:pStyle w:val="Heading3"/>
       </w:pPr>
       <w:r>
-        <w:t>Keep the stated limit</w:t>
-      </w:r>
-    </w:p>
-    <w:p>
-      <w:pPr>
-        <w:spacing w:line="336" w:lineRule="auto" w:after="180"/>
-        <w:shd w:fill="FFF5E6"/>
-      </w:pPr>
-      <w:r>
-        <w:rPr>
-          <w:b w:val="0"/>
-        </w:rPr>
-        <w:t>Change one thing: Set the cutoff to exactly 0.6. Predict the result before checking the explanation. What remains the same?</w:t>
+        <w:t>The facts we will use</w:t>
+      </w:r>
+    </w:p>
+    <w:p>
+      <w:r>
+        <w:drawing>
+          <wp:inline xmlns:a="http://schemas.openxmlformats.org/drawingml/2006/main" xmlns:pic="http://schemas.openxmlformats.org/drawingml/2006/picture">
+            <wp:extent cx="5486400" cy="3657600"/>
+            <wp:docPr id="4" name="Picture 4" descr="Score decisions under inclusive cutoffs"/>
+            <wp:cNvGraphicFramePr>
+              <a:graphicFrameLocks noChangeAspect="1"/>
+            </wp:cNvGraphicFramePr>
+            <a:graphic>
+              <a:graphicData uri="http://schemas.openxmlformats.org/drawingml/2006/picture">
+                <pic:pic>
+                  <pic:nvPicPr>
+                    <pic:cNvPr id="0" name="academy-detail-ai-7-17.png"/>
+                    <pic:cNvPicPr/>
+                  </pic:nvPicPr>
+                  <pic:blipFill>
+                    <a:blip r:embed="rId12"/>
+                    <a:stretch>
+                      <a:fillRect/>
+                    </a:stretch>
+                  </pic:blipFill>
+                  <pic:spPr>
+                    <a:xfrm>
+                      <a:off x="0" y="0"/>
+                      <a:ext cx="5486400" cy="3657600"/>
+                    </a:xfrm>
+                    <a:prstGeom prst="rect"/>
+                  </pic:spPr>
+                </pic:pic>
+              </a:graphicData>
+            </a:graphic>
+          </wp:inline>
+        </w:drawing>
+      </w:r>
+    </w:p>
+    <w:p>
+      <w:r>
+        <w:drawing>
+          <wp:inline xmlns:a="http://schemas.openxmlformats.org/drawingml/2006/main" xmlns:pic="http://schemas.openxmlformats.org/drawingml/2006/picture">
+            <wp:extent cx="5486400" cy="5145314"/>
+            <wp:docPr id="5" name="Picture 5" descr="Sensitivity analysis. Hold scores fixed: Keep the same three supplied scores.. Apply cutoff 0.5: 0.6 and 0.8 meet the boundary.. Apply cutoff 0.7: Only 0.8 meets the new boundary."/>
+            <wp:cNvGraphicFramePr>
+              <a:graphicFrameLocks noChangeAspect="1"/>
+            </wp:cNvGraphicFramePr>
+            <a:graphic>
+              <a:graphicData uri="http://schemas.openxmlformats.org/drawingml/2006/picture">
+                <pic:pic>
+                  <pic:nvPicPr>
+                    <pic:cNvPr id="0" name="academy-visual-ai-7-17.png"/>
+                    <pic:cNvPicPr/>
+                  </pic:nvPicPr>
+                  <pic:blipFill>
+                    <a:blip r:embed="rId13"/>
+                    <a:stretch>
+                      <a:fillRect/>
+                    </a:stretch>
+                  </pic:blipFill>
+                  <pic:spPr>
+                    <a:xfrm>
+                      <a:off x="0" y="0"/>
+                      <a:ext cx="5486400" cy="5145314"/>
+                    </a:xfrm>
+                    <a:prstGeom prst="rect"/>
+                  </pic:spPr>
+                </pic:pic>
+              </a:graphicData>
+            </a:graphic>
+          </wp:inline>
+        </w:drawing>
+      </w:r>
+    </w:p>
+    <w:p>
+      <w:pPr>
+        <w:pStyle w:val="Heading3"/>
+      </w:pPr>
+      <w:r>
+        <w:t>Why this result follows</w:t>
+      </w:r>
+    </w:p>
+    <w:p>
+      <w:pPr>
+        <w:pStyle w:val="Heading3"/>
+      </w:pPr>
+      <w:r>
+        <w:t>What this example does not establish</w:t>
       </w:r>
     </w:p>
     <w:p>
@@ -1353,12 +2246,20 @@
         <w:pStyle w:val="Heading1"/>
       </w:pPr>
       <w:r>
-        <w:t>07. Find and repair a mistake</w:t>
-      </w:r>
-    </w:p>
-    <w:p>
-      <w:r>
-        <w:t>Find the unsupported step in the Sensitivity analysis claim and explain a repair using the supplied evidence.</w:t>
+        <w:t>07. Repair selective reporting and prediction-versus-accuracy confusion</w:t>
+      </w:r>
+    </w:p>
+    <w:p>
+      <w:r>
+        <w:t>A sensitivity pattern is conditional on tested choices and valid evaluation roles.</w:t>
+      </w:r>
+    </w:p>
+    <w:p>
+      <w:pPr>
+        <w:pStyle w:val="Heading2"/>
+      </w:pPr>
+      <w:r>
+        <w:t>Original limitation and repair setup</w:t>
       </w:r>
     </w:p>
     <w:p>
@@ -1374,16 +2275,7 @@
     </w:p>
     <w:p>
       <w:pPr>
-        <w:pStyle w:val="Heading3"/>
-      </w:pPr>
-      <w:r>
-        <w:t>Check the claim against the facts</w:t>
-      </w:r>
-    </w:p>
-    <w:p>
-      <w:pPr>
         <w:spacing w:line="336" w:lineRule="auto" w:after="180"/>
-        <w:shd w:fill="FFF5E6"/>
       </w:pPr>
       <w:r>
         <w:rPr>
@@ -1395,7 +2287,6 @@
     <w:p>
       <w:pPr>
         <w:spacing w:line="336" w:lineRule="auto" w:after="180"/>
-        <w:shd w:fill="FFF5E6"/>
       </w:pPr>
       <w:r>
         <w:rPr>
@@ -1418,6 +2309,256 @@
     </w:p>
     <w:p>
       <w:pPr>
+        <w:pStyle w:val="Heading2"/>
+      </w:pPr>
+      <w:r>
+        <w:t>Complete equality, selection and scope probes</w:t>
+      </w:r>
+    </w:p>
+    <w:tbl>
+      <w:tblPr>
+        <w:tblStyle w:val="LightShading-Accent1"/>
+        <w:tblW w:type="auto" w:w="0"/>
+        <w:tblLook w:firstColumn="1" w:firstRow="1" w:lastColumn="0" w:lastRow="0" w:noHBand="0" w:noVBand="1" w:val="04A0"/>
+      </w:tblPr>
+      <w:tblGrid>
+        <w:gridCol w:w="5112"/>
+        <w:gridCol w:w="5112"/>
+      </w:tblGrid>
+      <w:tr>
+        <w:trPr>
+          <w:tblHeader/>
+        </w:trPr>
+        <w:tc>
+          <w:tcPr>
+            <w:tcW w:type="dxa" w:w="5112"/>
+          </w:tcPr>
+          <w:p>
+            <w:r>
+              <w:t>Sensitivity audit</w:t>
+            </w:r>
+          </w:p>
+        </w:tc>
+        <w:tc>
+          <w:tcPr>
+            <w:tcW w:type="dxa" w:w="5112"/>
+          </w:tcPr>
+          <w:p>
+            <w:r>
+              <w:t>Checked interpretation</w:t>
+            </w:r>
+          </w:p>
+        </w:tc>
+      </w:tr>
+      <w:tr>
+        <w:tc>
+          <w:tcPr>
+            <w:tcW w:type="dxa" w:w="5112"/>
+          </w:tcPr>
+          <w:p>
+            <w:r>
+              <w:t>Report only the best tested setting</w:t>
+            </w:r>
+          </w:p>
+        </w:tc>
+        <w:tc>
+          <w:tcPr>
+            <w:tcW w:type="dxa" w:w="5112"/>
+          </w:tcPr>
+          <w:p>
+            <w:r>
+              <w:t>Hides sensitivity and outcome-driven selection</w:t>
+            </w:r>
+          </w:p>
+        </w:tc>
+      </w:tr>
+      <w:tr>
+        <w:tc>
+          <w:tcPr>
+            <w:tcW w:type="dxa" w:w="5112"/>
+          </w:tcPr>
+          <w:p>
+            <w:r>
+              <w:t>More positive predictions</w:t>
+            </w:r>
+          </w:p>
+        </w:tc>
+        <w:tc>
+          <w:tcPr>
+            <w:tcW w:type="dxa" w:w="5112"/>
+          </w:tcPr>
+          <w:p>
+            <w:r>
+              <w:t>Does not imply more correct predictions</w:t>
+            </w:r>
+          </w:p>
+        </w:tc>
+      </w:tr>
+      <w:tr>
+        <w:tc>
+          <w:tcPr>
+            <w:tcW w:type="dxa" w:w="5112"/>
+          </w:tcPr>
+          <w:p>
+            <w:r>
+              <w:t>Score equals cutoff</w:t>
+            </w:r>
+          </w:p>
+        </w:tc>
+        <w:tc>
+          <w:tcPr>
+            <w:tcW w:type="dxa" w:w="5112"/>
+          </w:tcPr>
+          <w:p>
+            <w:r>
+              <w:t>Positive under the stated inclusive rule</w:t>
+            </w:r>
+          </w:p>
+        </w:tc>
+      </w:tr>
+      <w:tr>
+        <w:tc>
+          <w:tcPr>
+            <w:tcW w:type="dxa" w:w="5112"/>
+          </w:tcPr>
+          <w:p>
+            <w:r>
+              <w:t>Raw scores unchanged</w:t>
+            </w:r>
+          </w:p>
+        </w:tc>
+        <w:tc>
+          <w:tcPr>
+            <w:tcW w:type="dxa" w:w="5112"/>
+          </w:tcPr>
+          <w:p>
+            <w:r>
+              <w:t>Decisions can still change when the rule changes</w:t>
+            </w:r>
+          </w:p>
+        </w:tc>
+      </w:tr>
+      <w:tr>
+        <w:tc>
+          <w:tcPr>
+            <w:tcW w:type="dxa" w:w="5112"/>
+          </w:tcPr>
+          <w:p>
+            <w:r>
+              <w:t>Recall increases as precision falls</w:t>
+            </w:r>
+          </w:p>
+        </w:tc>
+        <w:tc>
+          <w:tcPr>
+            <w:tcW w:type="dxa" w:w="5112"/>
+          </w:tcPr>
+          <w:p>
+            <w:r>
+              <w:t>Describe tradeoff; objective and constraints are needed for selection</w:t>
+            </w:r>
+          </w:p>
+        </w:tc>
+      </w:tr>
+      <w:tr>
+        <w:tc>
+          <w:tcPr>
+            <w:tcW w:type="dxa" w:w="5112"/>
+          </w:tcPr>
+          <w:p>
+            <w:r>
+              <w:t>Aggregate precision/recall supplied</w:t>
+            </w:r>
+          </w:p>
+        </w:tc>
+        <w:tc>
+          <w:tcPr>
+            <w:tcW w:type="dxa" w:w="5112"/>
+          </w:tcPr>
+          <w:p>
+            <w:r>
+              <w:t>Do not invent per-query counts or a missing averaging method</w:t>
+            </w:r>
+          </w:p>
+        </w:tc>
+      </w:tr>
+      <w:tr>
+        <w:tc>
+          <w:tcPr>
+            <w:tcW w:type="dxa" w:w="5112"/>
+          </w:tcPr>
+          <w:p>
+            <w:r>
+              <w:t>A pattern holds at three settings</w:t>
+            </w:r>
+          </w:p>
+        </w:tc>
+        <w:tc>
+          <w:tcPr>
+            <w:tcW w:type="dxa" w:w="5112"/>
+          </w:tcPr>
+          <w:p>
+            <w:r>
+              <w:t>Does not prove all intermediate or untested settings behave identically</w:t>
+            </w:r>
+          </w:p>
+        </w:tc>
+      </w:tr>
+      <w:tr>
+        <w:tc>
+          <w:tcPr>
+            <w:tcW w:type="dxa" w:w="5112"/>
+          </w:tcPr>
+          <w:p>
+            <w:r>
+              <w:t>Choose using these results</w:t>
+            </w:r>
+          </w:p>
+        </w:tc>
+        <w:tc>
+          <w:tcPr>
+            <w:tcW w:type="dxa" w:w="5112"/>
+          </w:tcPr>
+          <w:p>
+            <w:r>
+              <w:t>Disclose tuning and preserve separately reserved evaluation</w:t>
+            </w:r>
+          </w:p>
+        </w:tc>
+      </w:tr>
+      <w:tr>
+        <w:tc>
+          <w:tcPr>
+            <w:tcW w:type="dxa" w:w="5112"/>
+          </w:tcPr>
+          <w:p>
+            <w:r>
+              <w:t>Change data roles or split during sensitivity analysis</w:t>
+            </w:r>
+          </w:p>
+        </w:tc>
+        <w:tc>
+          <w:tcPr>
+            <w:tcW w:type="dxa" w:w="5112"/>
+          </w:tcPr>
+          <w:p>
+            <w:r>
+              <w:t>Record the change; leakage can invalidate comparison</w:t>
+            </w:r>
+          </w:p>
+        </w:tc>
+      </w:tr>
+    </w:tbl>
+    <w:p>
+      <w:pPr>
+        <w:pStyle w:val="Heading2"/>
+      </w:pPr>
+      <w:r>
+        <w:t>Write a defensible repair</w:t>
+      </w:r>
+    </w:p>
+    <w:p>
+      <w:pPr>
         <w:pStyle w:val="Heading3"/>
       </w:pPr>
       <w:r>
@@ -1451,21 +2592,93 @@
     </w:p>
     <w:p>
       <w:pPr>
+        <w:pStyle w:val="ListBullet"/>
+      </w:pPr>
+      <w:r>
+        <w:t>A report omits this qualification: A stable tested range does not establish stability under every parameter or dataset change. Explain how omitting it could change a reader's interpretation, and write an accurate replacement.</w:t>
+      </w:r>
+    </w:p>
+    <w:p>
+      <w:pPr>
         <w:pStyle w:val="Heading3"/>
       </w:pPr>
       <w:r>
+        <w:t>State one repair and the checks you would rerun.</w:t>
+      </w:r>
+    </w:p>
+    <w:p>
+      <w:r>
+        <w:t>________________________________________________________________</w:t>
+      </w:r>
+    </w:p>
+    <w:p>
+      <w:r>
+        <w:t>________________________________________________________________</w:t>
+      </w:r>
+    </w:p>
+    <w:p>
+      <w:r>
+        <w:t>________________________________________________________________</w:t>
+      </w:r>
+    </w:p>
+    <w:p>
+      <w:r>
+        <w:t>________________________________________________________________</w:t>
+      </w:r>
+    </w:p>
+    <w:p>
+      <w:r>
+        <w:t>________________________________________________________________</w:t>
+      </w:r>
+    </w:p>
+    <w:p>
+      <w:r>
+        <w:t>________________________________________________________________</w:t>
+      </w:r>
+    </w:p>
+    <w:p>
+      <w:pPr>
+        <w:pStyle w:val="Heading2"/>
+      </w:pPr>
+      <w:r>
+        <w:t>Earlier wording, alternatives and picture transcripts · reference / check after trying</w:t>
+      </w:r>
+    </w:p>
+    <w:p>
+      <w:pPr>
+        <w:pStyle w:val="Heading3"/>
+      </w:pPr>
+      <w:r>
         <w:t>Locate the earliest unsupported step</w:t>
       </w:r>
     </w:p>
     <w:p>
       <w:pPr>
-        <w:spacing w:line="336" w:lineRule="auto" w:after="180"/>
-      </w:pPr>
-      <w:r>
-        <w:rPr>
-          <w:b w:val="0"/>
-        </w:rPr>
-        <w:t>A report omits this qualification: A stable tested range does not establish stability under every parameter or dataset change. Explain how omitting it could change a reader's interpretation, and write an accurate replacement.</w:t>
+        <w:pStyle w:val="Heading1"/>
+      </w:pPr>
+      <w:r>
+        <w:t>08. Practise keeping all settings and all results visible</w:t>
+      </w:r>
+    </w:p>
+    <w:p>
+      <w:r>
+        <w:t>Reserve the independent pass-count example for the first attempt.</w:t>
+      </w:r>
+    </w:p>
+    <w:p>
+      <w:pPr>
+        <w:pStyle w:val="Heading2"/>
+      </w:pPr>
+      <w:r>
+        <w:t>Shared explanation</w:t>
+      </w:r>
+    </w:p>
+    <w:p>
+      <w:pPr>
+        <w:pStyle w:val="ListBullet"/>
+      </w:pPr>
+      <w:r>
+        <w:t>Explain the weekly mechanism in your own words. Use the worked scenario to name its input, decision rule and output.</w:t>
       </w:r>
     </w:p>
     <w:p>
@@ -1473,7 +2686,7 @@
         <w:pStyle w:val="Heading3"/>
       </w:pPr>
       <w:r>
-        <w:t>State one repair and the checks you would rerun.</w:t>
+        <w:t>Guided: restate the worked result, then name the assumption or limitation that prevents a broader conclusion.</w:t>
       </w:r>
     </w:p>
     <w:p>
@@ -1502,79 +2715,19 @@
       </w:r>
     </w:p>
     <w:p>
+      <w:pPr>
+        <w:pStyle w:val="Heading3"/>
+      </w:pPr>
+      <w:r>
+        <w:t>Explain your prediction to a partner before comparing results.</w:t>
+      </w:r>
+    </w:p>
+    <w:p>
       <w:r>
         <w:t>________________________________________________________________</w:t>
       </w:r>
     </w:p>
     <w:p>
-      <w:pPr>
-        <w:pStyle w:val="Heading1"/>
-      </w:pPr>
-      <w:r>
-        <w:t>08. Practise together</w:t>
-      </w:r>
-    </w:p>
-    <w:p>
-      <w:r>
-        <w:t>Practise Sensitivity analysis with support, then explain the deciding step in your own words.</w:t>
-      </w:r>
-    </w:p>
-    <w:p>
-      <w:pPr>
-        <w:spacing w:line="336" w:lineRule="auto" w:after="180"/>
-      </w:pPr>
-      <w:r>
-        <w:rPr>
-          <w:b w:val="0"/>
-        </w:rPr>
-        <w:t xml:space="preserve">Explain the weekly </w:t>
-      </w:r>
-      <w:r>
-        <w:rPr>
-          <w:b/>
-        </w:rPr>
-        <w:t>mechanism</w:t>
-      </w:r>
-      <w:r>
-        <w:rPr>
-          <w:b w:val="0"/>
-        </w:rPr>
-        <w:t xml:space="preserve"> in your own words. Use the worked scenario to name its </w:t>
-      </w:r>
-      <w:r>
-        <w:rPr>
-          <w:b/>
-        </w:rPr>
-        <w:t>input</w:t>
-      </w:r>
-      <w:r>
-        <w:rPr>
-          <w:b w:val="0"/>
-        </w:rPr>
-        <w:t xml:space="preserve">, decision rule and </w:t>
-      </w:r>
-      <w:r>
-        <w:rPr>
-          <w:b/>
-        </w:rPr>
-        <w:t>output</w:t>
-      </w:r>
-      <w:r>
-        <w:rPr>
-          <w:b w:val="0"/>
-        </w:rPr>
-        <w:t>.</w:t>
-      </w:r>
-    </w:p>
-    <w:p>
-      <w:pPr>
-        <w:pStyle w:val="Heading3"/>
-      </w:pPr>
-      <w:r>
-        <w:t>Guided: restate the worked result, then name the assumption or limitation that prevents a broader conclusion.</w:t>
-      </w:r>
-    </w:p>
-    <w:p>
       <w:r>
         <w:t>________________________________________________________________</w:t>
       </w:r>
@@ -1590,49 +2743,11 @@
       </w:r>
     </w:p>
     <w:p>
-      <w:r>
-        <w:t>________________________________________________________________</w:t>
-      </w:r>
-    </w:p>
-    <w:p>
-      <w:r>
-        <w:t>________________________________________________________________</w:t>
-      </w:r>
-    </w:p>
-    <w:p>
-      <w:pPr>
-        <w:pStyle w:val="Heading3"/>
-      </w:pPr>
-      <w:r>
-        <w:t>Explain your prediction to a partner before comparing results.</w:t>
-      </w:r>
-    </w:p>
-    <w:p>
-      <w:r>
-        <w:t>________________________________________________________________</w:t>
-      </w:r>
-    </w:p>
-    <w:p>
-      <w:r>
-        <w:t>________________________________________________________________</w:t>
-      </w:r>
-    </w:p>
-    <w:p>
-      <w:r>
-        <w:t>________________________________________________________________</w:t>
-      </w:r>
-    </w:p>
-    <w:p>
-      <w:r>
-        <w:t>________________________________________________________________</w:t>
-      </w:r>
-    </w:p>
-    <w:p>
-      <w:pPr>
-        <w:pStyle w:val="Heading3"/>
-      </w:pPr>
-      <w:r>
-        <w:t>Practise with less help: Trace the worked case</w:t>
+      <w:pPr>
+        <w:pStyle w:val="Heading2"/>
+      </w:pPr>
+      <w:r>
+        <w:t>Supported workbook trace</w:t>
       </w:r>
     </w:p>
     <w:p>
@@ -1762,82 +2877,49 @@
     </w:p>
     <w:p>
       <w:pPr>
+        <w:pStyle w:val="Heading2"/>
+      </w:pPr>
+      <w:r>
+        <w:t>Individual check</w:t>
+      </w:r>
+    </w:p>
+    <w:p>
+      <w:pPr>
+        <w:pStyle w:val="ListBullet"/>
+      </w:pPr>
+      <w:r>
+        <w:t>Use the worked case for Sensitivity analysis. Proposed explanation: “The worked result establishes every future case”. Decide whether this explanation is supported. Point to the step or supplied fact that decides; explain your repair if needed.</w:t>
+      </w:r>
+    </w:p>
+    <w:p>
+      <w:pPr>
+        <w:pStyle w:val="ListBullet"/>
+      </w:pPr>
+      <w:r>
+        <w:t>Answer on your own before discussion. If you are unsure, say which step you need help with.</w:t>
+      </w:r>
+    </w:p>
+    <w:p>
+      <w:pPr>
+        <w:pStyle w:val="Heading2"/>
+      </w:pPr>
+      <w:r>
+        <w:t>Picture response</w:t>
+      </w:r>
+    </w:p>
+    <w:p>
+      <w:pPr>
+        <w:pStyle w:val="ListBullet"/>
+      </w:pPr>
+      <w:r>
+        <w:t>Classify 0.4, 0.6 and 0.8 at cutoffs 0.5, 0.7 and exactly 0.6. Which equality rule decides the boundary, and can these unlabelled scores identify the best cutoff?</w:t>
+      </w:r>
+    </w:p>
+    <w:p>
+      <w:pPr>
         <w:pStyle w:val="Heading3"/>
       </w:pPr>
       <w:r>
-        <w:t>Check your reasoning</w:t>
-      </w:r>
-    </w:p>
-    <w:p>
-      <w:pPr>
-        <w:spacing w:line="336" w:lineRule="auto" w:after="180"/>
-      </w:pPr>
-      <w:r>
-        <w:rPr>
-          <w:b w:val="0"/>
-        </w:rPr>
-        <w:t xml:space="preserve">Use the worked case for </w:t>
-      </w:r>
-      <w:r>
-        <w:rPr>
-          <w:b/>
-        </w:rPr>
-        <w:t>Sensitivity analysis</w:t>
-      </w:r>
-      <w:r>
-        <w:rPr>
-          <w:b w:val="0"/>
-        </w:rPr>
-        <w:t>. Proposed explanation: “The worked result establishes every future case”. Decide whether this explanation is supported.</w:t>
-      </w:r>
-    </w:p>
-    <w:p>
-      <w:pPr>
-        <w:spacing w:line="336" w:lineRule="auto" w:after="180"/>
-      </w:pPr>
-      <w:r>
-        <w:rPr>
-          <w:b w:val="0"/>
-        </w:rPr>
-        <w:t>Point to the step or supplied fact that decides; explain your repair if needed.</w:t>
-      </w:r>
-    </w:p>
-    <w:p>
-      <w:pPr>
-        <w:spacing w:line="336" w:lineRule="auto" w:after="180"/>
-      </w:pPr>
-      <w:r>
-        <w:rPr>
-          <w:b w:val="0"/>
-        </w:rPr>
-        <w:t>Answer on your own before discussion. If you are unsure, say which step you need help with.</w:t>
-      </w:r>
-    </w:p>
-    <w:p>
-      <w:pPr>
-        <w:pStyle w:val="Heading3"/>
-      </w:pPr>
-      <w:r>
-        <w:t>Explain the picture</w:t>
-      </w:r>
-    </w:p>
-    <w:p>
-      <w:pPr>
-        <w:spacing w:line="336" w:lineRule="auto" w:after="180"/>
-        <w:shd w:fill="F5F1FB"/>
-      </w:pPr>
-      <w:r>
-        <w:rPr>
-          <w:b w:val="0"/>
-        </w:rPr>
-        <w:t>Classify 0.4, 0.6 and 0.8 at cutoffs 0.5, 0.7 and exactly 0.6. Which equality rule decides the boundary, and can these unlabelled scores identify the best cutoff?</w:t>
-      </w:r>
-    </w:p>
-    <w:p>
-      <w:pPr>
-        <w:pStyle w:val="Heading3"/>
-      </w:pPr>
-      <w:r>
         <w:t>My explanation using a pictured step and the given facts</w:t>
       </w:r>
     </w:p>
@@ -1859,6 +2941,14 @@
     <w:p>
       <w:r>
         <w:t>________________________________________________________________</w:t>
+      </w:r>
+    </w:p>
+    <w:p>
+      <w:pPr>
+        <w:pStyle w:val="Heading2"/>
+      </w:pPr>
+      <w:r>
+        <w:t>Reserve the selected threshold/pass case</w:t>
       </w:r>
     </w:p>
     <w:p>
@@ -1874,23 +2964,55 @@
     </w:p>
     <w:p>
       <w:pPr>
+        <w:pStyle w:val="Heading2"/>
+      </w:pPr>
+      <w:r>
+        <w:t>Earlier wording, alternatives and picture transcripts · reference / check after trying</w:t>
+      </w:r>
+    </w:p>
+    <w:p>
+      <w:pPr>
+        <w:pStyle w:val="Heading3"/>
+      </w:pPr>
+      <w:r>
+        <w:t>Practise with less help: Trace the worked case</w:t>
+      </w:r>
+    </w:p>
+    <w:p>
+      <w:pPr>
+        <w:pStyle w:val="Heading3"/>
+      </w:pPr>
+      <w:r>
+        <w:t>Check your reasoning</w:t>
+      </w:r>
+    </w:p>
+    <w:p>
+      <w:pPr>
+        <w:pStyle w:val="Heading3"/>
+      </w:pPr>
+      <w:r>
+        <w:t>Explain the picture</w:t>
+      </w:r>
+    </w:p>
+    <w:p>
+      <w:pPr>
         <w:pStyle w:val="Heading1"/>
       </w:pPr>
       <w:r>
-        <w:t>09. Run the investigation</w:t>
-      </w:r>
-    </w:p>
-    <w:p>
-      <w:r>
-        <w:t>Investigate Sensitivity analysis. Record the prediction, actual observation or labelled paper trace, explanation and next test separately.</w:t>
-      </w:r>
-    </w:p>
-    <w:p>
-      <w:pPr>
-        <w:pStyle w:val="Heading3"/>
-      </w:pPr>
-      <w:r>
-        <w:t>Predict, investigate and preserve the evidence</w:t>
+        <w:t>09. Run the complete fixed-score sensitivity investigation</w:t>
+      </w:r>
+    </w:p>
+    <w:p>
+      <w:r>
+        <w:t>Use hypothetical counterexamples to explain why missing labels matter.</w:t>
+      </w:r>
+    </w:p>
+    <w:p>
+      <w:pPr>
+        <w:pStyle w:val="Heading2"/>
+      </w:pPr>
+      <w:r>
+        <w:t>Current investigation</w:t>
       </w:r>
     </w:p>
     <w:p>
@@ -1901,7 +3023,111 @@
         <w:rPr>
           <w:b w:val="0"/>
         </w:rPr>
-        <w:t>Retrieval cutoffs1, 3, 5 yield recall .4, .7, .8 and precision .9, .7, .5. Show the intermediate steps and give the conclusion with its scope.</w:t>
+        <w:t>Retrieval cutoffs 1, 3, 5 yield recall .4, .7, .8 and precision .9, .7, .5. Show the intermediate steps and give the conclusion with its scope.</w:t>
+      </w:r>
+    </w:p>
+    <w:p>
+      <w:pPr>
+        <w:pStyle w:val="Heading2"/>
+      </w:pPr>
+      <w:r>
+        <w:t>Complete exact-boundary audit</w:t>
+      </w:r>
+    </w:p>
+    <w:p>
+      <w:r>
+        <w:rPr>
+          <w:rFonts w:ascii="Courier New" w:hAnsi="Courier New"/>
+          <w:sz w:val="18"/>
+        </w:rPr>
+        <w:t>"""Sensitivity arithmetic on supplied summaries and unlabelled toy scores."""</w:t>
+        <w:br/>
+        <w:t>from fractions import Fraction</w:t>
+        <w:br/>
+        <w:br/>
+        <w:t>def exact(value):</w:t>
+        <w:br/>
+        <w:t xml:space="preserve"> if type(value) not in (str,int,Fraction):raise ValueError('use exact strings or fractions')</w:t>
+        <w:br/>
+        <w:t xml:space="preserve"> result=Fraction(value)</w:t>
+        <w:br/>
+        <w:t xml:space="preserve"> if not 0&lt;=result&lt;=1:raise ValueError('value must be in [0,1]')</w:t>
+        <w:br/>
+        <w:t xml:space="preserve"> return result</w:t>
+        <w:br/>
+        <w:br/>
+        <w:t>def classify(scores,cutoff):</w:t>
+        <w:br/>
+        <w:t xml:space="preserve"> if not isinstance(scores,(list,tuple)) or not scores:raise ValueError('scores required')</w:t>
+        <w:br/>
+        <w:t xml:space="preserve"> boundary=exact(cutoff)</w:t>
+        <w:br/>
+        <w:t xml:space="preserve"> return [exact(score)&gt;=boundary for score in scores]</w:t>
+        <w:br/>
+        <w:t>retrieval=[{'k':1,'recall':Fraction(4,10),'precision':Fraction(9,10)},</w:t>
+        <w:br/>
+        <w:t xml:space="preserve">           {'k':3,'recall':Fraction(7,10),'precision':Fraction(7,10)},</w:t>
+        <w:br/>
+        <w:t xml:space="preserve">           {'k':5,'recall':Fraction(8,10),'precision':Fraction(5,10)}]</w:t>
+        <w:br/>
+        <w:t>scores=['.4','.6','.8'];before=scores[:]</w:t>
+        <w:br/>
+        <w:t>picture={cutoff:classify(scores,cutoff) for cutoff in ['.5','.7','.6']}</w:t>
+        <w:br/>
+        <w:t>assert picture['.5']==picture['.6']==[False,True,True]</w:t>
+        <w:br/>
+        <w:t>assert picture['.7']==[False,False,True] and scores==before</w:t>
+        <w:br/>
+        <w:t># Labels are explicitly hypothetical, not supplied ground truth for the picture.</w:t>
+        <w:br/>
+        <w:t>hypothetical_labels_A=[False,True,True]</w:t>
+        <w:br/>
+        <w:t>hypothetical_labels_B=[False,False,True]</w:t>
+        <w:br/>
+        <w:t>def correct_count(predictions,labels):</w:t>
+        <w:br/>
+        <w:t xml:space="preserve"> if len(predictions)!=len(labels):raise ValueError('same cases required')</w:t>
+        <w:br/>
+        <w:t xml:space="preserve"> return sum(a==b for a,b in zip(predictions,labels))</w:t>
+        <w:br/>
+        <w:t>assert correct_count(picture['.5'],hypothetical_labels_A)==3</w:t>
+        <w:br/>
+        <w:t>assert correct_count(picture['.7'],hypothetical_labels_B)==3</w:t>
+        <w:br/>
+        <w:t>print('Supplied retrieval summary tradeoff:',retrieval)</w:t>
+        <w:br/>
+        <w:t>print('Picture positive flags at each cutoff:',picture)</w:t>
+        <w:br/>
+        <w:t>print('No reference labels are supplied; different explicitly hypothetical labels favor different cutoffs. More positives is not greater accuracy.')</w:t>
+        <w:br/>
+        <w:t>print('Retrieval precision/recall are stipulated aggregate summaries; averaging convention and raw counts are not supplied. No raw relevance labels are reconstructed.')</w:t>
+        <w:br/>
+        <w:t>print('Preserve the tested range and all results. Selection on these results needs separately reserved evaluation; no actual model run or beyond-range guarantee is supplied.')</w:t>
+        <w:br/>
+      </w:r>
+    </w:p>
+    <w:p>
+      <w:pPr>
+        <w:pStyle w:val="Heading2"/>
+      </w:pPr>
+      <w:r>
+        <w:t>Predictions and evidence limits</w:t>
+      </w:r>
+    </w:p>
+    <w:p>
+      <w:pPr>
+        <w:pStyle w:val="ListNumber"/>
+      </w:pPr>
+      <w:r>
+        <w:t>Predict the positive flags at all three picture cutoffs, including equality. The complete code retains the supplied main retrieval summaries without inventing underlying labels or counts. It compares fixed unlabelled scores with exact rational boundaries and demonstrates two hypothetical label sets that favor different cutoffs. Neither label set is an actual observation. The arithmetic does not run a model, estimate significance or choose a universally best parameter. Keep the independent ten-case pass-count example for a first attempt.</w:t>
+      </w:r>
+    </w:p>
+    <w:p>
+      <w:pPr>
+        <w:pStyle w:val="Heading2"/>
+      </w:pPr>
+      <w:r>
+        <w:t>Evidence record and reflection</w:t>
       </w:r>
     </w:p>
     <w:tbl>
@@ -2053,14 +3279,6 @@
     </w:p>
     <w:p>
       <w:pPr>
-        <w:pStyle w:val="Heading3"/>
-      </w:pPr>
-      <w:r>
-        <w:t>Plan → try → check</w:t>
-      </w:r>
-    </w:p>
-    <w:p>
-      <w:pPr>
         <w:spacing w:line="336" w:lineRule="auto" w:after="180"/>
       </w:pPr>
       <w:r>
@@ -2072,23 +3290,47 @@
     </w:p>
     <w:p>
       <w:pPr>
+        <w:pStyle w:val="Heading2"/>
+      </w:pPr>
+      <w:r>
+        <w:t>Earlier wording, alternatives and picture transcripts · reference / check after trying</w:t>
+      </w:r>
+    </w:p>
+    <w:p>
+      <w:pPr>
+        <w:pStyle w:val="Heading3"/>
+      </w:pPr>
+      <w:r>
+        <w:t>Predict, investigate and preserve the evidence</w:t>
+      </w:r>
+    </w:p>
+    <w:p>
+      <w:pPr>
+        <w:pStyle w:val="Heading3"/>
+      </w:pPr>
+      <w:r>
+        <w:t>Plan → try → check</w:t>
+      </w:r>
+    </w:p>
+    <w:p>
+      <w:pPr>
         <w:pStyle w:val="Heading1"/>
       </w:pPr>
       <w:r>
-        <w:t>10. Build your understanding</w:t>
-      </w:r>
-    </w:p>
-    <w:p>
-      <w:r>
-        <w:t>Move from recall to tracing, diagnosis and transfer in Sensitivity analysis. Explain why each step is justified.</w:t>
-      </w:r>
-    </w:p>
-    <w:p>
-      <w:pPr>
-        <w:pStyle w:val="Heading3"/>
-      </w:pPr>
-      <w:r>
-        <w:t>Explain → apply → challenge</w:t>
+        <w:t>14. Try alone: summarize the pass-count range across three thresholds</w:t>
+      </w:r>
+    </w:p>
+    <w:p>
+      <w:r>
+        <w:t>Preserve the full pattern and state a selection limit.</w:t>
+      </w:r>
+    </w:p>
+    <w:p>
+      <w:pPr>
+        <w:pStyle w:val="Heading2"/>
+      </w:pPr>
+      <w:r>
+        <w:t>Independent case</w:t>
       </w:r>
     </w:p>
     <w:p>
@@ -2099,43 +3341,123 @@
         <w:rPr>
           <w:b w:val="0"/>
         </w:rPr>
-        <w:t xml:space="preserve">Explain the weekly </w:t>
-      </w:r>
-      <w:r>
-        <w:rPr>
-          <w:b/>
-        </w:rPr>
-        <w:t>mechanism</w:t>
-      </w:r>
+        <w:t>Thresholds .4, .5, .6 give passes 8, 9, 7 out of 10. Report range and a selection limit.</w:t>
+      </w:r>
+    </w:p>
+    <w:p>
+      <w:pPr>
+        <w:pStyle w:val="Heading2"/>
+      </w:pPr>
+      <w:r>
+        <w:t>First attempt and support record</w:t>
+      </w:r>
+    </w:p>
+    <w:p>
+      <w:pPr>
+        <w:pStyle w:val="Heading3"/>
+      </w:pPr>
+      <w:r>
+        <w:t>My independent explanation, trace and limits</w:t>
+      </w:r>
+    </w:p>
+    <w:p>
+      <w:r>
+        <w:t>________________________________________________________________</w:t>
+      </w:r>
+    </w:p>
+    <w:p>
+      <w:r>
+        <w:t>________________________________________________________________</w:t>
+      </w:r>
+    </w:p>
+    <w:p>
+      <w:r>
+        <w:t>________________________________________________________________</w:t>
+      </w:r>
+    </w:p>
+    <w:p>
+      <w:r>
+        <w:t>________________________________________________________________</w:t>
+      </w:r>
+    </w:p>
+    <w:p>
+      <w:r>
+        <w:t>________________________________________________________________</w:t>
+      </w:r>
+    </w:p>
+    <w:p>
+      <w:r>
+        <w:t>________________________________________________________________</w:t>
+      </w:r>
+    </w:p>
+    <w:p>
+      <w:r>
+        <w:t>________________________________________________________________</w:t>
+      </w:r>
+    </w:p>
+    <w:p>
+      <w:pPr>
+        <w:spacing w:line="336" w:lineRule="auto" w:after="180"/>
+      </w:pPr>
       <w:r>
         <w:rPr>
           <w:b w:val="0"/>
         </w:rPr>
-        <w:t xml:space="preserve"> in your own words. Use the worked scenario to name its </w:t>
-      </w:r>
-      <w:r>
-        <w:rPr>
-          <w:b/>
-        </w:rPr>
-        <w:t>input</w:t>
-      </w:r>
+        <w:t>Attempt this case before feedback. Record any help. Earlier examples below are further practice; a case already practised with feedback cannot establish fresh transfer.</w:t>
+      </w:r>
+    </w:p>
+    <w:p>
+      <w:pPr>
+        <w:pStyle w:val="Heading2"/>
+      </w:pPr>
+      <w:r>
+        <w:t>Feedback after trying</w:t>
+      </w:r>
+    </w:p>
+    <w:p>
+      <w:pPr>
+        <w:spacing w:line="336" w:lineRule="auto" w:after="180"/>
+      </w:pPr>
       <w:r>
         <w:rPr>
           <w:b w:val="0"/>
         </w:rPr>
-        <w:t xml:space="preserve">, decision rule and </w:t>
-      </w:r>
-      <w:r>
-        <w:rPr>
-          <w:b/>
-        </w:rPr>
-        <w:t>output</w:t>
-      </w:r>
+        <w:t>Attempt the independent case before hints. Record whether you worked alone, used a hint or followed a model. After feedback, fix the first unsupported step and explain why it changed.</w:t>
+      </w:r>
+    </w:p>
+    <w:p>
+      <w:pPr>
+        <w:spacing w:line="336" w:lineRule="auto" w:after="180"/>
+      </w:pPr>
       <w:r>
         <w:rPr>
           <w:b w:val="0"/>
         </w:rPr>
-        <w:t>.</w:t>
+        <w:t>A later check uses a changed case, not a copied answer.</w:t>
+      </w:r>
+    </w:p>
+    <w:p>
+      <w:pPr>
+        <w:pStyle w:val="Heading2"/>
+      </w:pPr>
+      <w:r>
+        <w:t>Earlier wording, alternatives and picture transcripts · reference / check after trying</w:t>
+      </w:r>
+    </w:p>
+    <w:p>
+      <w:pPr>
+        <w:pStyle w:val="Heading3"/>
+      </w:pPr>
+      <w:r>
+        <w:t>Independent case: Apply a new case independently</w:t>
+      </w:r>
+    </w:p>
+    <w:p>
+      <w:pPr>
+        <w:pStyle w:val="Heading3"/>
+      </w:pPr>
+      <w:r>
+        <w:t>Attempt this without hints</w:t>
       </w:r>
     </w:p>
     <w:p>
@@ -2146,7 +3468,55 @@
         <w:rPr>
           <w:b w:val="0"/>
         </w:rPr>
-        <w:t>A report omits this qualification: A stable tested range does not establish stability under every parameter or dataset change. Explain how omitting it could change a reader's interpretation, and write an accurate replacement.</w:t>
+        <w:t>Thresholds .4, .5, .6 give passes 8, 9, 7 out of 10. Report range and a selection limit.</w:t>
+      </w:r>
+    </w:p>
+    <w:p>
+      <w:pPr>
+        <w:pStyle w:val="Heading3"/>
+      </w:pPr>
+      <w:r>
+        <w:t>My independent procedure, result and limitation</w:t>
+      </w:r>
+    </w:p>
+    <w:p>
+      <w:r>
+        <w:t>________________________________________________________________</w:t>
+      </w:r>
+    </w:p>
+    <w:p>
+      <w:r>
+        <w:t>________________________________________________________________</w:t>
+      </w:r>
+    </w:p>
+    <w:p>
+      <w:r>
+        <w:t>________________________________________________________________</w:t>
+      </w:r>
+    </w:p>
+    <w:p>
+      <w:r>
+        <w:t>________________________________________________________________</w:t>
+      </w:r>
+    </w:p>
+    <w:p>
+      <w:r>
+        <w:t>________________________________________________________________</w:t>
+      </w:r>
+    </w:p>
+    <w:p>
+      <w:r>
+        <w:t>________________________________________________________________</w:t>
+      </w:r>
+    </w:p>
+    <w:p>
+      <w:r>
+        <w:t>________________________________________________________________</w:t>
+      </w:r>
+    </w:p>
+    <w:p>
+      <w:r>
+        <w:t>________________________________________________________________</w:t>
       </w:r>
     </w:p>
     <w:p>
@@ -2157,18 +3527,7 @@
         <w:rPr>
           <w:b w:val="0"/>
         </w:rPr>
-        <w:t>For the worked scenario, propose one additional case that could reveal a failure, describe its expected outcome before running it, and explain what would need to remain fixed for a fair comparison.</w:t>
-      </w:r>
-    </w:p>
-    <w:p>
-      <w:pPr>
-        <w:spacing w:line="336" w:lineRule="auto" w:after="180"/>
-      </w:pPr>
-      <w:r>
-        <w:rPr>
-          <w:b w:val="0"/>
-        </w:rPr>
-        <w:t>Do not reuse W4 as a new final test after receiving feedback.</w:t>
+        <w:t>Record support used: none, hint or teacher explanation. After feedback, a different case is needed to demonstrate independence.</w:t>
       </w:r>
     </w:p>
     <w:p>
@@ -2176,32 +3535,7 @@
         <w:pStyle w:val="Heading3"/>
       </w:pPr>
       <w:r>
-        <w:t>Explain which evidence supports your conclusion and which claim remains unproved.</w:t>
-      </w:r>
-    </w:p>
-    <w:p>
-      <w:r>
-        <w:t>________________________________________________________________</w:t>
-      </w:r>
-    </w:p>
-    <w:p>
-      <w:r>
-        <w:t>________________________________________________________________</w:t>
-      </w:r>
-    </w:p>
-    <w:p>
-      <w:r>
-        <w:t>________________________________________________________________</w:t>
-      </w:r>
-    </w:p>
-    <w:p>
-      <w:r>
-        <w:t>________________________________________________________________</w:t>
-      </w:r>
-    </w:p>
-    <w:p>
-      <w:r>
-        <w:t>________________________________________________________________</w:t>
+        <w:t>Use feedback to improve</w:t>
       </w:r>
     </w:p>
     <w:p>
@@ -2209,12 +3543,20 @@
         <w:pStyle w:val="Heading1"/>
       </w:pPr>
       <w:r>
-        <w:t>11. Connect your project</w:t>
-      </w:r>
-    </w:p>
-    <w:p>
-      <w:r>
-        <w:t>Apply this week’s idea to Reproducible AI Research Study. Keep an annotated decision and the evidence supporting it.</w:t>
+        <w:t>11. Save the planned range and every tested result</w:t>
+      </w:r>
+    </w:p>
+    <w:p>
+      <w:r>
+        <w:t>Disclose selection and retain evaluation roles.</w:t>
+      </w:r>
+    </w:p>
+    <w:p>
+      <w:pPr>
+        <w:pStyle w:val="Heading2"/>
+      </w:pPr>
+      <w:r>
+        <w:t>Project and artifact</w:t>
       </w:r>
     </w:p>
     <w:p>
@@ -2429,10 +3771,10 @@
     </w:tbl>
     <w:p>
       <w:pPr>
-        <w:pStyle w:val="Heading3"/>
-      </w:pPr>
-      <w:r>
-        <w:t>Evidence for your project</w:t>
+        <w:pStyle w:val="Heading2"/>
+      </w:pPr>
+      <w:r>
+        <w:t>Actual local trace or calculation</w:t>
       </w:r>
     </w:p>
     <w:p>
@@ -2448,15 +3790,88 @@
     </w:p>
     <w:p>
       <w:pPr>
+        <w:pStyle w:val="Heading2"/>
+      </w:pPr>
+      <w:r>
+        <w:t>Earlier wording, alternatives and picture transcripts · reference / check after trying</w:t>
+      </w:r>
+    </w:p>
+    <w:p>
+      <w:pPr>
+        <w:pStyle w:val="Heading3"/>
+      </w:pPr>
+      <w:r>
+        <w:t>Evidence for your project</w:t>
+      </w:r>
+    </w:p>
+    <w:p>
+      <w:pPr>
         <w:pStyle w:val="Heading1"/>
       </w:pPr>
       <w:r>
-        <w:t>12. Show what you know</w:t>
-      </w:r>
-    </w:p>
-    <w:p>
-      <w:r>
-        <w:t>Use a genuinely new case for independent evidence. Previously discussed examples remain practice; use the separately named independent case before feedback.</w:t>
+        <w:t>16. Explain sensitivity without claiming an unmeasured best setting</w:t>
+      </w:r>
+    </w:p>
+    <w:p>
+      <w:r>
+        <w:t>State which data, settings and conclusions remain fixed or change.</w:t>
+      </w:r>
+    </w:p>
+    <w:p>
+      <w:pPr>
+        <w:pStyle w:val="Heading2"/>
+      </w:pPr>
+      <w:r>
+        <w:t>Retrieve and explain</w:t>
+      </w:r>
+    </w:p>
+    <w:p>
+      <w:pPr>
+        <w:pStyle w:val="ListBullet"/>
+      </w:pPr>
+      <w:r>
+        <w:t>Close your notes. Explain this goal in your own words: Explain the mechanism and terminology of sensitivity analysis</w:t>
+      </w:r>
+    </w:p>
+    <w:p>
+      <w:pPr>
+        <w:pStyle w:val="Heading3"/>
+      </w:pPr>
+      <w:r>
+        <w:t>My deciding step, evidence and one remaining question</w:t>
+      </w:r>
+    </w:p>
+    <w:p>
+      <w:r>
+        <w:t>________________________________________________________________</w:t>
+      </w:r>
+    </w:p>
+    <w:p>
+      <w:r>
+        <w:t>________________________________________________________________</w:t>
+      </w:r>
+    </w:p>
+    <w:p>
+      <w:r>
+        <w:t>________________________________________________________________</w:t>
+      </w:r>
+    </w:p>
+    <w:p>
+      <w:r>
+        <w:t>________________________________________________________________</w:t>
+      </w:r>
+    </w:p>
+    <w:p>
+      <w:r>
+        <w:t>________________________________________________________________</w:t>
+      </w:r>
+    </w:p>
+    <w:p>
+      <w:pPr>
+        <w:pStyle w:val="Heading2"/>
+      </w:pPr>
+      <w:r>
+        <w:t>Plan a changed-case return</w:t>
       </w:r>
     </w:p>
     <w:p>
@@ -2467,62 +3882,31 @@
         <w:rPr>
           <w:b w:val="0"/>
         </w:rPr>
-        <w:t>Complete the supported workbook tasks before attempting W4 independently. Record any hints or help used. After feedback, use the teacher's fresh retry rather than copying the earlier answer.</w:t>
-      </w:r>
-    </w:p>
-    <w:p>
-      <w:pPr>
-        <w:spacing w:line="336" w:lineRule="auto" w:after="180"/>
-      </w:pPr>
+        <w:t xml:space="preserve">If you are unsure, return to the worked picture and explain one arrow. If you are ready, change an </w:t>
+      </w:r>
+      <w:r>
+        <w:rPr>
+          <w:b/>
+        </w:rPr>
+        <w:t>input</w:t>
+      </w:r>
       <w:r>
         <w:rPr>
           <w:b w:val="0"/>
         </w:rPr>
-        <w:t>For a project, select a relevant new case, predict the outcome from the declared rule and preserve the result alongside any revision.</w:t>
-      </w:r>
-    </w:p>
-    <w:p>
-      <w:pPr>
-        <w:pStyle w:val="Heading3"/>
-      </w:pPr>
-      <w:r>
-        <w:t>Exit: propose one revealing change to the worked scenario. State the expected outcome and the evidence that would make you revise your explanation.</w:t>
-      </w:r>
-    </w:p>
-    <w:p>
-      <w:r>
-        <w:t>________________________________________________________________</w:t>
-      </w:r>
-    </w:p>
-    <w:p>
-      <w:r>
-        <w:t>________________________________________________________________</w:t>
-      </w:r>
-    </w:p>
-    <w:p>
-      <w:r>
-        <w:t>________________________________________________________________</w:t>
-      </w:r>
-    </w:p>
-    <w:p>
-      <w:r>
-        <w:t>________________________________________________________________</w:t>
-      </w:r>
-    </w:p>
-    <w:p>
-      <w:r>
-        <w:t>________________________________________________________________</w:t>
-      </w:r>
-    </w:p>
-    <w:p>
-      <w:pPr>
-        <w:spacing w:line="336" w:lineRule="auto" w:after="180"/>
-      </w:pPr>
+        <w:t xml:space="preserve"> or assumption and justify your </w:t>
+      </w:r>
+      <w:r>
+        <w:rPr>
+          <w:b/>
+        </w:rPr>
+        <w:t>prediction</w:t>
+      </w:r>
       <w:r>
         <w:rPr>
           <w:b w:val="0"/>
         </w:rPr>
-        <w:t>For the worked scenario, propose one additional case that could reveal a failure, describe its expected outcome before running it, and explain what would need to remain fixed for a fair comparison.</w:t>
+        <w:t>.</w:t>
       </w:r>
     </w:p>
     <w:p>
@@ -2533,14 +3917,336 @@
         <w:rPr>
           <w:b w:val="0"/>
         </w:rPr>
-        <w:t>Do not reuse W4 as a new final test after receiving feedback.</w:t>
-      </w:r>
-    </w:p>
+        <w:t xml:space="preserve">Save your workbook </w:t>
+      </w:r>
+      <w:r>
+        <w:rPr>
+          <w:b/>
+        </w:rPr>
+        <w:t>evidence</w:t>
+      </w:r>
+      <w:r>
+        <w:rPr>
+          <w:b w:val="0"/>
+        </w:rPr>
+        <w:t>. At the next review, try a different case before opening your old answer.</w:t>
+      </w:r>
+    </w:p>
+    <w:p>
+      <w:pPr>
+        <w:pStyle w:val="Heading1"/>
+      </w:pPr>
+      <w:r>
+        <w:t>Reference bank and extra practice</w:t>
+      </w:r>
+    </w:p>
+    <w:p>
+      <w:pPr>
+        <w:pStyle w:val="Heading1"/>
+      </w:pPr>
+      <w:r>
+        <w:t>05. Reference · Use research vocabulary precisely</w:t>
+      </w:r>
+    </w:p>
+    <w:p>
+      <w:r>
+        <w:t>Connect each term to the question, comparison, measurement or evidence.</w:t>
+      </w:r>
+    </w:p>
+    <w:p>
+      <w:pPr>
+        <w:pStyle w:val="Heading2"/>
+      </w:pPr>
+      <w:r>
+        <w:t>Vocabulary and your explanation</w:t>
+      </w:r>
+    </w:p>
+    <w:tbl>
+      <w:tblPr>
+        <w:tblStyle w:val="LightShading-Accent1"/>
+        <w:tblW w:type="auto" w:w="0"/>
+        <w:tblLook w:firstColumn="1" w:firstRow="1" w:lastColumn="0" w:lastRow="0" w:noHBand="0" w:noVBand="1" w:val="04A0"/>
+      </w:tblPr>
+      <w:tblGrid>
+        <w:gridCol w:w="5112"/>
+        <w:gridCol w:w="5112"/>
+      </w:tblGrid>
+      <w:tr>
+        <w:trPr>
+          <w:tblHeader/>
+        </w:trPr>
+        <w:tc>
+          <w:tcPr>
+            <w:tcW w:type="dxa" w:w="5112"/>
+          </w:tcPr>
+          <w:p>
+            <w:r>
+              <w:t>Word</w:t>
+            </w:r>
+          </w:p>
+        </w:tc>
+        <w:tc>
+          <w:tcPr>
+            <w:tcW w:type="dxa" w:w="5112"/>
+          </w:tcPr>
+          <w:p>
+            <w:r>
+              <w:t>Meaning</w:t>
+            </w:r>
+          </w:p>
+        </w:tc>
+      </w:tr>
+      <w:tr>
+        <w:tc>
+          <w:tcPr>
+            <w:tcW w:type="dxa" w:w="5112"/>
+          </w:tcPr>
+          <w:p>
+            <w:r>
+              <w:t>Sensitivity analysis</w:t>
+            </w:r>
+          </w:p>
+        </w:tc>
+        <w:tc>
+          <w:tcPr>
+            <w:tcW w:type="dxa" w:w="5112"/>
+          </w:tcPr>
+          <w:p>
+            <w:r>
+              <w:t>Checking outcomes across declared plausible choices</w:t>
+            </w:r>
+          </w:p>
+        </w:tc>
+      </w:tr>
+      <w:tr>
+        <w:tc>
+          <w:tcPr>
+            <w:tcW w:type="dxa" w:w="5112"/>
+          </w:tcPr>
+          <w:p>
+            <w:r>
+              <w:t>Robustness range</w:t>
+            </w:r>
+          </w:p>
+        </w:tc>
+        <w:tc>
+          <w:tcPr>
+            <w:tcW w:type="dxa" w:w="5112"/>
+          </w:tcPr>
+          <w:p>
+            <w:r>
+              <w:t>The conditions over which a conclusion is examined</w:t>
+            </w:r>
+          </w:p>
+        </w:tc>
+      </w:tr>
+      <w:tr>
+        <w:tc>
+          <w:tcPr>
+            <w:tcW w:type="dxa" w:w="5112"/>
+          </w:tcPr>
+          <w:p>
+            <w:r>
+              <w:t>Post-hoc selection</w:t>
+            </w:r>
+          </w:p>
+        </w:tc>
+        <w:tc>
+          <w:tcPr>
+            <w:tcW w:type="dxa" w:w="5112"/>
+          </w:tcPr>
+          <w:p>
+            <w:r>
+              <w:t>Choosing a procedure after seeing its scores</w:t>
+            </w:r>
+          </w:p>
+        </w:tc>
+      </w:tr>
+    </w:tbl>
     <w:p>
       <w:pPr>
         <w:pStyle w:val="Heading3"/>
       </w:pPr>
       <w:r>
+        <w:t>Use two terms to explain a step in this week’s example.</w:t>
+      </w:r>
+    </w:p>
+    <w:p>
+      <w:r>
+        <w:t>________________________________________________________________</w:t>
+      </w:r>
+    </w:p>
+    <w:p>
+      <w:r>
+        <w:t>________________________________________________________________</w:t>
+      </w:r>
+    </w:p>
+    <w:p>
+      <w:r>
+        <w:t>________________________________________________________________</w:t>
+      </w:r>
+    </w:p>
+    <w:p>
+      <w:pPr>
+        <w:pStyle w:val="Heading1"/>
+      </w:pPr>
+      <w:r>
+        <w:t>10. Extra challenge · Explain a stronger case</w:t>
+      </w:r>
+    </w:p>
+    <w:p>
+      <w:r>
+        <w:t>Choose the next challenge after the main route.</w:t>
+      </w:r>
+    </w:p>
+    <w:p>
+      <w:pPr>
+        <w:pStyle w:val="Heading2"/>
+      </w:pPr>
+      <w:r>
+        <w:t>Explain,repair and extend</w:t>
+      </w:r>
+    </w:p>
+    <w:p>
+      <w:pPr>
+        <w:pStyle w:val="Heading3"/>
+      </w:pPr>
+      <w:r>
+        <w:t>Explain → apply → challenge</w:t>
+      </w:r>
+    </w:p>
+    <w:p>
+      <w:pPr>
+        <w:pStyle w:val="ListBullet"/>
+      </w:pPr>
+      <w:r>
+        <w:t>Explain the weekly mechanism in your own words. Use the worked scenario to name its input, decision rule and output.</w:t>
+      </w:r>
+    </w:p>
+    <w:p>
+      <w:pPr>
+        <w:pStyle w:val="ListBullet"/>
+      </w:pPr>
+      <w:r>
+        <w:t>A report omits this qualification: A stable tested range does not establish stability under every parameter or dataset change. Explain how omitting it could change a reader's interpretation, and write an accurate replacement.</w:t>
+      </w:r>
+    </w:p>
+    <w:p>
+      <w:pPr>
+        <w:pStyle w:val="ListBullet"/>
+      </w:pPr>
+      <w:r>
+        <w:t>For the worked scenario, propose one additional case that could reveal a failure, describe its expected outcome before running it, and explain what would need to remain fixed for a fair comparison. Do not reuse W4 as a new final test after receiving feedback.</w:t>
+      </w:r>
+    </w:p>
+    <w:p>
+      <w:pPr>
+        <w:pStyle w:val="Heading3"/>
+      </w:pPr>
+      <w:r>
+        <w:t>Explain which evidence supports your conclusion and which claim remains unproved.</w:t>
+      </w:r>
+    </w:p>
+    <w:p>
+      <w:r>
+        <w:t>________________________________________________________________</w:t>
+      </w:r>
+    </w:p>
+    <w:p>
+      <w:r>
+        <w:t>________________________________________________________________</w:t>
+      </w:r>
+    </w:p>
+    <w:p>
+      <w:r>
+        <w:t>________________________________________________________________</w:t>
+      </w:r>
+    </w:p>
+    <w:p>
+      <w:r>
+        <w:t>________________________________________________________________</w:t>
+      </w:r>
+    </w:p>
+    <w:p>
+      <w:r>
+        <w:t>________________________________________________________________</w:t>
+      </w:r>
+    </w:p>
+    <w:p>
+      <w:pPr>
+        <w:pStyle w:val="Heading1"/>
+      </w:pPr>
+      <w:r>
+        <w:t>12. Reference · Check the research reasoning and its limits</w:t>
+      </w:r>
+    </w:p>
+    <w:p>
+      <w:r>
+        <w:t>Use after practice; reserve the selected independent case for its first attempt.</w:t>
+      </w:r>
+    </w:p>
+    <w:p>
+      <w:pPr>
+        <w:pStyle w:val="Heading2"/>
+      </w:pPr>
+      <w:r>
+        <w:t>Current explanation and response</w:t>
+      </w:r>
+    </w:p>
+    <w:p>
+      <w:pPr>
+        <w:pStyle w:val="ListBullet"/>
+      </w:pPr>
+      <w:r>
+        <w:t>Complete the supported workbook tasks before attempting W4 independently. Record any hints or help used. After feedback, use the teacher's fresh retry rather than copying the earlier answer. For a project, select a relevant new case, predict the outcome from the declared rule and preserve the result alongside any revision.</w:t>
+      </w:r>
+    </w:p>
+    <w:p>
+      <w:pPr>
+        <w:pStyle w:val="Heading3"/>
+      </w:pPr>
+      <w:r>
+        <w:t>Exit: propose one revealing change to the worked scenario. State the expected outcome and the evidence that would make you revise your explanation.</w:t>
+      </w:r>
+    </w:p>
+    <w:p>
+      <w:r>
+        <w:t>________________________________________________________________</w:t>
+      </w:r>
+    </w:p>
+    <w:p>
+      <w:r>
+        <w:t>________________________________________________________________</w:t>
+      </w:r>
+    </w:p>
+    <w:p>
+      <w:r>
+        <w:t>________________________________________________________________</w:t>
+      </w:r>
+    </w:p>
+    <w:p>
+      <w:r>
+        <w:t>________________________________________________________________</w:t>
+      </w:r>
+    </w:p>
+    <w:p>
+      <w:r>
+        <w:t>________________________________________________________________</w:t>
+      </w:r>
+    </w:p>
+    <w:p>
+      <w:pPr>
+        <w:pStyle w:val="ListBullet"/>
+      </w:pPr>
+      <w:r>
+        <w:t>For the worked scenario, propose one additional case that could reveal a failure, describe its expected outcome before running it, and explain what would need to remain fixed for a fair comparison. Do not reuse W4 as a new final test after receiving feedback.</w:t>
+      </w:r>
+    </w:p>
+    <w:p>
+      <w:pPr>
+        <w:pStyle w:val="Heading3"/>
+      </w:pPr>
+      <w:r>
         <w:t>My limited claim and a useful next check</w:t>
       </w:r>
     </w:p>
@@ -2569,12 +4275,20 @@
         <w:pStyle w:val="Heading1"/>
       </w:pPr>
       <w:r>
-        <w:t>13. Study a complete case</w:t>
-      </w:r>
-    </w:p>
-    <w:p>
-      <w:r>
-        <w:t>Revisit the complete Sensitivity analysis case for supported practice. Repeated examples do not become fresh assessments.</w:t>
+        <w:t>13. Extra practice · Revisit the complete trace</w:t>
+      </w:r>
+    </w:p>
+    <w:p>
+      <w:r>
+        <w:t>Predict before reading the supplied steps.</w:t>
+      </w:r>
+    </w:p>
+    <w:p>
+      <w:pPr>
+        <w:pStyle w:val="Heading2"/>
+      </w:pPr>
+      <w:r>
+        <w:t>Complete trace and evidence</w:t>
       </w:r>
     </w:p>
     <w:p>
@@ -2646,7 +4360,7 @@
           </w:tcPr>
           <w:p>
             <w:r>
-              <w:t>Retrieval cutoffs1, 3, 5 yield recall .4, .7, .8 and precision .9, .7, .5.</w:t>
+              <w:t>Retrieval cutoffs 1, 3, 5 yield recall .4, .7, .8 and precision .9, .7, .5.</w:t>
             </w:r>
           </w:p>
         </w:tc>
@@ -2743,206 +4457,20 @@
         <w:pStyle w:val="Heading1"/>
       </w:pPr>
       <w:r>
-        <w:t>14. Try a new case independently</w:t>
-      </w:r>
-    </w:p>
-    <w:p>
-      <w:r>
-        <w:t>Attempt the reserved new case before feedback. Record support; the earlier examples below remain additional practice.</w:t>
-      </w:r>
-    </w:p>
-    <w:p>
-      <w:pPr>
-        <w:pStyle w:val="Heading3"/>
-      </w:pPr>
-      <w:r>
-        <w:t>Independent case: Apply a new case independently</w:t>
-      </w:r>
-    </w:p>
-    <w:p>
-      <w:pPr>
-        <w:spacing w:line="336" w:lineRule="auto" w:after="180"/>
-      </w:pPr>
-      <w:r>
-        <w:rPr>
-          <w:b w:val="0"/>
-        </w:rPr>
-        <w:t>Thresholds .4, .5, .6 give passes8, 9, 7 out of10. Report range and a selection limit.</w:t>
-      </w:r>
-    </w:p>
-    <w:p>
-      <w:pPr>
-        <w:pStyle w:val="Heading3"/>
-      </w:pPr>
-      <w:r>
-        <w:t>My independent explanation, trace and limits</w:t>
-      </w:r>
-    </w:p>
-    <w:p>
-      <w:r>
-        <w:t>________________________________________________________________</w:t>
-      </w:r>
-    </w:p>
-    <w:p>
-      <w:r>
-        <w:t>________________________________________________________________</w:t>
-      </w:r>
-    </w:p>
-    <w:p>
-      <w:r>
-        <w:t>________________________________________________________________</w:t>
-      </w:r>
-    </w:p>
-    <w:p>
-      <w:r>
-        <w:t>________________________________________________________________</w:t>
-      </w:r>
-    </w:p>
-    <w:p>
-      <w:r>
-        <w:t>________________________________________________________________</w:t>
-      </w:r>
-    </w:p>
-    <w:p>
-      <w:r>
-        <w:t>________________________________________________________________</w:t>
-      </w:r>
-    </w:p>
-    <w:p>
-      <w:r>
-        <w:t>________________________________________________________________</w:t>
-      </w:r>
-    </w:p>
-    <w:p>
-      <w:pPr>
-        <w:spacing w:line="336" w:lineRule="auto" w:after="180"/>
-      </w:pPr>
-      <w:r>
-        <w:rPr>
-          <w:b w:val="0"/>
-        </w:rPr>
-        <w:t>Attempt this case before feedback. Record any help. Earlier examples below are further practice; a case already practised with feedback cannot establish fresh transfer.</w:t>
-      </w:r>
-    </w:p>
-    <w:p>
-      <w:pPr>
-        <w:pStyle w:val="Heading3"/>
-      </w:pPr>
-      <w:r>
-        <w:t>Attempt this without hints</w:t>
-      </w:r>
-    </w:p>
-    <w:p>
-      <w:pPr>
-        <w:spacing w:line="336" w:lineRule="auto" w:after="180"/>
-      </w:pPr>
-      <w:r>
-        <w:rPr>
-          <w:b w:val="0"/>
-        </w:rPr>
-        <w:t>Thresholds .4, .5, .6 give passes8, 9, 7 out of10. Report range and a selection limit.</w:t>
-      </w:r>
-    </w:p>
-    <w:p>
-      <w:pPr>
-        <w:pStyle w:val="Heading3"/>
-      </w:pPr>
-      <w:r>
-        <w:t>My independent procedure, result and limitation</w:t>
-      </w:r>
-    </w:p>
-    <w:p>
-      <w:r>
-        <w:t>________________________________________________________________</w:t>
-      </w:r>
-    </w:p>
-    <w:p>
-      <w:r>
-        <w:t>________________________________________________________________</w:t>
-      </w:r>
-    </w:p>
-    <w:p>
-      <w:r>
-        <w:t>________________________________________________________________</w:t>
-      </w:r>
-    </w:p>
-    <w:p>
-      <w:r>
-        <w:t>________________________________________________________________</w:t>
-      </w:r>
-    </w:p>
-    <w:p>
-      <w:r>
-        <w:t>________________________________________________________________</w:t>
-      </w:r>
-    </w:p>
-    <w:p>
-      <w:r>
-        <w:t>________________________________________________________________</w:t>
-      </w:r>
-    </w:p>
-    <w:p>
-      <w:r>
-        <w:t>________________________________________________________________</w:t>
-      </w:r>
-    </w:p>
-    <w:p>
-      <w:r>
-        <w:t>________________________________________________________________</w:t>
-      </w:r>
-    </w:p>
-    <w:p>
-      <w:pPr>
-        <w:spacing w:line="336" w:lineRule="auto" w:after="180"/>
-      </w:pPr>
-      <w:r>
-        <w:rPr>
-          <w:b w:val="0"/>
-        </w:rPr>
-        <w:t>Record support used: none, hint or teacher explanation. After feedback, a different case is needed to demonstrate independence.</w:t>
-      </w:r>
-    </w:p>
-    <w:p>
-      <w:pPr>
-        <w:pStyle w:val="Heading3"/>
-      </w:pPr>
-      <w:r>
-        <w:t>Use feedback to improve</w:t>
-      </w:r>
-    </w:p>
-    <w:p>
-      <w:pPr>
-        <w:spacing w:line="336" w:lineRule="auto" w:after="180"/>
-      </w:pPr>
-      <w:r>
-        <w:rPr>
-          <w:b w:val="0"/>
-        </w:rPr>
-        <w:t>Attempt the independent case before hints. Record whether you worked alone, used a hint or followed a model. After feedback, fix the first unsupported step and explain why it changed.</w:t>
-      </w:r>
-    </w:p>
-    <w:p>
-      <w:pPr>
-        <w:spacing w:line="336" w:lineRule="auto" w:after="180"/>
-      </w:pPr>
-      <w:r>
-        <w:rPr>
-          <w:b w:val="0"/>
-        </w:rPr>
-        <w:t>A later check uses a changed case, not a copied answer.</w:t>
-      </w:r>
-    </w:p>
-    <w:p>
-      <w:pPr>
-        <w:pStyle w:val="Heading1"/>
-      </w:pPr>
-      <w:r>
-        <w:t>15. Your lesson route</w:t>
-      </w:r>
-    </w:p>
-    <w:p>
-      <w:r>
-        <w:t>Use this map to navigate Sensitivity analysis, connect the goals to tasks and keep one evidence record for each attempt.</w:t>
+        <w:t>15. Reference · The earlier route checklist</w:t>
+      </w:r>
+    </w:p>
+    <w:p>
+      <w:r>
+        <w:t>Use one main route rather than repeating the lesson.</w:t>
+      </w:r>
+    </w:p>
+    <w:p>
+      <w:pPr>
+        <w:pStyle w:val="Heading2"/>
+      </w:pPr>
+      <w:r>
+        <w:t>Targets,route and first prediction</w:t>
       </w:r>
     </w:p>
     <w:p>
@@ -3121,12 +4649,117 @@
         <w:pStyle w:val="Heading1"/>
       </w:pPr>
       <w:r>
-        <w:t>16. Finish and return</w:t>
-      </w:r>
-    </w:p>
-    <w:p>
-      <w:r>
-        <w:t>Explain Sensitivity analysis without notes, identify a remaining question and plan a later check with a changed case.</w:t>
+        <w:t>17. Extra practice · Predict,check and repair</w:t>
+      </w:r>
+    </w:p>
+    <w:p>
+      <w:r>
+        <w:t>Keep supported feedback separate from the independent case.</w:t>
+      </w:r>
+    </w:p>
+    <w:p>
+      <w:pPr>
+        <w:pStyle w:val="Heading2"/>
+      </w:pPr>
+      <w:r>
+        <w:t>First supported question and optional hint</w:t>
+      </w:r>
+    </w:p>
+    <w:p>
+      <w:pPr>
+        <w:pStyle w:val="ListBullet"/>
+      </w:pPr>
+      <w:r>
+        <w:t>A decision sensitive to the cutoff. A toy score rule predicts positive when score is at least the chosen cutoff.</w:t>
+      </w:r>
+    </w:p>
+    <w:p>
+      <w:pPr>
+        <w:pStyle w:val="Heading3"/>
+      </w:pPr>
+      <w:r>
+        <w:t>Practice 1: explain the deciding evidence</w:t>
+      </w:r>
+    </w:p>
+    <w:p>
+      <w:pPr>
+        <w:pStyle w:val="ListBullet"/>
+      </w:pPr>
+      <w:r>
+        <w:t>Which labelled step matches this detail? Only 0.8 meets the new boundary.</w:t>
+      </w:r>
+    </w:p>
+    <w:p>
+      <w:pPr>
+        <w:pStyle w:val="ListBullet"/>
+      </w:pPr>
+      <w:r>
+        <w:t>1. Hold scores fixed</w:t>
+      </w:r>
+    </w:p>
+    <w:p>
+      <w:pPr>
+        <w:pStyle w:val="ListBullet"/>
+      </w:pPr>
+      <w:r>
+        <w:t>2. Apply cutoff 0.7</w:t>
+      </w:r>
+    </w:p>
+    <w:p>
+      <w:pPr>
+        <w:pStyle w:val="ListBullet"/>
+      </w:pPr>
+      <w:r>
+        <w:t>3. Apply cutoff 0.5</w:t>
+      </w:r>
+    </w:p>
+    <w:p>
+      <w:pPr>
+        <w:pStyle w:val="Heading3"/>
+      </w:pPr>
+      <w:r>
+        <w:t>My selected conclusion, deciding fact and explanation</w:t>
+      </w:r>
+    </w:p>
+    <w:p>
+      <w:r>
+        <w:t>________________________________________________________________</w:t>
+      </w:r>
+    </w:p>
+    <w:p>
+      <w:r>
+        <w:t>________________________________________________________________</w:t>
+      </w:r>
+    </w:p>
+    <w:p>
+      <w:r>
+        <w:t>________________________________________________________________</w:t>
+      </w:r>
+    </w:p>
+    <w:p>
+      <w:r>
+        <w:t>________________________________________________________________</w:t>
+      </w:r>
+    </w:p>
+    <w:p>
+      <w:r>
+        <w:t>________________________________________________________________</w:t>
+      </w:r>
+    </w:p>
+    <w:p>
+      <w:pPr>
+        <w:pStyle w:val="ListBullet"/>
+      </w:pPr>
+      <w:r>
+        <w:t>Hint if needed: Read the steps in the pictorial case. Match the supplied detail to the stage that performs or records it.</w:t>
+      </w:r>
+    </w:p>
+    <w:p>
+      <w:pPr>
+        <w:pStyle w:val="Heading2"/>
+      </w:pPr>
+      <w:r>
+        <w:t>Check after the first attempt · reference / check after trying</w:t>
       </w:r>
     </w:p>
     <w:p>
@@ -3137,7 +4770,157 @@
         <w:rPr>
           <w:b w:val="0"/>
         </w:rPr>
-        <w:t xml:space="preserve">Close your notes. Explain this goal in your own words: Explain the </w:t>
+        <w:t xml:space="preserve">After your attempt, compare with the supported explanation: Apply cutoff 0.7 Only 0.8 meets the new boundary. </w:t>
+      </w:r>
+      <w:r>
+        <w:rPr>
+          <w:b/>
+        </w:rPr>
+        <w:t>Sensitivity analysis</w:t>
+      </w:r>
+      <w:r>
+        <w:rPr>
+          <w:b w:val="0"/>
+        </w:rPr>
+        <w:t xml:space="preserve"> checks how conclusions change under plausible choices.</w:t>
+      </w:r>
+    </w:p>
+    <w:p>
+      <w:pPr>
+        <w:spacing w:line="336" w:lineRule="auto" w:after="180"/>
+      </w:pPr>
+      <w:r>
+        <w:rPr>
+          <w:b w:val="0"/>
+        </w:rPr>
+        <w:t>Changing a cutoff changes the decision rule, not the recorded scores or their accuracy.</w:t>
+      </w:r>
+    </w:p>
+    <w:p>
+      <w:pPr>
+        <w:pStyle w:val="Heading2"/>
+      </w:pPr>
+      <w:r>
+        <w:t>Changed-case question and optional hint</w:t>
+      </w:r>
+    </w:p>
+    <w:p>
+      <w:pPr>
+        <w:pStyle w:val="Heading3"/>
+      </w:pPr>
+      <w:r>
+        <w:t>Practice 2: explain the deciding evidence</w:t>
+      </w:r>
+    </w:p>
+    <w:p>
+      <w:pPr>
+        <w:pStyle w:val="ListBullet"/>
+      </w:pPr>
+      <w:r>
+        <w:t>Changed-case practice: Set the cutoff to exactly 0.6. Which conclusion is supported by the supplied facts?</w:t>
+      </w:r>
+    </w:p>
+    <w:p>
+      <w:pPr>
+        <w:pStyle w:val="ListBullet"/>
+      </w:pPr>
+      <w:r>
+        <w:t>1. We can decide the result without examining the changed input or the procedure.</w:t>
+      </w:r>
+    </w:p>
+    <w:p>
+      <w:pPr>
+        <w:pStyle w:val="ListBullet"/>
+      </w:pPr>
+      <w:r>
+        <w:t>2. This one example guarantees correct results for every future input.</w:t>
+      </w:r>
+    </w:p>
+    <w:p>
+      <w:pPr>
+        <w:pStyle w:val="ListBullet"/>
+      </w:pPr>
+      <w:r>
+        <w:t>3. 0.6 and 0.8 are positive because the rule includes equality.</w:t>
+      </w:r>
+    </w:p>
+    <w:p>
+      <w:pPr>
+        <w:pStyle w:val="Heading3"/>
+      </w:pPr>
+      <w:r>
+        <w:t>My selected conclusion, deciding fact and explanation</w:t>
+      </w:r>
+    </w:p>
+    <w:p>
+      <w:r>
+        <w:t>________________________________________________________________</w:t>
+      </w:r>
+    </w:p>
+    <w:p>
+      <w:r>
+        <w:t>________________________________________________________________</w:t>
+      </w:r>
+    </w:p>
+    <w:p>
+      <w:r>
+        <w:t>________________________________________________________________</w:t>
+      </w:r>
+    </w:p>
+    <w:p>
+      <w:r>
+        <w:t>________________________________________________________________</w:t>
+      </w:r>
+    </w:p>
+    <w:p>
+      <w:r>
+        <w:t>________________________________________________________________</w:t>
+      </w:r>
+    </w:p>
+    <w:p>
+      <w:pPr>
+        <w:pStyle w:val="ListBullet"/>
+      </w:pPr>
+      <w:r>
+        <w:t>Hint if needed: Use the changed condition and the deciding step in the pictorial trace. The answer must say what follows from those facts.</w:t>
+      </w:r>
+    </w:p>
+    <w:p>
+      <w:pPr>
+        <w:pStyle w:val="Heading2"/>
+      </w:pPr>
+      <w:r>
+        <w:t>Check after the changed attempt · reference / check after trying</w:t>
+      </w:r>
+    </w:p>
+    <w:p>
+      <w:pPr>
+        <w:spacing w:line="336" w:lineRule="auto" w:after="180"/>
+      </w:pPr>
+      <w:r>
+        <w:rPr>
+          <w:b w:val="0"/>
+        </w:rPr>
+        <w:t>After your attempt, compare with the supported explanation: 0.6 and 0.8 are positive because the rule includes equality. The declared at-least boundary includes the threshold value.</w:t>
+      </w:r>
+    </w:p>
+    <w:p>
+      <w:pPr>
+        <w:pStyle w:val="Heading2"/>
+      </w:pPr>
+      <w:r>
+        <w:t>Repair and retain the record</w:t>
+      </w:r>
+    </w:p>
+    <w:p>
+      <w:pPr>
+        <w:spacing w:line="336" w:lineRule="auto" w:after="180"/>
+      </w:pPr>
+      <w:r>
+        <w:rPr>
+          <w:b w:val="0"/>
+        </w:rPr>
+        <w:t xml:space="preserve">Review Ablation studies (ai-7/16). Goal: Explain the </w:t>
       </w:r>
       <w:r>
         <w:rPr>
@@ -3149,81 +4932,86 @@
         <w:rPr>
           <w:b w:val="0"/>
         </w:rPr>
-        <w:t xml:space="preserve"> and terminology of </w:t>
+        <w:t xml:space="preserve"> and terminology of ablation studies. Short practice: Calculate the filter ablation’s two rates and count change.</w:t>
+      </w:r>
+    </w:p>
+    <w:p>
+      <w:pPr>
+        <w:spacing w:line="336" w:lineRule="auto" w:after="180"/>
+      </w:pPr>
+      <w:r>
+        <w:rPr>
+          <w:b w:val="0"/>
+        </w:rPr>
+        <w:t>Which single component is altered, and why does also changing the model prevent isolating the filter?. Return to this week and explain what you changed.</w:t>
+      </w:r>
+    </w:p>
+    <w:p>
+      <w:pPr>
+        <w:spacing w:line="336" w:lineRule="auto" w:after="180"/>
+      </w:pPr>
+      <w:r>
+        <w:rPr>
+          <w:b w:val="0"/>
+        </w:rPr>
+        <w:t xml:space="preserve">Review Statistical tests and assumptions (ai-7/14). Goal: Explain the </w:t>
       </w:r>
       <w:r>
         <w:rPr>
           <w:b/>
         </w:rPr>
-        <w:t>sensitivity analysis</w:t>
-      </w:r>
-    </w:p>
-    <w:p>
-      <w:pPr>
-        <w:pStyle w:val="Heading3"/>
-      </w:pPr>
-      <w:r>
-        <w:t>My deciding step, evidence and one remaining question</w:t>
-      </w:r>
-    </w:p>
-    <w:p>
-      <w:r>
-        <w:t>________________________________________________________________</w:t>
-      </w:r>
-    </w:p>
-    <w:p>
-      <w:r>
-        <w:t>________________________________________________________________</w:t>
-      </w:r>
-    </w:p>
-    <w:p>
-      <w:r>
-        <w:t>________________________________________________________________</w:t>
-      </w:r>
-    </w:p>
-    <w:p>
-      <w:r>
-        <w:t>________________________________________________________________</w:t>
-      </w:r>
-    </w:p>
-    <w:p>
-      <w:r>
-        <w:t>________________________________________________________________</w:t>
-      </w:r>
-    </w:p>
-    <w:p>
-      <w:pPr>
-        <w:spacing w:line="336" w:lineRule="auto" w:after="180"/>
-      </w:pPr>
+        <w:t>mechanism</w:t>
+      </w:r>
       <w:r>
         <w:rPr>
           <w:b w:val="0"/>
         </w:rPr>
-        <w:t xml:space="preserve">If you are unsure, return to the worked picture and explain one arrow. If you are ready, change an </w:t>
+        <w:t xml:space="preserve"> and terminology of statistical tests and assumptions. Short practice: Calculate each paired difference and the observed sum.</w:t>
+      </w:r>
+    </w:p>
+    <w:p>
+      <w:pPr>
+        <w:spacing w:line="336" w:lineRule="auto" w:after="180"/>
+      </w:pPr>
+      <w:r>
+        <w:rPr>
+          <w:b w:val="0"/>
+        </w:rPr>
+        <w:t>Count null arrangements with absolute sum at least four, compute p, and explain the decision at threshold 0.05.. Return to this week and explain what you changed.</w:t>
+      </w:r>
+    </w:p>
+    <w:p>
+      <w:pPr>
+        <w:spacing w:line="336" w:lineRule="auto" w:after="180"/>
+      </w:pPr>
+      <w:r>
+        <w:rPr>
+          <w:b w:val="0"/>
+        </w:rPr>
+        <w:t xml:space="preserve">Review Sampling variability (ai-7/11). Goal: Explain the </w:t>
       </w:r>
       <w:r>
         <w:rPr>
           <w:b/>
         </w:rPr>
-        <w:t>input</w:t>
+        <w:t>mechanism</w:t>
       </w:r>
       <w:r>
         <w:rPr>
           <w:b w:val="0"/>
         </w:rPr>
-        <w:t xml:space="preserve"> or assumption and justify your </w:t>
-      </w:r>
-      <w:r>
-        <w:rPr>
-          <w:b/>
-        </w:rPr>
-        <w:t>prediction</w:t>
-      </w:r>
+        <w:t xml:space="preserve"> and terminology of sampling variability. Short practice: Calculate the two four-case rates and their difference.</w:t>
+      </w:r>
+    </w:p>
+    <w:p>
+      <w:pPr>
+        <w:spacing w:line="336" w:lineRule="auto" w:after="180"/>
+      </w:pPr>
       <w:r>
         <w:rPr>
           <w:b w:val="0"/>
         </w:rPr>
-        <w:t>.</w:t>
+        <w:t>Explain how changed included cases can affect a fixed model, and why identical deterministic records should not differ on a rerun.. Return to this week and explain what you changed.</w:t>
       </w:r>
     </w:p>
     <w:p>
@@ -3234,7 +5022,7 @@
         <w:rPr>
           <w:b w:val="0"/>
         </w:rPr>
-        <w:t xml:space="preserve">Save your workbook </w:t>
+        <w:t xml:space="preserve">Use Download completed work in the hosted lesson to export your answers, reflections, practice feedback and code-run </w:t>
       </w:r>
       <w:r>
         <w:rPr>
@@ -3246,20 +5034,26 @@
         <w:rPr>
           <w:b w:val="0"/>
         </w:rPr>
-        <w:t>. At the next review, try a different case before opening your old answer.</w:t>
-      </w:r>
-    </w:p>
-    <w:p>
-      <w:pPr>
-        <w:pStyle w:val="Heading1"/>
-      </w:pPr>
-      <w:r>
-        <w:t>17. Supported practice, repair and portfolio</w:t>
-      </w:r>
-    </w:p>
-    <w:p>
-      <w:r>
-        <w:t>Attempt supported questions before using hints or feedback. Review a missing building block, then keep the completed work.</w:t>
+        <w:t>. Open the HTML copy to read or print it.</w:t>
+      </w:r>
+    </w:p>
+    <w:p>
+      <w:pPr>
+        <w:spacing w:line="336" w:lineRule="auto" w:after="180"/>
+      </w:pPr>
+      <w:r>
+        <w:rPr>
+          <w:b w:val="0"/>
+        </w:rPr>
+        <w:t>Drafts stay in this browser when storage is available; clear drafts on a shared device.</w:t>
+      </w:r>
+    </w:p>
+    <w:p>
+      <w:pPr>
+        <w:pStyle w:val="Heading2"/>
+      </w:pPr>
+      <w:r>
+        <w:t>Earlier wording, alternatives and picture transcripts · reference / check after trying</w:t>
       </w:r>
     </w:p>
     <w:p>
@@ -3275,68 +5069,10 @@
     </w:p>
     <w:p>
       <w:pPr>
-        <w:spacing w:line="336" w:lineRule="auto" w:after="180"/>
-      </w:pPr>
-      <w:r>
-        <w:rPr>
-          <w:b w:val="0"/>
-        </w:rPr>
-        <w:t>A decision sensitive to the cutoff. A toy score rule predicts positive when score is at least the chosen cutoff.</w:t>
-      </w:r>
-    </w:p>
-    <w:p>
-      <w:pPr>
         <w:pStyle w:val="Heading3"/>
       </w:pPr>
       <w:r>
-        <w:t>Practice 1: explain the deciding evidence</w:t>
-      </w:r>
-    </w:p>
-    <w:p>
-      <w:pPr>
-        <w:spacing w:line="336" w:lineRule="auto" w:after="180"/>
-      </w:pPr>
-      <w:r>
-        <w:rPr>
-          <w:b w:val="0"/>
-        </w:rPr>
-        <w:t>Which labelled step matches this detail? Only 0.8 meets the new boundary.</w:t>
-      </w:r>
-    </w:p>
-    <w:p>
-      <w:pPr>
-        <w:spacing w:line="336" w:lineRule="auto" w:after="180"/>
-        <w:shd w:fill="F4F9FC"/>
-      </w:pPr>
-      <w:r>
-        <w:rPr>
-          <w:b w:val="0"/>
-        </w:rPr>
-        <w:t>1. Hold scores fixed</w:t>
-      </w:r>
-    </w:p>
-    <w:p>
-      <w:pPr>
-        <w:spacing w:line="336" w:lineRule="auto" w:after="180"/>
-        <w:shd w:fill="F4F9FC"/>
-      </w:pPr>
-      <w:r>
-        <w:rPr>
-          <w:b w:val="0"/>
-        </w:rPr>
-        <w:t>2. Apply cutoff 0.7</w:t>
-      </w:r>
-    </w:p>
-    <w:p>
-      <w:pPr>
-        <w:spacing w:line="336" w:lineRule="auto" w:after="180"/>
-        <w:shd w:fill="F4F9FC"/>
-      </w:pPr>
-      <w:r>
-        <w:rPr>
-          <w:b w:val="0"/>
-        </w:rPr>
-        <w:t>3. Apply cutoff 0.5</w:t>
+        <w:t>Repair a missing building block</w:t>
       </w:r>
     </w:p>
     <w:p>
@@ -3344,427 +5080,25 @@
         <w:pStyle w:val="Heading3"/>
       </w:pPr>
       <w:r>
-        <w:t>My selected conclusion, deciding fact and explanation</w:t>
-      </w:r>
-    </w:p>
-    <w:p>
-      <w:r>
-        <w:t>________________________________________________________________</w:t>
-      </w:r>
-    </w:p>
-    <w:p>
-      <w:r>
-        <w:t>________________________________________________________________</w:t>
-      </w:r>
-    </w:p>
-    <w:p>
-      <w:r>
-        <w:t>________________________________________________________________</w:t>
-      </w:r>
-    </w:p>
-    <w:p>
-      <w:r>
-        <w:t>________________________________________________________________</w:t>
-      </w:r>
-    </w:p>
-    <w:p>
-      <w:r>
-        <w:t>________________________________________________________________</w:t>
-      </w:r>
-    </w:p>
-    <w:p>
-      <w:pPr>
-        <w:pStyle w:val="Heading3"/>
-      </w:pPr>
-      <w:r>
-        <w:t>Hint · try first</w:t>
-      </w:r>
-    </w:p>
-    <w:p>
-      <w:pPr>
-        <w:spacing w:line="336" w:lineRule="auto" w:after="180"/>
-        <w:shd w:fill="F1F6F8"/>
-      </w:pPr>
-      <w:r>
-        <w:rPr>
-          <w:b w:val="0"/>
-        </w:rPr>
-        <w:t>Hint if needed: Read the steps in the pictorial case. Match the supplied detail to the stage that performs or records it.</w:t>
-      </w:r>
-    </w:p>
-    <w:p>
-      <w:pPr>
-        <w:pStyle w:val="Heading3"/>
-      </w:pPr>
-      <w:r>
-        <w:t>Feedback · compare after trying</w:t>
-      </w:r>
-    </w:p>
-    <w:p>
-      <w:pPr>
-        <w:spacing w:line="336" w:lineRule="auto" w:after="180"/>
-        <w:shd w:fill="F1F6FC"/>
-      </w:pPr>
-      <w:r>
-        <w:rPr>
-          <w:b w:val="0"/>
-        </w:rPr>
-        <w:t xml:space="preserve">After your attempt, compare with the supported explanation: Apply cutoff 0.7 Only 0.8 meets the new boundary. </w:t>
-      </w:r>
-      <w:r>
-        <w:rPr>
-          <w:b/>
-        </w:rPr>
-        <w:t>Sensitivity analysis</w:t>
-      </w:r>
-      <w:r>
-        <w:rPr>
-          <w:b w:val="0"/>
-        </w:rPr>
-        <w:t xml:space="preserve"> checks how conclusions change under plausible choices.</w:t>
-      </w:r>
-    </w:p>
-    <w:p>
-      <w:pPr>
-        <w:spacing w:line="336" w:lineRule="auto" w:after="180"/>
-        <w:shd w:fill="F1F6FC"/>
-      </w:pPr>
-      <w:r>
-        <w:rPr>
-          <w:b w:val="0"/>
-        </w:rPr>
-        <w:t>Changing a cutoff changes the decision rule, not the recorded scores or their accuracy.</w:t>
-      </w:r>
-    </w:p>
-    <w:p>
-      <w:pPr>
-        <w:pStyle w:val="Heading3"/>
-      </w:pPr>
-      <w:r>
-        <w:t>Practice 2: explain the deciding evidence</w:t>
-      </w:r>
-    </w:p>
-    <w:p>
-      <w:pPr>
-        <w:pStyle w:val="Heading3"/>
-      </w:pPr>
-      <w:r>
-        <w:t>Changed case · predict first</w:t>
-      </w:r>
-    </w:p>
-    <w:p>
-      <w:pPr>
-        <w:spacing w:line="336" w:lineRule="auto" w:after="180"/>
-        <w:shd w:fill="F5F1FB"/>
-      </w:pPr>
-      <w:r>
-        <w:rPr>
-          <w:b w:val="0"/>
-        </w:rPr>
-        <w:t>Changed-case practice: Set the cutoff to exactly 0.6. Which conclusion is supported by the supplied facts?</w:t>
-      </w:r>
-    </w:p>
-    <w:p>
-      <w:pPr>
-        <w:spacing w:line="336" w:lineRule="auto" w:after="180"/>
-        <w:shd w:fill="F4F9FC"/>
-      </w:pPr>
-      <w:r>
-        <w:rPr>
-          <w:b w:val="0"/>
-        </w:rPr>
-        <w:t xml:space="preserve">1. We can decide the result without examining the changed </w:t>
-      </w:r>
-      <w:r>
-        <w:rPr>
-          <w:b/>
-        </w:rPr>
-        <w:t>input</w:t>
-      </w:r>
-      <w:r>
-        <w:rPr>
-          <w:b w:val="0"/>
-        </w:rPr>
-        <w:t xml:space="preserve"> or the procedure.</w:t>
-      </w:r>
-    </w:p>
-    <w:p>
-      <w:pPr>
-        <w:spacing w:line="336" w:lineRule="auto" w:after="180"/>
-        <w:shd w:fill="F4F9FC"/>
-      </w:pPr>
-      <w:r>
-        <w:rPr>
-          <w:b w:val="0"/>
-        </w:rPr>
-        <w:t xml:space="preserve">2. This one example guarantees correct results for every future </w:t>
-      </w:r>
-      <w:r>
-        <w:rPr>
-          <w:b/>
-        </w:rPr>
-        <w:t>input</w:t>
-      </w:r>
-      <w:r>
-        <w:rPr>
-          <w:b w:val="0"/>
-        </w:rPr>
-        <w:t>.</w:t>
-      </w:r>
-    </w:p>
-    <w:p>
-      <w:pPr>
-        <w:spacing w:line="336" w:lineRule="auto" w:after="180"/>
-        <w:shd w:fill="F4F9FC"/>
-      </w:pPr>
-      <w:r>
-        <w:rPr>
-          <w:b w:val="0"/>
-        </w:rPr>
-        <w:t>3. 0.6 and 0.8 are positive because the rule includes equality.</w:t>
-      </w:r>
-    </w:p>
-    <w:p>
-      <w:pPr>
-        <w:pStyle w:val="Heading3"/>
-      </w:pPr>
-      <w:r>
-        <w:t>My selected conclusion, deciding fact and explanation</w:t>
-      </w:r>
-    </w:p>
-    <w:p>
-      <w:r>
-        <w:t>________________________________________________________________</w:t>
-      </w:r>
-    </w:p>
-    <w:p>
-      <w:r>
-        <w:t>________________________________________________________________</w:t>
-      </w:r>
-    </w:p>
-    <w:p>
-      <w:r>
-        <w:t>________________________________________________________________</w:t>
-      </w:r>
-    </w:p>
-    <w:p>
-      <w:r>
-        <w:t>________________________________________________________________</w:t>
-      </w:r>
-    </w:p>
-    <w:p>
-      <w:r>
-        <w:t>________________________________________________________________</w:t>
-      </w:r>
-    </w:p>
-    <w:p>
-      <w:pPr>
-        <w:pStyle w:val="Heading3"/>
-      </w:pPr>
-      <w:r>
-        <w:t>Hint · try first</w:t>
-      </w:r>
-    </w:p>
-    <w:p>
-      <w:pPr>
-        <w:spacing w:line="336" w:lineRule="auto" w:after="180"/>
-        <w:shd w:fill="F1F6F8"/>
-      </w:pPr>
-      <w:r>
-        <w:rPr>
-          <w:b w:val="0"/>
-        </w:rPr>
-        <w:t>Hint if needed: Use the changed condition and the deciding step in the pictorial trace. The answer must say what follows from those facts.</w:t>
-      </w:r>
-    </w:p>
-    <w:p>
-      <w:pPr>
-        <w:pStyle w:val="Heading3"/>
-      </w:pPr>
-      <w:r>
-        <w:t>Feedback · compare after trying</w:t>
-      </w:r>
-    </w:p>
-    <w:p>
-      <w:pPr>
-        <w:spacing w:line="336" w:lineRule="auto" w:after="180"/>
-        <w:shd w:fill="F1F6FC"/>
-      </w:pPr>
-      <w:r>
-        <w:rPr>
-          <w:b w:val="0"/>
-        </w:rPr>
-        <w:t>After your attempt, compare with the supported explanation: 0.6 and 0.8 are positive because the rule includes equality. The declared at-least boundary includes the threshold value.</w:t>
-      </w:r>
-    </w:p>
-    <w:p>
-      <w:pPr>
-        <w:pStyle w:val="Heading3"/>
-      </w:pPr>
-      <w:r>
-        <w:t>Repair a missing building block</w:t>
-      </w:r>
-    </w:p>
-    <w:p>
-      <w:pPr>
-        <w:spacing w:line="336" w:lineRule="auto" w:after="180"/>
-      </w:pPr>
-      <w:r>
-        <w:rPr>
-          <w:b w:val="0"/>
-        </w:rPr>
-        <w:t xml:space="preserve">Review Ablation studies (ai-7/16). Goal: Explain the </w:t>
-      </w:r>
-      <w:r>
-        <w:rPr>
-          <w:b/>
-        </w:rPr>
-        <w:t>mechanism</w:t>
-      </w:r>
-      <w:r>
-        <w:rPr>
-          <w:b w:val="0"/>
-        </w:rPr>
-        <w:t xml:space="preserve"> and terminology of ablation studies. Short practice: Calculate the filter ablation’s two rates and count change.</w:t>
-      </w:r>
-    </w:p>
-    <w:p>
-      <w:pPr>
-        <w:spacing w:line="336" w:lineRule="auto" w:after="180"/>
-      </w:pPr>
-      <w:r>
-        <w:rPr>
-          <w:b w:val="0"/>
-        </w:rPr>
-        <w:t>Which single component is altered, and why does also changing the model prevent isolating the filter?. Return to this week and explain what you changed.</w:t>
-      </w:r>
-    </w:p>
-    <w:p>
-      <w:pPr>
-        <w:spacing w:line="336" w:lineRule="auto" w:after="180"/>
-      </w:pPr>
-      <w:r>
-        <w:rPr>
-          <w:b w:val="0"/>
-        </w:rPr>
-        <w:t xml:space="preserve">Review Statistical tests and assumptions (ai-7/14). Goal: Explain the </w:t>
-      </w:r>
-      <w:r>
-        <w:rPr>
-          <w:b/>
-        </w:rPr>
-        <w:t>mechanism</w:t>
-      </w:r>
-      <w:r>
-        <w:rPr>
-          <w:b w:val="0"/>
-        </w:rPr>
-        <w:t xml:space="preserve"> and terminology of statistical tests and assumptions. Short practice: Calculate each paired difference and the observed sum.</w:t>
-      </w:r>
-    </w:p>
-    <w:p>
-      <w:pPr>
-        <w:spacing w:line="336" w:lineRule="auto" w:after="180"/>
-      </w:pPr>
-      <w:r>
-        <w:rPr>
-          <w:b w:val="0"/>
-        </w:rPr>
-        <w:t>Count null arrangements with absolute sum at least four, compute p, and explain the decision at threshold 0.05.. Return to this week and explain what you changed.</w:t>
-      </w:r>
-    </w:p>
-    <w:p>
-      <w:pPr>
-        <w:spacing w:line="336" w:lineRule="auto" w:after="180"/>
-      </w:pPr>
-      <w:r>
-        <w:rPr>
-          <w:b w:val="0"/>
-        </w:rPr>
-        <w:t xml:space="preserve">Review Sampling variability (ai-7/11). Goal: Explain the </w:t>
-      </w:r>
-      <w:r>
-        <w:rPr>
-          <w:b/>
-        </w:rPr>
-        <w:t>mechanism</w:t>
-      </w:r>
-      <w:r>
-        <w:rPr>
-          <w:b w:val="0"/>
-        </w:rPr>
-        <w:t xml:space="preserve"> and terminology of sampling variability. Short practice: Calculate the two four-case rates and their difference.</w:t>
-      </w:r>
-    </w:p>
-    <w:p>
-      <w:pPr>
-        <w:spacing w:line="336" w:lineRule="auto" w:after="180"/>
-      </w:pPr>
-      <w:r>
-        <w:rPr>
-          <w:b w:val="0"/>
-        </w:rPr>
-        <w:t>Explain how changed included cases can affect a fixed model, and why identical deterministic records should not differ on a rerun.. Return to this week and explain what you changed.</w:t>
-      </w:r>
-    </w:p>
-    <w:p>
-      <w:pPr>
-        <w:pStyle w:val="Heading3"/>
-      </w:pPr>
-      <w:r>
         <w:t>Keep your completed work</w:t>
       </w:r>
     </w:p>
     <w:p>
       <w:pPr>
-        <w:spacing w:line="336" w:lineRule="auto" w:after="180"/>
-      </w:pPr>
-      <w:r>
-        <w:rPr>
-          <w:b w:val="0"/>
-        </w:rPr>
-        <w:t xml:space="preserve">Use Download completed work in the hosted lesson to export your answers, reflections, practice feedback and code-run </w:t>
-      </w:r>
-      <w:r>
-        <w:rPr>
-          <w:b/>
-        </w:rPr>
-        <w:t>evidence</w:t>
-      </w:r>
-      <w:r>
-        <w:rPr>
-          <w:b w:val="0"/>
-        </w:rPr>
-        <w:t>. Open the HTML copy to read or print it.</w:t>
-      </w:r>
-    </w:p>
-    <w:p>
-      <w:pPr>
-        <w:spacing w:line="336" w:lineRule="auto" w:after="180"/>
-      </w:pPr>
-      <w:r>
-        <w:rPr>
-          <w:b w:val="0"/>
-        </w:rPr>
-        <w:t>Drafts stay in this browser when storage is available; clear drafts on a shared device.</w:t>
-      </w:r>
-    </w:p>
-    <w:p>
-      <w:pPr>
         <w:pStyle w:val="Heading1"/>
       </w:pPr>
       <w:r>
-        <w:t>18. Visual concept journey</w:t>
-      </w:r>
-    </w:p>
-    <w:p>
-      <w:r>
-        <w:t>Explain each Sensitivity analysis graphic using its labels, deciding evidence and relevant limitation.</w:t>
-      </w:r>
-    </w:p>
-    <w:p>
-      <w:pPr>
-        <w:pStyle w:val="Heading3"/>
+        <w:t>18. Reference · Six-picture concept journey</w:t>
+      </w:r>
+    </w:p>
+    <w:p>
+      <w:r>
+        <w:t>Choose the picture that supports the current explanation.</w:t>
+      </w:r>
+    </w:p>
+    <w:p>
+      <w:pPr>
+        <w:pStyle w:val="Heading2"/>
       </w:pPr>
       <w:r>
         <w:t>01. Sensitivity analysis: the case</w:t>
@@ -3775,7 +5109,7 @@
         <w:drawing>
           <wp:inline xmlns:a="http://schemas.openxmlformats.org/drawingml/2006/main" xmlns:pic="http://schemas.openxmlformats.org/drawingml/2006/picture">
             <wp:extent cx="5486400" cy="2834640"/>
-            <wp:docPr id="3" name="Picture 3" descr="A decision sensitive to the cutoff. A toy score rule predicts positive when score is at least the chosen cutoff. Supplied facts: Scores are 0.4,0.6,0.8. Cutoff 0.5 marks the last two positive; cutoff 0.7 marks only 0.8 positive."/>
+            <wp:docPr id="6" name="Picture 6" descr="A decision sensitive to the cutoff. A toy score rule predicts positive when score is at least the chosen cutoff. Supplied facts: Scores are 0.4,0.6,0.8. Cutoff 0.5 marks the last two positive; cutoff 0.7 marks only 0.8 positive."/>
             <wp:cNvGraphicFramePr>
               <a:graphicFrameLocks noChangeAspect="1"/>
             </wp:cNvGraphicFramePr>
@@ -3787,7 +5121,7 @@
                     <pic:cNvPicPr/>
                   </pic:nvPicPr>
                   <pic:blipFill>
-                    <a:blip r:embed="rId11"/>
+                    <a:blip r:embed="rId14"/>
                     <a:stretch>
                       <a:fillRect/>
                     </a:stretch>
@@ -3831,7 +5165,6 @@
     <w:p>
       <w:pPr>
         <w:spacing w:line="336" w:lineRule="auto" w:after="180"/>
-        <w:shd w:fill="F5F1FB"/>
       </w:pPr>
       <w:r>
         <w:rPr>
@@ -3842,7 +5175,7 @@
     </w:p>
     <w:p>
       <w:pPr>
-        <w:pStyle w:val="Heading3"/>
+        <w:pStyle w:val="Heading2"/>
       </w:pPr>
       <w:r>
         <w:t>02. Follow the deciding steps</w:t>
@@ -3853,7 +5186,7 @@
         <w:drawing>
           <wp:inline xmlns:a="http://schemas.openxmlformats.org/drawingml/2006/main" xmlns:pic="http://schemas.openxmlformats.org/drawingml/2006/picture">
             <wp:extent cx="5486400" cy="3182112"/>
-            <wp:docPr id="4" name="Picture 4" descr="Hold scores fixed: Keep the same three supplied scores. → Apply cutoff 0.5: 0.6 and 0.8 meet the boundary. → Apply cutoff 0.7: Only 0.8 meets the new boundary."/>
+            <wp:docPr id="7" name="Picture 7" descr="Hold scores fixed: Keep the same three supplied scores. → Apply cutoff 0.5: 0.6 and 0.8 meet the boundary. → Apply cutoff 0.7: Only 0.8 meets the new boundary."/>
             <wp:cNvGraphicFramePr>
               <a:graphicFrameLocks noChangeAspect="1"/>
             </wp:cNvGraphicFramePr>
@@ -3865,7 +5198,7 @@
                     <pic:cNvPicPr/>
                   </pic:nvPicPr>
                   <pic:blipFill>
-                    <a:blip r:embed="rId12"/>
+                    <a:blip r:embed="rId10"/>
                     <a:stretch>
                       <a:fillRect/>
                     </a:stretch>
@@ -3898,7 +5231,6 @@
     <w:p>
       <w:pPr>
         <w:spacing w:line="336" w:lineRule="auto" w:after="180"/>
-        <w:shd w:fill="F5F1FB"/>
       </w:pPr>
       <w:r>
         <w:rPr>
@@ -3921,7 +5253,7 @@
     </w:p>
     <w:p>
       <w:pPr>
-        <w:pStyle w:val="Heading3"/>
+        <w:pStyle w:val="Heading2"/>
       </w:pPr>
       <w:r>
         <w:t>03. Score decisions under inclusive cutoffs</w:t>
@@ -3932,7 +5264,7 @@
         <w:drawing>
           <wp:inline xmlns:a="http://schemas.openxmlformats.org/drawingml/2006/main" xmlns:pic="http://schemas.openxmlformats.org/drawingml/2006/picture">
             <wp:extent cx="5486400" cy="3617976"/>
-            <wp:docPr id="5" name="Picture 5" descr="Score decisions under inclusive cutoffs. Cutoff 0.5: Score 0.4 = No, Score 0.6 = Yes, Score 0.8 = Yes. Cutoff 0.7: Score 0.4 = No, Score 0.6 = No, Score 0.8 = Yes. Cutoff 0.6: Score 0.4 = No, Score 0.6 = Yes, Score 0.8 = Yes."/>
+            <wp:docPr id="8" name="Picture 8" descr="Score decisions under inclusive cutoffs. Cutoff 0.5: Score 0.4 = No, Score 0.6 = Yes, Score 0.8 = Yes. Cutoff 0.7: Score 0.4 = No, Score 0.6 = No, Score 0.8 = Yes. Cutoff 0.6: Score 0.4 = No, Score 0.6 = Yes, Score 0.8 = Yes."/>
             <wp:cNvGraphicFramePr>
               <a:graphicFrameLocks noChangeAspect="1"/>
             </wp:cNvGraphicFramePr>
@@ -3944,7 +5276,7 @@
                     <pic:cNvPicPr/>
                   </pic:nvPicPr>
                   <pic:blipFill>
-                    <a:blip r:embed="rId13"/>
+                    <a:blip r:embed="rId15"/>
                     <a:stretch>
                       <a:fillRect/>
                     </a:stretch>
@@ -3977,7 +5309,6 @@
     <w:p>
       <w:pPr>
         <w:spacing w:line="336" w:lineRule="auto" w:after="180"/>
-        <w:shd w:fill="F5F1FB"/>
       </w:pPr>
       <w:r>
         <w:rPr>
@@ -3988,7 +5319,7 @@
     </w:p>
     <w:p>
       <w:pPr>
-        <w:pStyle w:val="Heading3"/>
+        <w:pStyle w:val="Heading2"/>
       </w:pPr>
       <w:r>
         <w:t>04. Change one thing. Trace what follows.</w:t>
@@ -3999,7 +5330,7 @@
         <w:drawing>
           <wp:inline xmlns:a="http://schemas.openxmlformats.org/drawingml/2006/main" xmlns:pic="http://schemas.openxmlformats.org/drawingml/2006/picture">
             <wp:extent cx="5486400" cy="3026664"/>
-            <wp:docPr id="6" name="Picture 6" descr="Original case: Only 0.8 meets the new boundary. Changed condition: Set the cutoff to exactly 0.6. Expected result: 0.6 and 0.8 are positive because the rule includes equality. Reason: The declared at-least boundary includes the threshold value."/>
+            <wp:docPr id="9" name="Picture 9" descr="Original case: Only 0.8 meets the new boundary. Changed condition: Set the cutoff to exactly 0.6. Expected result: 0.6 and 0.8 are positive because the rule includes equality. Reason: The declared at-least boundary includes the threshold value."/>
             <wp:cNvGraphicFramePr>
               <a:graphicFrameLocks noChangeAspect="1"/>
             </wp:cNvGraphicFramePr>
@@ -4011,7 +5342,7 @@
                     <pic:cNvPicPr/>
                   </pic:nvPicPr>
                   <pic:blipFill>
-                    <a:blip r:embed="rId14"/>
+                    <a:blip r:embed="rId11"/>
                     <a:stretch>
                       <a:fillRect/>
                     </a:stretch>
@@ -4055,7 +5386,6 @@
     <w:p>
       <w:pPr>
         <w:spacing w:line="336" w:lineRule="auto" w:after="180"/>
-        <w:shd w:fill="F5F1FB"/>
       </w:pPr>
       <w:r>
         <w:rPr>
@@ -4066,7 +5396,7 @@
     </w:p>
     <w:p>
       <w:pPr>
-        <w:pStyle w:val="Heading3"/>
+        <w:pStyle w:val="Heading2"/>
       </w:pPr>
       <w:r>
         <w:t>05. Connect the explanation to its limit</w:t>
@@ -4077,7 +5407,7 @@
         <w:drawing>
           <wp:inline xmlns:a="http://schemas.openxmlformats.org/drawingml/2006/main" xmlns:pic="http://schemas.openxmlformats.org/drawingml/2006/picture">
             <wp:extent cx="5486400" cy="2834640"/>
-            <wp:docPr id="7" name="Picture 7" descr="Sensitivity analysis checks how conclusions change under plausible choices. Changing a cutoff changes the decision rule, not the recorded scores or their accuracy. Limit: Without reference labels, these counts do not identify the best cutoff or establish correctness."/>
+            <wp:docPr id="10" name="Picture 10" descr="Sensitivity analysis checks how conclusions change under plausible choices. Changing a cutoff changes the decision rule, not the recorded scores or their accuracy. Limit: Without reference labels, these counts do not identify the best cutoff or establish correctness."/>
             <wp:cNvGraphicFramePr>
               <a:graphicFrameLocks noChangeAspect="1"/>
             </wp:cNvGraphicFramePr>
@@ -4089,7 +5419,7 @@
                     <pic:cNvPicPr/>
                   </pic:nvPicPr>
                   <pic:blipFill>
-                    <a:blip r:embed="rId15"/>
+                    <a:blip r:embed="rId16"/>
                     <a:stretch>
                       <a:fillRect/>
                     </a:stretch>
@@ -4139,7 +5469,6 @@
     <w:p>
       <w:pPr>
         <w:spacing w:line="336" w:lineRule="auto" w:after="180"/>
-        <w:shd w:fill="F5F1FB"/>
       </w:pPr>
       <w:r>
         <w:rPr>
@@ -4150,7 +5479,7 @@
     </w:p>
     <w:p>
       <w:pPr>
-        <w:pStyle w:val="Heading3"/>
+        <w:pStyle w:val="Heading2"/>
       </w:pPr>
       <w:r>
         <w:t>06. Make the idea visible in your project</w:t>
@@ -4161,7 +5490,7 @@
         <w:drawing>
           <wp:inline xmlns:a="http://schemas.openxmlformats.org/drawingml/2006/main" xmlns:pic="http://schemas.openxmlformats.org/drawingml/2006/picture">
             <wp:extent cx="5486400" cy="3681984"/>
-            <wp:docPr id="8" name="Picture 8" descr="For the Reproducible AI Research Study, retain an annotated worked trace and the changed-case reasoning. Connect the claim to its records, units and assumptions so another investigator can challenge or reproduce it. Draw your input, deciding step, result and limit. Supported question: Classify 0.4, 0.6 and 0.8 at cutoffs 0.5, 0.7 and exactly 0.6. Which equality rule decides the boundary, and can these unlabelled scores identify the best cutoff?"/>
+            <wp:docPr id="11" name="Picture 11" descr="For the Reproducible AI Research Study, retain an annotated worked trace and the changed-case reasoning. Connect the claim to its records, units and assumptions so another investigator can challenge or reproduce it. Draw your input, deciding step, result and limit. Supported question: Classify 0.4, 0.6 and 0.8 at cutoffs 0.5, 0.7 and exactly 0.6. Which equality rule decides the boundary, and can these unlabelled scores identify the best cutoff?"/>
             <wp:cNvGraphicFramePr>
               <a:graphicFrameLocks noChangeAspect="1"/>
             </wp:cNvGraphicFramePr>
@@ -4173,7 +5502,7 @@
                     <pic:cNvPicPr/>
                   </pic:nvPicPr>
                   <pic:blipFill>
-                    <a:blip r:embed="rId16"/>
+                    <a:blip r:embed="rId17"/>
                     <a:stretch>
                       <a:fillRect/>
                     </a:stretch>
@@ -4240,7 +5569,6 @@
     <w:p>
       <w:pPr>
         <w:spacing w:line="336" w:lineRule="auto" w:after="180"/>
-        <w:shd w:fill="F5F1FB"/>
       </w:pPr>
       <w:r>
         <w:rPr>
@@ -4259,6 +5587,62 @@
           <w:b w:val="0"/>
         </w:rPr>
         <w:t>.</w:t>
+      </w:r>
+    </w:p>
+    <w:p>
+      <w:pPr>
+        <w:pStyle w:val="Heading2"/>
+      </w:pPr>
+      <w:r>
+        <w:t>Earlier wording, alternatives and picture transcripts · reference / check after trying</w:t>
+      </w:r>
+    </w:p>
+    <w:p>
+      <w:pPr>
+        <w:pStyle w:val="Heading3"/>
+      </w:pPr>
+      <w:r>
+        <w:t>01. Sensitivity analysis: the case</w:t>
+      </w:r>
+    </w:p>
+    <w:p>
+      <w:pPr>
+        <w:pStyle w:val="Heading3"/>
+      </w:pPr>
+      <w:r>
+        <w:t>02. Follow the deciding steps</w:t>
+      </w:r>
+    </w:p>
+    <w:p>
+      <w:pPr>
+        <w:pStyle w:val="Heading3"/>
+      </w:pPr>
+      <w:r>
+        <w:t>03. Score decisions under inclusive cutoffs</w:t>
+      </w:r>
+    </w:p>
+    <w:p>
+      <w:pPr>
+        <w:pStyle w:val="Heading3"/>
+      </w:pPr>
+      <w:r>
+        <w:t>04. Change one thing. Trace what follows.</w:t>
+      </w:r>
+    </w:p>
+    <w:p>
+      <w:pPr>
+        <w:pStyle w:val="Heading3"/>
+      </w:pPr>
+      <w:r>
+        <w:t>05. Connect the explanation to its limit</w:t>
+      </w:r>
+    </w:p>
+    <w:p>
+      <w:pPr>
+        <w:pStyle w:val="Heading3"/>
+      </w:pPr>
+      <w:r>
+        <w:t>06. Make the idea visible in your project</w:t>
       </w:r>
     </w:p>
     <w:sectPr>
